--- a/04-滤波电路/03-带通滤波/无源LC带通滤波电路/无源LC带通滤波电路.docx
+++ b/04-滤波电路/03-带通滤波/无源LC带通滤波电路/无源LC带通滤波电路.docx
@@ -2940,6 +2940,20 @@
     </w:p>
     <w:bookmarkEnd w:id="26"/>
     <w:bookmarkEnd w:id="27"/>
+    <w:p>
+      <w:pPr>
+        <w:spacing w:before="360"/>
+        <w:jc w:val="center"/>
+      </w:pPr>
+      <w:r>
+        <w:rPr>
+          <w:rFonts w:ascii="Times New Roman" w:hAnsi="Times New Roman"/>
+          <w:color w:val="555555"/>
+          <w:sz w:val="21"/>
+        </w:rPr>
+        <w:t>材料收集者：杜文杰</w:t>
+      </w:r>
+    </w:p>
     <w:sectPr>
       <w:headerReference r:id="rId9" w:type="default"/>
       <w:footerReference r:id="rId10" w:type="default"/>

--- a/04-滤波电路/03-带通滤波/无源LC带通滤波电路/无源LC带通滤波电路.docx
+++ b/04-滤波电路/03-带通滤波/无源LC带通滤波电路/无源LC带通滤波电路.docx
@@ -1,6 +1,6 @@
 
 <file path=word/document.xml><?xml version="1.0" encoding="utf-8"?>
-<w:document xmlns:w="http://schemas.openxmlformats.org/wordprocessingml/2006/main" xmlns:m="http://schemas.openxmlformats.org/officeDocument/2006/math" xmlns:r="http://schemas.openxmlformats.org/officeDocument/2006/relationships" xmlns:o="urn:schemas-microsoft-com:office:office" xmlns:v="urn:schemas-microsoft-com:vml" xmlns:w10="urn:schemas-microsoft-com:office:word" xmlns:a="http://schemas.openxmlformats.org/drawingml/2006/main" xmlns:pic="http://schemas.openxmlformats.org/drawingml/2006/picture" xmlns:wp="http://schemas.openxmlformats.org/drawingml/2006/wordprocessingDrawing">
+<w:document xmlns:m="http://schemas.openxmlformats.org/officeDocument/2006/math" xmlns:r="http://schemas.openxmlformats.org/officeDocument/2006/relationships" xmlns:w="http://schemas.openxmlformats.org/wordprocessingml/2006/main" xmlns:o="urn:schemas-microsoft-com:office:office" xmlns:v="urn:schemas-microsoft-com:vml" xmlns:w10="urn:schemas-microsoft-com:office:word" xmlns:a="http://schemas.openxmlformats.org/drawingml/2006/main" xmlns:pic="http://schemas.openxmlformats.org/drawingml/2006/picture" xmlns:wp="http://schemas.openxmlformats.org/drawingml/2006/wordprocessingDrawing">
   <w:body>
     <w:bookmarkStart w:id="27" w:name="无源-lc-带通滤波电路"/>
     <w:p>
@@ -9,16 +9,19 @@
       </w:pPr>
       <w:r>
         <w:rPr>
-          <w:rFonts w:hint="eastAsia"/>
+          <w:rFonts w:hint="eastAsia" w:eastAsia="黑体"/>
         </w:rPr>
         <w:t xml:space="preserve">无源</w:t>
       </w:r>
       <w:r>
+        <w:rPr>
+          <w:rFonts w:eastAsia="黑体"/>
+        </w:rPr>
         <w:t xml:space="preserve"> LC </w:t>
       </w:r>
       <w:r>
         <w:rPr>
-          <w:rFonts w:hint="eastAsia"/>
+          <w:rFonts w:hint="eastAsia" w:eastAsia="黑体"/>
         </w:rPr>
         <w:t xml:space="preserve">带通滤波电路</w:t>
       </w:r>
@@ -30,7 +33,7 @@
       </w:pPr>
       <w:r>
         <w:rPr>
-          <w:rFonts w:hint="eastAsia"/>
+          <w:rFonts w:hint="eastAsia" w:eastAsia="黑体"/>
         </w:rPr>
         <w:t xml:space="preserve">拓扑描述</w:t>
       </w:r>
@@ -41,16 +44,19 @@
       </w:pPr>
       <w:r>
         <w:rPr>
-          <w:rFonts w:hint="eastAsia"/>
+          <w:rFonts w:hint="eastAsia" w:eastAsia="黑体"/>
         </w:rPr>
         <w:t xml:space="preserve">由</w:t>
       </w:r>
       <w:r>
+        <w:rPr>
+          <w:rFonts w:eastAsia="黑体"/>
+        </w:rPr>
         <w:t xml:space="preserve"> </w:t>
       </w:r>
       <w:r>
         <w:rPr>
-          <w:rFonts w:hint="eastAsia"/>
+          <w:rFonts w:hint="eastAsia" w:eastAsia="黑体"/>
           <w:b/>
           <w:bCs/>
         </w:rPr>
@@ -58,6 +64,7 @@
       </w:r>
       <w:r>
         <w:rPr>
+          <w:rFonts w:eastAsia="黑体"/>
           <w:b/>
           <w:bCs/>
         </w:rPr>
@@ -79,6 +86,7 @@
       </m:oMath>
       <w:r>
         <w:rPr>
+          <w:rFonts w:eastAsia="黑体"/>
           <w:b/>
           <w:bCs/>
         </w:rPr>
@@ -99,20 +107,26 @@
         </m:sSub>
       </m:oMath>
       <w:r>
+        <w:rPr>
+          <w:rFonts w:eastAsia="黑体"/>
+        </w:rPr>
         <w:t xml:space="preserve"> </w:t>
       </w:r>
       <w:r>
         <w:rPr>
-          <w:rFonts w:hint="eastAsia"/>
+          <w:rFonts w:hint="eastAsia" w:eastAsia="黑体"/>
         </w:rPr>
         <w:t xml:space="preserve">与</w:t>
       </w:r>
       <w:r>
+        <w:rPr>
+          <w:rFonts w:eastAsia="黑体"/>
+        </w:rPr>
         <w:t xml:space="preserve"> </w:t>
       </w:r>
       <w:r>
         <w:rPr>
-          <w:rFonts w:hint="eastAsia"/>
+          <w:rFonts w:hint="eastAsia" w:eastAsia="黑体"/>
           <w:b/>
           <w:bCs/>
         </w:rPr>
@@ -120,6 +134,7 @@
       </w:r>
       <w:r>
         <w:rPr>
+          <w:rFonts w:eastAsia="黑体"/>
           <w:b/>
           <w:bCs/>
         </w:rPr>
@@ -141,6 +156,7 @@
       </m:oMath>
       <w:r>
         <w:rPr>
+          <w:rFonts w:eastAsia="黑体"/>
           <w:b/>
           <w:bCs/>
         </w:rPr>
@@ -161,26 +177,32 @@
         </m:sSub>
       </m:oMath>
       <w:r>
+        <w:rPr>
+          <w:rFonts w:eastAsia="黑体"/>
+        </w:rPr>
         <w:t xml:space="preserve"> </w:t>
       </w:r>
       <w:r>
         <w:rPr>
-          <w:rFonts w:hint="eastAsia"/>
+          <w:rFonts w:hint="eastAsia" w:eastAsia="黑体"/>
         </w:rPr>
         <w:t xml:space="preserve">组成的无源带通网络（单节”串谐串接、并谐跨接”的基础节）。电路共有</w:t>
       </w:r>
       <w:r>
+        <w:rPr>
+          <w:rFonts w:eastAsia="黑体"/>
+        </w:rPr>
         <w:t xml:space="preserve"> 4 </w:t>
       </w:r>
       <w:r>
         <w:rPr>
-          <w:rFonts w:hint="eastAsia"/>
+          <w:rFonts w:hint="eastAsia" w:eastAsia="黑体"/>
         </w:rPr>
         <w:t xml:space="preserve">个关键节点：</w:t>
       </w:r>
       <w:r>
         <w:rPr>
-          <w:rFonts w:hint="eastAsia"/>
+          <w:rFonts w:hint="eastAsia" w:eastAsia="黑体"/>
           <w:b/>
           <w:bCs/>
         </w:rPr>
@@ -188,6 +210,7 @@
       </w:r>
       <w:r>
         <w:rPr>
+          <w:rFonts w:eastAsia="黑体"/>
           <w:b/>
           <w:bCs/>
         </w:rPr>
@@ -195,7 +218,7 @@
       </w:r>
       <w:r>
         <w:rPr>
-          <w:rFonts w:hint="eastAsia"/>
+          <w:rFonts w:hint="eastAsia" w:eastAsia="黑体"/>
           <w:b/>
           <w:bCs/>
         </w:rPr>
@@ -203,11 +226,14 @@
       </w:r>
       <w:r>
         <w:rPr>
-          <w:rFonts w:hint="eastAsia"/>
+          <w:rFonts w:hint="eastAsia" w:eastAsia="黑体"/>
         </w:rPr>
         <w:t xml:space="preserve">（信号源</w:t>
       </w:r>
       <w:r>
+        <w:rPr>
+          <w:rFonts w:eastAsia="黑体"/>
+        </w:rPr>
         <w:t xml:space="preserve"> </w:t>
       </w:r>
       <m:oMath>
@@ -228,15 +254,21 @@
         </m:sSub>
       </m:oMath>
       <w:r>
+        <w:rPr>
+          <w:rFonts w:eastAsia="黑体"/>
+        </w:rPr>
         <w:t xml:space="preserve"> </w:t>
       </w:r>
       <w:r>
         <w:rPr>
-          <w:rFonts w:hint="eastAsia"/>
+          <w:rFonts w:hint="eastAsia" w:eastAsia="黑体"/>
         </w:rPr>
         <w:t xml:space="preserve">正端与</w:t>
       </w:r>
       <w:r>
+        <w:rPr>
+          <w:rFonts w:eastAsia="黑体"/>
+        </w:rPr>
         <w:t xml:space="preserve"> </w:t>
       </w:r>
       <m:oMath>
@@ -254,17 +286,20 @@
         </m:sSub>
       </m:oMath>
       <w:r>
+        <w:rPr>
+          <w:rFonts w:eastAsia="黑体"/>
+        </w:rPr>
         <w:t xml:space="preserve"> </w:t>
       </w:r>
       <w:r>
         <w:rPr>
-          <w:rFonts w:hint="eastAsia"/>
+          <w:rFonts w:hint="eastAsia" w:eastAsia="黑体"/>
         </w:rPr>
         <w:t xml:space="preserve">一端相连）；</w:t>
       </w:r>
       <w:r>
         <w:rPr>
-          <w:rFonts w:hint="eastAsia"/>
+          <w:rFonts w:hint="eastAsia" w:eastAsia="黑体"/>
           <w:b/>
           <w:bCs/>
         </w:rPr>
@@ -272,6 +307,7 @@
       </w:r>
       <w:r>
         <w:rPr>
+          <w:rFonts w:eastAsia="黑体"/>
           <w:b/>
           <w:bCs/>
         </w:rPr>
@@ -279,7 +315,7 @@
       </w:r>
       <w:r>
         <w:rPr>
-          <w:rFonts w:hint="eastAsia"/>
+          <w:rFonts w:hint="eastAsia" w:eastAsia="黑体"/>
           <w:b/>
           <w:bCs/>
         </w:rPr>
@@ -287,7 +323,7 @@
       </w:r>
       <w:r>
         <w:rPr>
-          <w:rFonts w:hint="eastAsia"/>
+          <w:rFonts w:hint="eastAsia" w:eastAsia="黑体"/>
         </w:rPr>
         <w:t xml:space="preserve">（</w:t>
       </w:r>
@@ -306,15 +342,21 @@
         </m:sSub>
       </m:oMath>
       <w:r>
+        <w:rPr>
+          <w:rFonts w:eastAsia="黑体"/>
+        </w:rPr>
         <w:t xml:space="preserve"> </w:t>
       </w:r>
       <w:r>
         <w:rPr>
-          <w:rFonts w:hint="eastAsia"/>
+          <w:rFonts w:hint="eastAsia" w:eastAsia="黑体"/>
         </w:rPr>
         <w:t xml:space="preserve">另一端与</w:t>
       </w:r>
       <w:r>
+        <w:rPr>
+          <w:rFonts w:eastAsia="黑体"/>
+        </w:rPr>
         <w:t xml:space="preserve"> </w:t>
       </w:r>
       <m:oMath>
@@ -332,17 +374,20 @@
         </m:sSub>
       </m:oMath>
       <w:r>
+        <w:rPr>
+          <w:rFonts w:eastAsia="黑体"/>
+        </w:rPr>
         <w:t xml:space="preserve"> </w:t>
       </w:r>
       <w:r>
         <w:rPr>
-          <w:rFonts w:hint="eastAsia"/>
+          <w:rFonts w:hint="eastAsia" w:eastAsia="黑体"/>
         </w:rPr>
         <w:t xml:space="preserve">一端相连）；</w:t>
       </w:r>
       <w:r>
         <w:rPr>
-          <w:rFonts w:hint="eastAsia"/>
+          <w:rFonts w:hint="eastAsia" w:eastAsia="黑体"/>
           <w:b/>
           <w:bCs/>
         </w:rPr>
@@ -350,6 +395,7 @@
       </w:r>
       <w:r>
         <w:rPr>
+          <w:rFonts w:eastAsia="黑体"/>
           <w:b/>
           <w:bCs/>
         </w:rPr>
@@ -357,7 +403,7 @@
       </w:r>
       <w:r>
         <w:rPr>
-          <w:rFonts w:hint="eastAsia"/>
+          <w:rFonts w:hint="eastAsia" w:eastAsia="黑体"/>
           <w:b/>
           <w:bCs/>
         </w:rPr>
@@ -365,7 +411,7 @@
       </w:r>
       <w:r>
         <w:rPr>
-          <w:rFonts w:hint="eastAsia"/>
+          <w:rFonts w:hint="eastAsia" w:eastAsia="黑体"/>
         </w:rPr>
         <w:t xml:space="preserve">（</w:t>
       </w:r>
@@ -384,11 +430,14 @@
         </m:sSub>
       </m:oMath>
       <w:r>
+        <w:rPr>
+          <w:rFonts w:eastAsia="黑体"/>
+        </w:rPr>
         <w:t xml:space="preserve"> </w:t>
       </w:r>
       <w:r>
         <w:rPr>
-          <w:rFonts w:hint="eastAsia"/>
+          <w:rFonts w:hint="eastAsia" w:eastAsia="黑体"/>
         </w:rPr>
         <w:t xml:space="preserve">另一端、</w:t>
       </w:r>
@@ -407,15 +456,21 @@
         </m:sSub>
       </m:oMath>
       <w:r>
+        <w:rPr>
+          <w:rFonts w:eastAsia="黑体"/>
+        </w:rPr>
         <w:t xml:space="preserve"> </w:t>
       </w:r>
       <w:r>
         <w:rPr>
-          <w:rFonts w:hint="eastAsia"/>
+          <w:rFonts w:hint="eastAsia" w:eastAsia="黑体"/>
         </w:rPr>
         <w:t xml:space="preserve">一端与</w:t>
       </w:r>
       <w:r>
+        <w:rPr>
+          <w:rFonts w:eastAsia="黑体"/>
+        </w:rPr>
         <w:t xml:space="preserve"> </w:t>
       </w:r>
       <m:oMath>
@@ -433,15 +488,21 @@
         </m:sSub>
       </m:oMath>
       <w:r>
+        <w:rPr>
+          <w:rFonts w:eastAsia="黑体"/>
+        </w:rPr>
         <w:t xml:space="preserve"> </w:t>
       </w:r>
       <w:r>
         <w:rPr>
-          <w:rFonts w:hint="eastAsia"/>
+          <w:rFonts w:hint="eastAsia" w:eastAsia="黑体"/>
         </w:rPr>
         <w:t xml:space="preserve">一端三者相连，作为输出</w:t>
       </w:r>
       <w:r>
+        <w:rPr>
+          <w:rFonts w:eastAsia="黑体"/>
+        </w:rPr>
         <w:t xml:space="preserve"> </w:t>
       </w:r>
       <m:oMath>
@@ -466,13 +527,13 @@
       </m:oMath>
       <w:r>
         <w:rPr>
-          <w:rFonts w:hint="eastAsia"/>
+          <w:rFonts w:hint="eastAsia" w:eastAsia="黑体"/>
         </w:rPr>
         <w:t xml:space="preserve">）；</w:t>
       </w:r>
       <w:r>
         <w:rPr>
-          <w:rFonts w:hint="eastAsia"/>
+          <w:rFonts w:hint="eastAsia" w:eastAsia="黑体"/>
           <w:b/>
           <w:bCs/>
         </w:rPr>
@@ -480,6 +541,7 @@
       </w:r>
       <w:r>
         <w:rPr>
+          <w:rFonts w:eastAsia="黑体"/>
           <w:b/>
           <w:bCs/>
         </w:rPr>
@@ -487,7 +549,7 @@
       </w:r>
       <w:r>
         <w:rPr>
-          <w:rFonts w:hint="eastAsia"/>
+          <w:rFonts w:hint="eastAsia" w:eastAsia="黑体"/>
           <w:b/>
           <w:bCs/>
         </w:rPr>
@@ -495,6 +557,7 @@
       </w:r>
       <w:r>
         <w:rPr>
+          <w:rFonts w:eastAsia="黑体"/>
           <w:b/>
           <w:bCs/>
         </w:rPr>
@@ -502,7 +565,7 @@
       </w:r>
       <w:r>
         <w:rPr>
-          <w:rFonts w:hint="eastAsia"/>
+          <w:rFonts w:hint="eastAsia" w:eastAsia="黑体"/>
         </w:rPr>
         <w:t xml:space="preserve">（</w:t>
       </w:r>
@@ -521,15 +584,21 @@
         </m:sSub>
       </m:oMath>
       <w:r>
+        <w:rPr>
+          <w:rFonts w:eastAsia="黑体"/>
+        </w:rPr>
         <w:t xml:space="preserve"> </w:t>
       </w:r>
       <w:r>
         <w:rPr>
-          <w:rFonts w:hint="eastAsia"/>
+          <w:rFonts w:hint="eastAsia" w:eastAsia="黑体"/>
         </w:rPr>
         <w:t xml:space="preserve">另一端与</w:t>
       </w:r>
       <w:r>
+        <w:rPr>
+          <w:rFonts w:eastAsia="黑体"/>
+        </w:rPr>
         <w:t xml:space="preserve"> </w:t>
       </w:r>
       <m:oMath>
@@ -547,11 +616,14 @@
         </m:sSub>
       </m:oMath>
       <w:r>
+        <w:rPr>
+          <w:rFonts w:eastAsia="黑体"/>
+        </w:rPr>
         <w:t xml:space="preserve"> </w:t>
       </w:r>
       <w:r>
         <w:rPr>
-          <w:rFonts w:hint="eastAsia"/>
+          <w:rFonts w:hint="eastAsia" w:eastAsia="黑体"/>
         </w:rPr>
         <w:t xml:space="preserve">另一端接地）。</w:t>
       </w:r>
@@ -560,7 +632,7 @@
       <w:pPr/>
       <w:r>
         <w:rPr>
-          <w:rFonts w:hint="eastAsia"/>
+          <w:rFonts w:hint="eastAsia" w:eastAsia="黑体"/>
         </w:rPr>
         <w:t xml:space="preserve">各元件管脚连接：</w:t>
       </w:r>
@@ -579,11 +651,14 @@
         </m:sSub>
       </m:oMath>
       <w:r>
+        <w:rPr>
+          <w:rFonts w:eastAsia="黑体"/>
+        </w:rPr>
         <w:t xml:space="preserve"> </w:t>
       </w:r>
       <w:r>
         <w:rPr>
-          <w:rFonts w:hint="eastAsia"/>
+          <w:rFonts w:hint="eastAsia" w:eastAsia="黑体"/>
         </w:rPr>
         <w:t xml:space="preserve">一端接输入节点、另一端接中间节点；</w:t>
       </w:r>
@@ -602,15 +677,21 @@
         </m:sSub>
       </m:oMath>
       <w:r>
+        <w:rPr>
+          <w:rFonts w:eastAsia="黑体"/>
+        </w:rPr>
         <w:t xml:space="preserve"> </w:t>
       </w:r>
       <w:r>
         <w:rPr>
-          <w:rFonts w:hint="eastAsia"/>
+          <w:rFonts w:hint="eastAsia" w:eastAsia="黑体"/>
         </w:rPr>
         <w:t xml:space="preserve">一端接中间节点、另一端接输出节点（与</w:t>
       </w:r>
       <w:r>
+        <w:rPr>
+          <w:rFonts w:eastAsia="黑体"/>
+        </w:rPr>
         <w:t xml:space="preserve"> </w:t>
       </w:r>
       <m:oMath>
@@ -628,11 +709,14 @@
         </m:sSub>
       </m:oMath>
       <w:r>
+        <w:rPr>
+          <w:rFonts w:eastAsia="黑体"/>
+        </w:rPr>
         <w:t xml:space="preserve"> </w:t>
       </w:r>
       <w:r>
         <w:rPr>
-          <w:rFonts w:hint="eastAsia"/>
+          <w:rFonts w:hint="eastAsia" w:eastAsia="黑体"/>
         </w:rPr>
         <w:t xml:space="preserve">串联成串谐支路）；</w:t>
       </w:r>
@@ -651,20 +735,26 @@
         </m:sSub>
       </m:oMath>
       <w:r>
+        <w:rPr>
+          <w:rFonts w:eastAsia="黑体"/>
+        </w:rPr>
         <w:t xml:space="preserve"> </w:t>
       </w:r>
       <w:r>
         <w:rPr>
-          <w:rFonts w:hint="eastAsia"/>
+          <w:rFonts w:hint="eastAsia" w:eastAsia="黑体"/>
         </w:rPr>
         <w:t xml:space="preserve">一端接输出节点、另一端接</w:t>
       </w:r>
       <w:r>
+        <w:rPr>
+          <w:rFonts w:eastAsia="黑体"/>
+        </w:rPr>
         <w:t xml:space="preserve"> </w:t>
       </w:r>
       <w:r>
         <w:rPr>
-          <w:rFonts w:hint="eastAsia"/>
+          <w:rFonts w:hint="eastAsia" w:eastAsia="黑体"/>
         </w:rPr>
         <w:t xml:space="preserve">GND；</w:t>
       </w:r>
@@ -683,24 +773,33 @@
         </m:sSub>
       </m:oMath>
       <w:r>
+        <w:rPr>
+          <w:rFonts w:eastAsia="黑体"/>
+        </w:rPr>
         <w:t xml:space="preserve"> </w:t>
       </w:r>
       <w:r>
         <w:rPr>
-          <w:rFonts w:hint="eastAsia"/>
+          <w:rFonts w:hint="eastAsia" w:eastAsia="黑体"/>
         </w:rPr>
         <w:t xml:space="preserve">一端接输出节点、另一端接</w:t>
       </w:r>
       <w:r>
+        <w:rPr>
+          <w:rFonts w:eastAsia="黑体"/>
+        </w:rPr>
         <w:t xml:space="preserve"> </w:t>
       </w:r>
       <w:r>
         <w:rPr>
-          <w:rFonts w:hint="eastAsia"/>
+          <w:rFonts w:hint="eastAsia" w:eastAsia="黑体"/>
         </w:rPr>
         <w:t xml:space="preserve">GND（与</w:t>
       </w:r>
       <w:r>
+        <w:rPr>
+          <w:rFonts w:eastAsia="黑体"/>
+        </w:rPr>
         <w:t xml:space="preserve"> </w:t>
       </w:r>
       <m:oMath>
@@ -718,11 +817,14 @@
         </m:sSub>
       </m:oMath>
       <w:r>
+        <w:rPr>
+          <w:rFonts w:eastAsia="黑体"/>
+        </w:rPr>
         <w:t xml:space="preserve"> </w:t>
       </w:r>
       <w:r>
         <w:rPr>
-          <w:rFonts w:hint="eastAsia"/>
+          <w:rFonts w:hint="eastAsia" w:eastAsia="黑体"/>
         </w:rPr>
         <w:t xml:space="preserve">并联成并谐支路）。</w:t>
       </w:r>
@@ -731,38 +833,50 @@
       <w:pPr/>
       <w:r>
         <w:rPr>
-          <w:rFonts w:hint="eastAsia"/>
+          <w:rFonts w:hint="eastAsia" w:eastAsia="黑体"/>
         </w:rPr>
         <w:t xml:space="preserve">由此构成”串联</w:t>
       </w:r>
       <w:r>
+        <w:rPr>
+          <w:rFonts w:eastAsia="黑体"/>
+        </w:rPr>
         <w:t xml:space="preserve"> LC </w:t>
       </w:r>
       <w:r>
         <w:rPr>
-          <w:rFonts w:hint="eastAsia"/>
+          <w:rFonts w:hint="eastAsia" w:eastAsia="黑体"/>
         </w:rPr>
         <w:t xml:space="preserve">谐振通路、并联</w:t>
       </w:r>
       <w:r>
+        <w:rPr>
+          <w:rFonts w:eastAsia="黑体"/>
+        </w:rPr>
         <w:t xml:space="preserve"> LC </w:t>
       </w:r>
       <w:r>
         <w:rPr>
-          <w:rFonts w:hint="eastAsia"/>
+          <w:rFonts w:hint="eastAsia" w:eastAsia="黑体"/>
         </w:rPr>
         <w:t xml:space="preserve">谐振分流”的无源</w:t>
       </w:r>
       <w:r>
+        <w:rPr>
+          <w:rFonts w:eastAsia="黑体"/>
+        </w:rPr>
         <w:t xml:space="preserve"> LC </w:t>
       </w:r>
       <w:r>
         <w:rPr>
-          <w:rFonts w:hint="eastAsia"/>
+          <w:rFonts w:hint="eastAsia" w:eastAsia="黑体"/>
         </w:rPr>
         <w:t xml:space="preserve">带通组态，中心频率</w:t>
       </w:r>
       <w:r>
+        <w:rPr>
+          <w:rFonts w:eastAsia="黑体"/>
+        </w:rPr>
         <w:t xml:space="preserve"> </w:t>
       </w:r>
       <m:oMath>
@@ -846,11 +960,14 @@
       </m:oMath>
       <w:r>
         <w:rPr>
-          <w:rFonts w:hint="eastAsia"/>
+          <w:rFonts w:hint="eastAsia" w:eastAsia="黑体"/>
         </w:rPr>
         <w:t xml:space="preserve">，偏离中心频率时串谐支路阻抗增大、并谐支路阻抗减小，信号被衰减，带宽</w:t>
       </w:r>
       <w:r>
+        <w:rPr>
+          <w:rFonts w:eastAsia="黑体"/>
+        </w:rPr>
         <w:t xml:space="preserve"> </w:t>
       </w:r>
       <m:oMath>
@@ -890,16 +1007,19 @@
       </m:oMath>
       <w:r>
         <w:rPr>
-          <w:rFonts w:hint="eastAsia"/>
+          <w:rFonts w:hint="eastAsia" w:eastAsia="黑体"/>
         </w:rPr>
         <w:t xml:space="preserve">；多节时由多组串并</w:t>
       </w:r>
       <w:r>
+        <w:rPr>
+          <w:rFonts w:eastAsia="黑体"/>
+        </w:rPr>
         <w:t xml:space="preserve"> LC </w:t>
       </w:r>
       <w:r>
         <w:rPr>
-          <w:rFonts w:hint="eastAsia"/>
+          <w:rFonts w:hint="eastAsia" w:eastAsia="黑体"/>
         </w:rPr>
         <w:t xml:space="preserve">以耦合谐振梯形结构级联实现。</w:t>
       </w:r>
@@ -912,7 +1032,7 @@
       </w:pPr>
       <w:r>
         <w:rPr>
-          <w:rFonts w:hint="eastAsia"/>
+          <w:rFonts w:hint="eastAsia" w:eastAsia="黑体"/>
         </w:rPr>
         <w:t xml:space="preserve">工作原理</w:t>
       </w:r>
@@ -923,20 +1043,26 @@
       </w:pPr>
       <w:r>
         <w:rPr>
-          <w:rFonts w:hint="eastAsia"/>
+          <w:rFonts w:hint="eastAsia" w:eastAsia="黑体"/>
         </w:rPr>
         <w:t xml:space="preserve">串联</w:t>
       </w:r>
       <w:r>
+        <w:rPr>
+          <w:rFonts w:eastAsia="黑体"/>
+        </w:rPr>
         <w:t xml:space="preserve"> LC </w:t>
       </w:r>
       <w:r>
         <w:rPr>
-          <w:rFonts w:hint="eastAsia"/>
+          <w:rFonts w:hint="eastAsia" w:eastAsia="黑体"/>
         </w:rPr>
         <w:t xml:space="preserve">在谐振频率</w:t>
       </w:r>
       <w:r>
+        <w:rPr>
+          <w:rFonts w:eastAsia="黑体"/>
+        </w:rPr>
         <w:t xml:space="preserve"> </w:t>
       </w:r>
       <m:oMath>
@@ -954,24 +1080,33 @@
         </m:sSub>
       </m:oMath>
       <w:r>
+        <w:rPr>
+          <w:rFonts w:eastAsia="黑体"/>
+        </w:rPr>
         <w:t xml:space="preserve"> </w:t>
       </w:r>
       <w:r>
         <w:rPr>
-          <w:rFonts w:hint="eastAsia"/>
+          <w:rFonts w:hint="eastAsia" w:eastAsia="黑体"/>
         </w:rPr>
         <w:t xml:space="preserve">处阻抗最小（通过信号），并联</w:t>
       </w:r>
       <w:r>
+        <w:rPr>
+          <w:rFonts w:eastAsia="黑体"/>
+        </w:rPr>
         <w:t xml:space="preserve"> LC </w:t>
       </w:r>
       <w:r>
         <w:rPr>
-          <w:rFonts w:hint="eastAsia"/>
+          <w:rFonts w:hint="eastAsia" w:eastAsia="黑体"/>
         </w:rPr>
         <w:t xml:space="preserve">在</w:t>
       </w:r>
       <w:r>
+        <w:rPr>
+          <w:rFonts w:eastAsia="黑体"/>
+        </w:rPr>
         <w:t xml:space="preserve"> </w:t>
       </w:r>
       <m:oMath>
@@ -989,15 +1124,21 @@
         </m:sSub>
       </m:oMath>
       <w:r>
+        <w:rPr>
+          <w:rFonts w:eastAsia="黑体"/>
+        </w:rPr>
         <w:t xml:space="preserve"> </w:t>
       </w:r>
       <w:r>
         <w:rPr>
-          <w:rFonts w:hint="eastAsia"/>
+          <w:rFonts w:hint="eastAsia" w:eastAsia="黑体"/>
         </w:rPr>
         <w:t xml:space="preserve">处阻抗最大（分流最小）；偏离</w:t>
       </w:r>
       <w:r>
+        <w:rPr>
+          <w:rFonts w:eastAsia="黑体"/>
+        </w:rPr>
         <w:t xml:space="preserve"> </w:t>
       </w:r>
       <m:oMath>
@@ -1015,11 +1156,14 @@
         </m:sSub>
       </m:oMath>
       <w:r>
+        <w:rPr>
+          <w:rFonts w:eastAsia="黑体"/>
+        </w:rPr>
         <w:t xml:space="preserve"> </w:t>
       </w:r>
       <w:r>
         <w:rPr>
-          <w:rFonts w:hint="eastAsia"/>
+          <w:rFonts w:hint="eastAsia" w:eastAsia="黑体"/>
         </w:rPr>
         <w:t xml:space="preserve">时阻抗关系反转，信号被衰减，形成带通特性。</w:t>
       </w:r>
@@ -1032,7 +1176,7 @@
       </w:pPr>
       <w:r>
         <w:rPr>
-          <w:rFonts w:hint="eastAsia"/>
+          <w:rFonts w:hint="eastAsia" w:eastAsia="黑体"/>
         </w:rPr>
         <w:t xml:space="preserve">关键计算公式</w:t>
       </w:r>
@@ -1046,7 +1190,7 @@
       </w:pPr>
       <w:r>
         <w:rPr>
-          <w:rFonts w:hint="eastAsia"/>
+          <w:rFonts w:hint="eastAsia" w:eastAsia="黑体"/>
         </w:rPr>
         <w:t xml:space="preserve">谐振（中心）频率：</w:t>
       </w:r>
@@ -1123,7 +1267,7 @@
       </w:pPr>
       <w:r>
         <w:rPr>
-          <w:rFonts w:hint="eastAsia"/>
+          <w:rFonts w:hint="eastAsia" w:eastAsia="黑体"/>
         </w:rPr>
         <w:t xml:space="preserve">品质因数（串联谐振）：</w:t>
       </w:r>
@@ -1236,7 +1380,7 @@
       </w:pPr>
       <w:r>
         <w:rPr>
-          <w:rFonts w:hint="eastAsia"/>
+          <w:rFonts w:hint="eastAsia" w:eastAsia="黑体"/>
         </w:rPr>
         <w:t xml:space="preserve">带宽：</w:t>
       </w:r>
@@ -1299,7 +1443,7 @@
       </w:pPr>
       <w:r>
         <w:rPr>
-          <w:rFonts w:hint="eastAsia"/>
+          <w:rFonts w:hint="eastAsia" w:eastAsia="黑体"/>
         </w:rPr>
         <w:t xml:space="preserve">特征阻抗：</w:t>
       </w:r>
@@ -1389,7 +1533,7 @@
             </w:pPr>
             <w:r>
               <w:rPr>
-                <w:rFonts w:hint="eastAsia"/>
+                <w:rFonts w:hint="eastAsia" w:eastAsia="黑体"/>
               </w:rPr>
               <w:t xml:space="preserve">符号</w:t>
             </w:r>
@@ -1403,7 +1547,7 @@
             </w:pPr>
             <w:r>
               <w:rPr>
-                <w:rFonts w:hint="eastAsia"/>
+                <w:rFonts w:hint="eastAsia" w:eastAsia="黑体"/>
               </w:rPr>
               <w:t xml:space="preserve">含义</w:t>
             </w:r>
@@ -1417,7 +1561,7 @@
             </w:pPr>
             <w:r>
               <w:rPr>
-                <w:rFonts w:hint="eastAsia"/>
+                <w:rFonts w:hint="eastAsia" w:eastAsia="黑体"/>
               </w:rPr>
               <w:t xml:space="preserve">单位</w:t>
             </w:r>
@@ -1437,6 +1581,9 @@
               </m:r>
             </m:oMath>
             <w:r>
+              <w:rPr>
+                <w:rFonts w:eastAsia="黑体"/>
+              </w:rPr>
               <w:t xml:space="preserve">​</w:t>
             </w:r>
           </w:p>
@@ -1449,7 +1596,7 @@
             </w:pPr>
             <w:r>
               <w:rPr>
-                <w:rFonts w:hint="eastAsia"/>
+                <w:rFonts w:hint="eastAsia" w:eastAsia="黑体"/>
               </w:rPr>
               <w:t xml:space="preserve">电感</w:t>
             </w:r>
@@ -1462,6 +1609,9 @@
               <w:pStyle w:val="Compact"/>
             </w:pPr>
             <w:r>
+              <w:rPr>
+                <w:rFonts w:eastAsia="黑体"/>
+              </w:rPr>
               <w:t xml:space="preserve">H</w:t>
             </w:r>
           </w:p>
@@ -1480,6 +1630,9 @@
               </m:r>
             </m:oMath>
             <w:r>
+              <w:rPr>
+                <w:rFonts w:eastAsia="黑体"/>
+              </w:rPr>
               <w:t xml:space="preserve">​</w:t>
             </w:r>
           </w:p>
@@ -1492,7 +1645,7 @@
             </w:pPr>
             <w:r>
               <w:rPr>
-                <w:rFonts w:hint="eastAsia"/>
+                <w:rFonts w:hint="eastAsia" w:eastAsia="黑体"/>
               </w:rPr>
               <w:t xml:space="preserve">电容</w:t>
             </w:r>
@@ -1505,6 +1658,9 @@
               <w:pStyle w:val="Compact"/>
             </w:pPr>
             <w:r>
+              <w:rPr>
+                <w:rFonts w:eastAsia="黑体"/>
+              </w:rPr>
               <w:t xml:space="preserve">F</w:t>
             </w:r>
           </w:p>
@@ -1523,6 +1679,9 @@
               </m:r>
             </m:oMath>
             <w:r>
+              <w:rPr>
+                <w:rFonts w:eastAsia="黑体"/>
+              </w:rPr>
               <w:t xml:space="preserve">​</w:t>
             </w:r>
           </w:p>
@@ -1535,7 +1694,7 @@
             </w:pPr>
             <w:r>
               <w:rPr>
-                <w:rFonts w:hint="eastAsia"/>
+                <w:rFonts w:hint="eastAsia" w:eastAsia="黑体"/>
               </w:rPr>
               <w:t xml:space="preserve">损耗/等效电阻</w:t>
             </w:r>
@@ -1548,6 +1707,9 @@
               <w:pStyle w:val="Compact"/>
             </w:pPr>
             <w:r>
+              <w:rPr>
+                <w:rFonts w:eastAsia="黑体"/>
+              </w:rPr>
               <w:t xml:space="preserve">Ω</w:t>
             </w:r>
           </w:p>
@@ -1575,6 +1737,9 @@
               </m:sSub>
             </m:oMath>
             <w:r>
+              <w:rPr>
+                <w:rFonts w:eastAsia="黑体"/>
+              </w:rPr>
               <w:t xml:space="preserve">​</w:t>
             </w:r>
           </w:p>
@@ -1587,7 +1752,7 @@
             </w:pPr>
             <w:r>
               <w:rPr>
-                <w:rFonts w:hint="eastAsia"/>
+                <w:rFonts w:hint="eastAsia" w:eastAsia="黑体"/>
               </w:rPr>
               <w:t xml:space="preserve">中心频率</w:t>
             </w:r>
@@ -1600,6 +1765,9 @@
               <w:pStyle w:val="Compact"/>
             </w:pPr>
             <w:r>
+              <w:rPr>
+                <w:rFonts w:eastAsia="黑体"/>
+              </w:rPr>
               <w:t xml:space="preserve">Hz</w:t>
             </w:r>
           </w:p>
@@ -1618,6 +1786,9 @@
               </m:r>
             </m:oMath>
             <w:r>
+              <w:rPr>
+                <w:rFonts w:eastAsia="黑体"/>
+              </w:rPr>
               <w:t xml:space="preserve">​</w:t>
             </w:r>
           </w:p>
@@ -1630,7 +1801,7 @@
             </w:pPr>
             <w:r>
               <w:rPr>
-                <w:rFonts w:hint="eastAsia"/>
+                <w:rFonts w:hint="eastAsia" w:eastAsia="黑体"/>
               </w:rPr>
               <w:t xml:space="preserve">品质因数</w:t>
             </w:r>
@@ -1644,7 +1815,7 @@
             </w:pPr>
             <w:r>
               <w:rPr>
-                <w:rFonts w:hint="eastAsia"/>
+                <w:rFonts w:hint="eastAsia" w:eastAsia="黑体"/>
               </w:rPr>
               <w:t xml:space="preserve">无量纲</w:t>
             </w:r>
@@ -1667,6 +1838,9 @@
               </m:r>
             </m:oMath>
             <w:r>
+              <w:rPr>
+                <w:rFonts w:eastAsia="黑体"/>
+              </w:rPr>
               <w:t xml:space="preserve">​</w:t>
             </w:r>
           </w:p>
@@ -1679,7 +1853,7 @@
             </w:pPr>
             <w:r>
               <w:rPr>
-                <w:rFonts w:hint="eastAsia"/>
+                <w:rFonts w:hint="eastAsia" w:eastAsia="黑体"/>
               </w:rPr>
               <w:t xml:space="preserve">带宽</w:t>
             </w:r>
@@ -1692,6 +1866,9 @@
               <w:pStyle w:val="Compact"/>
             </w:pPr>
             <w:r>
+              <w:rPr>
+                <w:rFonts w:eastAsia="黑体"/>
+              </w:rPr>
               <w:t xml:space="preserve">Hz</w:t>
             </w:r>
           </w:p>
@@ -1719,6 +1896,9 @@
               </m:sSub>
             </m:oMath>
             <w:r>
+              <w:rPr>
+                <w:rFonts w:eastAsia="黑体"/>
+              </w:rPr>
               <w:t xml:space="preserve">​</w:t>
             </w:r>
           </w:p>
@@ -1731,7 +1911,7 @@
             </w:pPr>
             <w:r>
               <w:rPr>
-                <w:rFonts w:hint="eastAsia"/>
+                <w:rFonts w:hint="eastAsia" w:eastAsia="黑体"/>
               </w:rPr>
               <w:t xml:space="preserve">特征阻抗</w:t>
             </w:r>
@@ -1744,6 +1924,9 @@
               <w:pStyle w:val="Compact"/>
             </w:pPr>
             <w:r>
+              <w:rPr>
+                <w:rFonts w:eastAsia="黑体"/>
+              </w:rPr>
               <w:t xml:space="preserve">Ω</w:t>
             </w:r>
           </w:p>
@@ -1758,7 +1941,7 @@
       </w:pPr>
       <w:r>
         <w:rPr>
-          <w:rFonts w:hint="eastAsia"/>
+          <w:rFonts w:hint="eastAsia" w:eastAsia="黑体"/>
         </w:rPr>
         <w:t xml:space="preserve">元件调整影响</w:t>
       </w:r>
@@ -1773,6 +1956,7 @@
       </w:pPr>
       <w:r>
         <w:rPr>
+          <w:rFonts w:eastAsia="黑体"/>
           <w:b/>
           <w:bCs/>
         </w:rPr>
@@ -1780,19 +1964,28 @@
       </w:r>
       <w:r>
         <w:rPr>
-          <w:rFonts w:hint="eastAsia"/>
+          <w:rFonts w:hint="eastAsia" w:eastAsia="黑体"/>
           <w:b/>
           <w:bCs/>
         </w:rPr>
         <w:t xml:space="preserve">增大</w:t>
       </w:r>
       <w:r>
+        <w:rPr>
+          <w:rFonts w:eastAsia="黑体"/>
+        </w:rPr>
         <w:t xml:space="preserve"> </w:t>
       </w:r>
       <w:r>
+        <w:rPr>
+          <w:rFonts w:eastAsia="黑体"/>
+        </w:rPr>
         <w:t xml:space="preserve">→</w:t>
       </w:r>
       <w:r>
+        <w:rPr>
+          <w:rFonts w:eastAsia="黑体"/>
+        </w:rPr>
         <w:t xml:space="preserve"> </w:t>
       </w:r>
       <m:oMath>
@@ -1810,11 +2003,14 @@
         </m:sSub>
       </m:oMath>
       <w:r>
+        <w:rPr>
+          <w:rFonts w:eastAsia="黑体"/>
+        </w:rPr>
         <w:t xml:space="preserve"> </w:t>
       </w:r>
       <w:r>
         <w:rPr>
-          <w:rFonts w:hint="eastAsia"/>
+          <w:rFonts w:hint="eastAsia" w:eastAsia="黑体"/>
         </w:rPr>
         <w:t xml:space="preserve">降低。</w:t>
       </w:r>
@@ -1829,7 +2025,7 @@
       </w:pPr>
       <w:r>
         <w:rPr>
-          <w:rFonts w:hint="eastAsia"/>
+          <w:rFonts w:hint="eastAsia" w:eastAsia="黑体"/>
           <w:b/>
           <w:bCs/>
         </w:rPr>
@@ -1837,6 +2033,7 @@
       </w:r>
       <w:r>
         <w:rPr>
+          <w:rFonts w:eastAsia="黑体"/>
           <w:b/>
           <w:bCs/>
         </w:rPr>
@@ -1844,21 +2041,27 @@
       </w:r>
       <w:r>
         <w:rPr>
-          <w:rFonts w:hint="eastAsia"/>
+          <w:rFonts w:hint="eastAsia" w:eastAsia="黑体"/>
           <w:b/>
           <w:bCs/>
         </w:rPr>
         <w:t xml:space="preserve">增大</w:t>
       </w:r>
       <w:r>
+        <w:rPr>
+          <w:rFonts w:eastAsia="黑体"/>
+        </w:rPr>
         <w:t xml:space="preserve"> </w:t>
       </w:r>
       <w:r>
+        <w:rPr>
+          <w:rFonts w:eastAsia="黑体"/>
+        </w:rPr>
         <w:t xml:space="preserve">→ Q </w:t>
       </w:r>
       <w:r>
         <w:rPr>
-          <w:rFonts w:hint="eastAsia"/>
+          <w:rFonts w:hint="eastAsia" w:eastAsia="黑体"/>
         </w:rPr>
         <w:t xml:space="preserve">降低、带宽变宽、插入损耗增大。</w:t>
       </w:r>
@@ -1873,6 +2076,7 @@
       </w:pPr>
       <w:r>
         <w:rPr>
+          <w:rFonts w:eastAsia="黑体"/>
           <w:b/>
           <w:bCs/>
         </w:rPr>
@@ -1880,7 +2084,7 @@
       </w:r>
       <w:r>
         <w:rPr>
-          <w:rFonts w:hint="eastAsia"/>
+          <w:rFonts w:hint="eastAsia" w:eastAsia="黑体"/>
           <w:b/>
           <w:bCs/>
         </w:rPr>
@@ -1888,6 +2092,7 @@
       </w:r>
       <w:r>
         <w:rPr>
+          <w:rFonts w:eastAsia="黑体"/>
           <w:b/>
           <w:bCs/>
         </w:rPr>
@@ -1895,7 +2100,7 @@
       </w:r>
       <w:r>
         <w:rPr>
-          <w:rFonts w:hint="eastAsia"/>
+          <w:rFonts w:hint="eastAsia" w:eastAsia="黑体"/>
           <w:b/>
           <w:bCs/>
         </w:rPr>
@@ -1903,6 +2108,7 @@
       </w:r>
       <w:r>
         <w:rPr>
+          <w:rFonts w:eastAsia="黑体"/>
           <w:b/>
           <w:bCs/>
         </w:rPr>
@@ -1924,6 +2130,7 @@
       </m:oMath>
       <w:r>
         <w:rPr>
+          <w:rFonts w:eastAsia="黑体"/>
           <w:b/>
           <w:bCs/>
         </w:rPr>
@@ -1931,19 +2138,28 @@
       </w:r>
       <w:r>
         <w:rPr>
-          <w:rFonts w:hint="eastAsia"/>
+          <w:rFonts w:hint="eastAsia" w:eastAsia="黑体"/>
           <w:b/>
           <w:bCs/>
         </w:rPr>
         <w:t xml:space="preserve">不变）</w:t>
       </w:r>
       <w:r>
+        <w:rPr>
+          <w:rFonts w:eastAsia="黑体"/>
+        </w:rPr>
         <w:t xml:space="preserve"> </w:t>
       </w:r>
       <w:r>
+        <w:rPr>
+          <w:rFonts w:eastAsia="黑体"/>
+        </w:rPr>
         <w:t xml:space="preserve">→</w:t>
       </w:r>
       <w:r>
+        <w:rPr>
+          <w:rFonts w:eastAsia="黑体"/>
+        </w:rPr>
         <w:t xml:space="preserve"> </w:t>
       </w:r>
       <m:oMath>
@@ -1961,20 +2177,26 @@
         </m:sSub>
       </m:oMath>
       <w:r>
+        <w:rPr>
+          <w:rFonts w:eastAsia="黑体"/>
+        </w:rPr>
         <w:t xml:space="preserve"> </w:t>
       </w:r>
       <w:r>
         <w:rPr>
-          <w:rFonts w:hint="eastAsia"/>
+          <w:rFonts w:hint="eastAsia" w:eastAsia="黑体"/>
         </w:rPr>
         <w:t xml:space="preserve">与</w:t>
       </w:r>
       <w:r>
+        <w:rPr>
+          <w:rFonts w:eastAsia="黑体"/>
+        </w:rPr>
         <w:t xml:space="preserve"> Q </w:t>
       </w:r>
       <w:r>
         <w:rPr>
-          <w:rFonts w:hint="eastAsia"/>
+          <w:rFonts w:hint="eastAsia" w:eastAsia="黑体"/>
         </w:rPr>
         <w:t xml:space="preserve">升高，带宽变窄。</w:t>
       </w:r>
@@ -1989,21 +2211,27 @@
       </w:pPr>
       <w:r>
         <w:rPr>
-          <w:rFonts w:hint="eastAsia"/>
+          <w:rFonts w:hint="eastAsia" w:eastAsia="黑体"/>
           <w:b/>
           <w:bCs/>
         </w:rPr>
         <w:t xml:space="preserve">耦合系数（多节）增大</w:t>
       </w:r>
       <w:r>
+        <w:rPr>
+          <w:rFonts w:eastAsia="黑体"/>
+        </w:rPr>
         <w:t xml:space="preserve"> </w:t>
       </w:r>
       <w:r>
+        <w:rPr>
+          <w:rFonts w:eastAsia="黑体"/>
+        </w:rPr>
         <w:t xml:space="preserve">→ </w:t>
       </w:r>
       <w:r>
         <w:rPr>
-          <w:rFonts w:hint="eastAsia"/>
+          <w:rFonts w:hint="eastAsia" w:eastAsia="黑体"/>
         </w:rPr>
         <w:t xml:space="preserve">带宽变宽，但通带纹波增大。</w:t>
       </w:r>
@@ -2016,7 +2244,7 @@
       </w:pPr>
       <w:r>
         <w:rPr>
-          <w:rFonts w:hint="eastAsia"/>
+          <w:rFonts w:hint="eastAsia" w:eastAsia="黑体"/>
         </w:rPr>
         <w:t xml:space="preserve">典型参数示例</w:t>
       </w:r>
@@ -2031,11 +2259,14 @@
       </w:pPr>
       <w:r>
         <w:rPr>
-          <w:rFonts w:hint="eastAsia"/>
+          <w:rFonts w:hint="eastAsia" w:eastAsia="黑体"/>
         </w:rPr>
         <w:t xml:space="preserve">取</w:t>
       </w:r>
       <w:r>
+        <w:rPr>
+          <w:rFonts w:eastAsia="黑体"/>
+        </w:rPr>
         <w:t xml:space="preserve"> </w:t>
       </w:r>
       <m:oMath>
@@ -2066,6 +2297,9 @@
         </m:r>
       </m:oMath>
       <w:r>
+        <w:rPr>
+          <w:rFonts w:eastAsia="黑体"/>
+        </w:rPr>
         <w:t xml:space="preserve">、</w:t>
       </w:r>
       <m:oMath>
@@ -2094,7 +2328,7 @@
       </m:oMath>
       <w:r>
         <w:rPr>
-          <w:rFonts w:hint="eastAsia"/>
+          <w:rFonts w:hint="eastAsia" w:eastAsia="黑体"/>
         </w:rPr>
         <w:t xml:space="preserve">：</w:t>
       </w:r>
@@ -2225,7 +2459,7 @@
       </m:oMath>
       <w:r>
         <w:rPr>
-          <w:rFonts w:hint="eastAsia"/>
+          <w:rFonts w:hint="eastAsia" w:eastAsia="黑体"/>
         </w:rPr>
         <w:t xml:space="preserve">，</w:t>
       </w:r>
@@ -2356,6 +2590,9 @@
         </m:r>
       </m:oMath>
       <w:r>
+        <w:rPr>
+          <w:rFonts w:eastAsia="黑体"/>
+        </w:rPr>
         <w:t xml:space="preserve">。</w:t>
       </w:r>
     </w:p>
@@ -2369,11 +2606,14 @@
       </w:pPr>
       <w:r>
         <w:rPr>
-          <w:rFonts w:hint="eastAsia"/>
+          <w:rFonts w:hint="eastAsia" w:eastAsia="黑体"/>
         </w:rPr>
         <w:t xml:space="preserve">取</w:t>
       </w:r>
       <w:r>
+        <w:rPr>
+          <w:rFonts w:eastAsia="黑体"/>
+        </w:rPr>
         <w:t xml:space="preserve"> </w:t>
       </w:r>
       <m:oMath>
@@ -2400,6 +2640,9 @@
         </m:r>
       </m:oMath>
       <w:r>
+        <w:rPr>
+          <w:rFonts w:eastAsia="黑体"/>
+        </w:rPr>
         <w:t xml:space="preserve">、</w:t>
       </w:r>
       <m:oMath>
@@ -2430,6 +2673,9 @@
         </m:r>
       </m:oMath>
       <w:r>
+        <w:rPr>
+          <w:rFonts w:eastAsia="黑体"/>
+        </w:rPr>
         <w:t xml:space="preserve">、</w:t>
       </w:r>
       <m:oMath>
@@ -2458,7 +2704,7 @@
       </m:oMath>
       <w:r>
         <w:rPr>
-          <w:rFonts w:hint="eastAsia"/>
+          <w:rFonts w:hint="eastAsia" w:eastAsia="黑体"/>
         </w:rPr>
         <w:t xml:space="preserve">：</w:t>
       </w:r>
@@ -2615,7 +2861,7 @@
       </m:oMath>
       <w:r>
         <w:rPr>
-          <w:rFonts w:hint="eastAsia"/>
+          <w:rFonts w:hint="eastAsia" w:eastAsia="黑体"/>
         </w:rPr>
         <w:t xml:space="preserve">，</w:t>
       </w:r>
@@ -2708,6 +2954,9 @@
         </m:r>
       </m:oMath>
       <w:r>
+        <w:rPr>
+          <w:rFonts w:eastAsia="黑体"/>
+        </w:rPr>
         <w:t xml:space="preserve">。</w:t>
       </w:r>
     </w:p>
@@ -2719,7 +2968,7 @@
       </w:pPr>
       <w:r>
         <w:rPr>
-          <w:rFonts w:hint="eastAsia"/>
+          <w:rFonts w:hint="eastAsia" w:eastAsia="黑体"/>
         </w:rPr>
         <w:t xml:space="preserve">常见器件型号</w:t>
       </w:r>
@@ -2734,16 +2983,19 @@
       </w:pPr>
       <w:r>
         <w:rPr>
-          <w:rFonts w:hint="eastAsia"/>
+          <w:rFonts w:hint="eastAsia" w:eastAsia="黑体"/>
         </w:rPr>
         <w:t xml:space="preserve">电感：绕线电感、RF</w:t>
       </w:r>
       <w:r>
+        <w:rPr>
+          <w:rFonts w:eastAsia="黑体"/>
+        </w:rPr>
         <w:t xml:space="preserve"> </w:t>
       </w:r>
       <w:r>
         <w:rPr>
-          <w:rFonts w:hint="eastAsia"/>
+          <w:rFonts w:hint="eastAsia" w:eastAsia="黑体"/>
         </w:rPr>
         <w:t xml:space="preserve">电感、可调电感。</w:t>
       </w:r>
@@ -2758,7 +3010,7 @@
       </w:pPr>
       <w:r>
         <w:rPr>
-          <w:rFonts w:hint="eastAsia"/>
+          <w:rFonts w:hint="eastAsia" w:eastAsia="黑体"/>
         </w:rPr>
         <w:t xml:space="preserve">电容：C0G/NP0、薄膜电容、可调电容。</w:t>
       </w:r>
@@ -2773,7 +3025,7 @@
       </w:pPr>
       <w:r>
         <w:rPr>
-          <w:rFonts w:hint="eastAsia"/>
+          <w:rFonts w:hint="eastAsia" w:eastAsia="黑体"/>
         </w:rPr>
         <w:t xml:space="preserve">常用：按需选型。</w:t>
       </w:r>
@@ -2786,7 +3038,7 @@
       </w:pPr>
       <w:r>
         <w:rPr>
-          <w:rFonts w:hint="eastAsia"/>
+          <w:rFonts w:hint="eastAsia" w:eastAsia="黑体"/>
         </w:rPr>
         <w:t xml:space="preserve">注意事项</w:t>
       </w:r>
@@ -2801,7 +3053,7 @@
       </w:pPr>
       <w:r>
         <w:rPr>
-          <w:rFonts w:hint="eastAsia"/>
+          <w:rFonts w:hint="eastAsia" w:eastAsia="黑体"/>
         </w:rPr>
         <w:t xml:space="preserve">电感自谐振频率需高于工作频率。</w:t>
       </w:r>
@@ -2816,11 +3068,14 @@
       </w:pPr>
       <w:r>
         <w:rPr>
-          <w:rFonts w:hint="eastAsia"/>
+          <w:rFonts w:hint="eastAsia" w:eastAsia="黑体"/>
         </w:rPr>
         <w:t xml:space="preserve">需匹配</w:t>
       </w:r>
       <w:r>
+        <w:rPr>
+          <w:rFonts w:eastAsia="黑体"/>
+        </w:rPr>
         <w:t xml:space="preserve"> </w:t>
       </w:r>
       <m:oMath>
@@ -2838,11 +3093,14 @@
         </m:sSub>
       </m:oMath>
       <w:r>
+        <w:rPr>
+          <w:rFonts w:eastAsia="黑体"/>
+        </w:rPr>
         <w:t xml:space="preserve"> </w:t>
       </w:r>
       <w:r>
         <w:rPr>
-          <w:rFonts w:hint="eastAsia"/>
+          <w:rFonts w:hint="eastAsia" w:eastAsia="黑体"/>
         </w:rPr>
         <w:t xml:space="preserve">以获得理论带宽与低损耗。</w:t>
       </w:r>
@@ -2857,16 +3115,19 @@
       </w:pPr>
       <w:r>
         <w:rPr>
-          <w:rFonts w:hint="eastAsia"/>
+          <w:rFonts w:hint="eastAsia" w:eastAsia="黑体"/>
         </w:rPr>
         <w:t xml:space="preserve">高</w:t>
       </w:r>
       <w:r>
+        <w:rPr>
+          <w:rFonts w:eastAsia="黑体"/>
+        </w:rPr>
         <w:t xml:space="preserve"> Q </w:t>
       </w:r>
       <w:r>
         <w:rPr>
-          <w:rFonts w:hint="eastAsia"/>
+          <w:rFonts w:hint="eastAsia" w:eastAsia="黑体"/>
         </w:rPr>
         <w:t xml:space="preserve">设计对元件容差与温度敏感。</w:t>
       </w:r>
@@ -2879,7 +3140,7 @@
       </w:pPr>
       <w:r>
         <w:rPr>
-          <w:rFonts w:hint="eastAsia"/>
+          <w:rFonts w:hint="eastAsia" w:eastAsia="黑体"/>
         </w:rPr>
         <w:t xml:space="preserve">参考资料</w:t>
       </w:r>
@@ -2893,6 +3154,9 @@
         </w:numPr>
       </w:pPr>
       <w:r>
+        <w:rPr>
+          <w:rFonts w:eastAsia="黑体"/>
+        </w:rPr>
         <w:t xml:space="preserve">Wikipedia: Band-pass filter。</w:t>
       </w:r>
     </w:p>
@@ -2906,7 +3170,7 @@
       </w:pPr>
       <w:r>
         <w:rPr>
-          <w:rFonts w:hint="eastAsia"/>
+          <w:rFonts w:hint="eastAsia" w:eastAsia="黑体"/>
         </w:rPr>
         <w:t xml:space="preserve">《射频电路设计》相关章节。</w:t>
       </w:r>
@@ -2920,20 +3184,26 @@
         </w:numPr>
       </w:pPr>
       <w:r>
+        <w:rPr>
+          <w:rFonts w:eastAsia="黑体"/>
+        </w:rPr>
         <w:t xml:space="preserve">TI </w:t>
       </w:r>
       <w:r>
         <w:rPr>
-          <w:rFonts w:hint="eastAsia"/>
+          <w:rFonts w:hint="eastAsia" w:eastAsia="黑体"/>
         </w:rPr>
         <w:t xml:space="preserve">应用笔记（LC</w:t>
       </w:r>
       <w:r>
+        <w:rPr>
+          <w:rFonts w:eastAsia="黑体"/>
+        </w:rPr>
         <w:t xml:space="preserve"> </w:t>
       </w:r>
       <w:r>
         <w:rPr>
-          <w:rFonts w:hint="eastAsia"/>
+          <w:rFonts w:hint="eastAsia" w:eastAsia="黑体"/>
         </w:rPr>
         <w:t xml:space="preserve">滤波器设计）。</w:t>
       </w:r>
@@ -2947,11 +3217,11 @@
       </w:pPr>
       <w:r>
         <w:rPr>
-          <w:rFonts w:ascii="Times New Roman" w:hAnsi="Times New Roman"/>
+          <w:rFonts w:ascii="Times New Roman" w:hAnsi="Times New Roman" w:eastAsia="黑体"/>
           <w:color w:val="555555"/>
           <w:sz w:val="21"/>
         </w:rPr>
-        <w:t>材料收集者：杜文杰</w:t>
+        <w:t>材料收集者：杜文杰，WX手机：19519196569，QQ:3478827729</w:t>
       </w:r>
     </w:p>
     <w:sectPr>
@@ -2971,7 +3241,7 @@
 </file>
 
 <file path=word/footer1.xml><?xml version="1.0" encoding="utf-8"?>
-<w:ftr xmlns:m="http://schemas.openxmlformats.org/officeDocument/2006/math" xmlns:mc="http://schemas.openxmlformats.org/markup-compatibility/2006" xmlns:mo="http://schemas.microsoft.com/office/mac/office/2008/main" xmlns:mv="urn:schemas-microsoft-com:mac:vml" xmlns:o="urn:schemas-microsoft-com:office:office" xmlns:r="http://schemas.openxmlformats.org/officeDocument/2006/relationships" xmlns:v="urn:schemas-microsoft-com:vml" xmlns:w10="urn:schemas-microsoft-com:office:word" xmlns:w14="http://schemas.microsoft.com/office/word/2010/wordml" xmlns:w="http://schemas.openxmlformats.org/wordprocessingml/2006/main" xmlns:wne="http://schemas.microsoft.com/office/word/2006/wordml" xmlns:wp14="http://schemas.microsoft.com/office/word/2010/wordprocessingDrawing" xmlns:wp="http://schemas.openxmlformats.org/drawingml/2006/wordprocessingDrawing" xmlns:wpc="http://schemas.microsoft.com/office/word/2010/wordprocessingCanvas" xmlns:wpg="http://schemas.microsoft.com/office/word/2010/wordprocessingGroup" xmlns:wpi="http://schemas.microsoft.com/office/word/2010/wordprocessingInk" xmlns:wps="http://schemas.microsoft.com/office/word/2010/wordprocessingShape" mc:Ignorable="w14 wp14">
+<w:ftr xmlns:mc="http://schemas.openxmlformats.org/markup-compatibility/2006" xmlns:w="http://schemas.openxmlformats.org/wordprocessingml/2006/main" xmlns:m="http://schemas.openxmlformats.org/officeDocument/2006/math" xmlns:mo="http://schemas.microsoft.com/office/mac/office/2008/main" xmlns:mv="urn:schemas-microsoft-com:mac:vml" xmlns:o="urn:schemas-microsoft-com:office:office" xmlns:r="http://schemas.openxmlformats.org/officeDocument/2006/relationships" xmlns:v="urn:schemas-microsoft-com:vml" xmlns:w10="urn:schemas-microsoft-com:office:word" xmlns:w14="http://schemas.microsoft.com/office/word/2010/wordml" xmlns:wne="http://schemas.microsoft.com/office/word/2006/wordml" xmlns:wp14="http://schemas.microsoft.com/office/word/2010/wordprocessingDrawing" xmlns:wp="http://schemas.openxmlformats.org/drawingml/2006/wordprocessingDrawing" xmlns:wpc="http://schemas.microsoft.com/office/word/2010/wordprocessingCanvas" xmlns:wpg="http://schemas.microsoft.com/office/word/2010/wordprocessingGroup" xmlns:wpi="http://schemas.microsoft.com/office/word/2010/wordprocessingInk" xmlns:wps="http://schemas.microsoft.com/office/word/2010/wordprocessingShape" mc:Ignorable="w14 wp14">
   <w:p>
     <w:pPr>
       <w:pStyle w:val="Footer"/>
@@ -2979,12 +3249,14 @@
     </w:pPr>
     <w:r>
       <w:rPr>
+        <w:rFonts w:eastAsia="黑体"/>
         <w:sz w:val="18"/>
       </w:rPr>
       <w:t xml:space="preserve">第 </w:t>
     </w:r>
     <w:r>
       <w:rPr>
+        <w:rFonts w:eastAsia="黑体"/>
         <w:sz w:val="18"/>
       </w:rPr>
       <w:fldChar w:fldCharType="begin"/>
@@ -2993,6 +3265,7 @@
     </w:r>
     <w:r>
       <w:rPr>
+        <w:rFonts w:eastAsia="黑体"/>
         <w:sz w:val="18"/>
       </w:rPr>
       <w:t xml:space="preserve"> 页</w:t>
@@ -3006,6 +3279,9 @@
   <w:footnote w:type="continuationSeparator" w:id="0">
     <w:p>
       <w:r>
+        <w:rPr>
+          <w:rFonts w:eastAsia="黑体"/>
+        </w:rPr>
         <w:continuationSeparator/>
       </w:r>
     </w:p>
@@ -3013,6 +3289,9 @@
   <w:footnote w:type="separator" w:id="-1">
     <w:p>
       <w:r>
+        <w:rPr>
+          <w:rFonts w:eastAsia="黑体"/>
+        </w:rPr>
         <w:separator/>
       </w:r>
     </w:p>
@@ -3021,7 +3300,7 @@
 </file>
 
 <file path=word/header1.xml><?xml version="1.0" encoding="utf-8"?>
-<w:hdr xmlns:m="http://schemas.openxmlformats.org/officeDocument/2006/math" xmlns:mc="http://schemas.openxmlformats.org/markup-compatibility/2006" xmlns:mo="http://schemas.microsoft.com/office/mac/office/2008/main" xmlns:mv="urn:schemas-microsoft-com:mac:vml" xmlns:o="urn:schemas-microsoft-com:office:office" xmlns:r="http://schemas.openxmlformats.org/officeDocument/2006/relationships" xmlns:v="urn:schemas-microsoft-com:vml" xmlns:w10="urn:schemas-microsoft-com:office:word" xmlns:w14="http://schemas.microsoft.com/office/word/2010/wordml" xmlns:w="http://schemas.openxmlformats.org/wordprocessingml/2006/main" xmlns:wne="http://schemas.microsoft.com/office/word/2006/wordml" xmlns:wp14="http://schemas.microsoft.com/office/word/2010/wordprocessingDrawing" xmlns:wp="http://schemas.openxmlformats.org/drawingml/2006/wordprocessingDrawing" xmlns:wpc="http://schemas.microsoft.com/office/word/2010/wordprocessingCanvas" xmlns:wpg="http://schemas.microsoft.com/office/word/2010/wordprocessingGroup" xmlns:wpi="http://schemas.microsoft.com/office/word/2010/wordprocessingInk" xmlns:wps="http://schemas.microsoft.com/office/word/2010/wordprocessingShape" mc:Ignorable="w14 wp14">
+<w:hdr xmlns:mc="http://schemas.openxmlformats.org/markup-compatibility/2006" xmlns:w="http://schemas.openxmlformats.org/wordprocessingml/2006/main" xmlns:m="http://schemas.openxmlformats.org/officeDocument/2006/math" xmlns:mo="http://schemas.microsoft.com/office/mac/office/2008/main" xmlns:mv="urn:schemas-microsoft-com:mac:vml" xmlns:o="urn:schemas-microsoft-com:office:office" xmlns:r="http://schemas.openxmlformats.org/officeDocument/2006/relationships" xmlns:v="urn:schemas-microsoft-com:vml" xmlns:w10="urn:schemas-microsoft-com:office:word" xmlns:w14="http://schemas.microsoft.com/office/word/2010/wordml" xmlns:wne="http://schemas.microsoft.com/office/word/2006/wordml" xmlns:wp14="http://schemas.microsoft.com/office/word/2010/wordprocessingDrawing" xmlns:wp="http://schemas.openxmlformats.org/drawingml/2006/wordprocessingDrawing" xmlns:wpc="http://schemas.microsoft.com/office/word/2010/wordprocessingCanvas" xmlns:wpg="http://schemas.microsoft.com/office/word/2010/wordprocessingGroup" xmlns:wpi="http://schemas.microsoft.com/office/word/2010/wordprocessingInk" xmlns:wps="http://schemas.microsoft.com/office/word/2010/wordprocessingShape" mc:Ignorable="w14 wp14">
   <w:p>
     <w:pPr>
       <w:pStyle w:val="Header"/>
@@ -3029,7 +3308,7 @@
     </w:pPr>
     <w:r>
       <w:rPr>
-        <w:rFonts w:ascii="Times New Roman" w:hAnsi="Times New Roman"/>
+        <w:rFonts w:ascii="Times New Roman" w:hAnsi="Times New Roman" w:eastAsia="黑体"/>
         <w:sz w:val="18"/>
         <w:rFonts w:eastAsia="黑体"/>
         <w:rFonts w:eastAsia="黑体"/>
@@ -3041,7 +3320,7 @@
 </file>
 
 <file path=word/numbering.xml><?xml version="1.0" encoding="utf-8"?>
-<w:numbering xmlns:m="http://schemas.openxmlformats.org/officeDocument/2006/math" xmlns:mc="http://schemas.openxmlformats.org/markup-compatibility/2006" xmlns:mo="http://schemas.microsoft.com/office/mac/office/2008/main" xmlns:mv="urn:schemas-microsoft-com:mac:vml" xmlns:o="urn:schemas-microsoft-com:office:office" xmlns:r="http://schemas.openxmlformats.org/officeDocument/2006/relationships" xmlns:v="urn:schemas-microsoft-com:vml" xmlns:w="http://schemas.openxmlformats.org/wordprocessingml/2006/main" xmlns:w10="urn:schemas-microsoft-com:office:word" xmlns:w14="http://schemas.microsoft.com/office/word/2010/wordml" xmlns:wne="http://schemas.microsoft.com/office/word/2006/wordml" xmlns:wp="http://schemas.openxmlformats.org/drawingml/2006/wordprocessingDrawing" xmlns:wp14="http://schemas.microsoft.com/office/word/2010/wordprocessingDrawing" xmlns:wpc="http://schemas.microsoft.com/office/word/2010/wordprocessingCanvas" xmlns:wpg="http://schemas.microsoft.com/office/word/2010/wordprocessingGroup" xmlns:wpi="http://schemas.microsoft.com/office/word/2010/wordprocessingInk" xmlns:wps="http://schemas.microsoft.com/office/word/2010/wordprocessingShape" mc:Ignorable="w14 wp14">
+<w:numbering xmlns:mc="http://schemas.openxmlformats.org/markup-compatibility/2006" xmlns:w="http://schemas.openxmlformats.org/wordprocessingml/2006/main" xmlns:m="http://schemas.openxmlformats.org/officeDocument/2006/math" xmlns:mo="http://schemas.microsoft.com/office/mac/office/2008/main" xmlns:mv="urn:schemas-microsoft-com:mac:vml" xmlns:o="urn:schemas-microsoft-com:office:office" xmlns:r="http://schemas.openxmlformats.org/officeDocument/2006/relationships" xmlns:v="urn:schemas-microsoft-com:vml" xmlns:w10="urn:schemas-microsoft-com:office:word" xmlns:w14="http://schemas.microsoft.com/office/word/2010/wordml" xmlns:wne="http://schemas.microsoft.com/office/word/2006/wordml" xmlns:wp="http://schemas.openxmlformats.org/drawingml/2006/wordprocessingDrawing" xmlns:wp14="http://schemas.microsoft.com/office/word/2010/wordprocessingDrawing" xmlns:wpc="http://schemas.microsoft.com/office/word/2010/wordprocessingCanvas" xmlns:wpg="http://schemas.microsoft.com/office/word/2010/wordprocessingGroup" xmlns:wpi="http://schemas.microsoft.com/office/word/2010/wordprocessingInk" xmlns:wps="http://schemas.microsoft.com/office/word/2010/wordprocessingShape" mc:Ignorable="w14 wp14">
   <w:abstractNum w:abstractNumId="0">
     <w:nsid w:val="FFFFFF7C"/>
     <w:multiLevelType w:val="singleLevel"/>
@@ -3128,7 +3407,7 @@
         <w:ind w:hanging="360" w:left="1440"/>
       </w:pPr>
       <w:rPr>
-        <w:rFonts w:ascii="Symbol" w:hAnsi="Symbol" w:hint="default"/>
+        <w:rFonts w:ascii="Symbol" w:hAnsi="Symbol" w:hint="default" w:eastAsia="黑体"/>
       </w:rPr>
     </w:lvl>
   </w:abstractNum>
@@ -3149,7 +3428,7 @@
         <w:ind w:hanging="360" w:left="1080"/>
       </w:pPr>
       <w:rPr>
-        <w:rFonts w:ascii="Symbol" w:hAnsi="Symbol" w:hint="default"/>
+        <w:rFonts w:ascii="Symbol" w:hAnsi="Symbol" w:hint="default" w:eastAsia="黑体"/>
       </w:rPr>
     </w:lvl>
   </w:abstractNum>
@@ -3170,7 +3449,7 @@
         <w:ind w:hanging="360" w:left="720"/>
       </w:pPr>
       <w:rPr>
-        <w:rFonts w:ascii="Symbol" w:hAnsi="Symbol" w:hint="default"/>
+        <w:rFonts w:ascii="Symbol" w:hAnsi="Symbol" w:hint="default" w:eastAsia="黑体"/>
       </w:rPr>
     </w:lvl>
   </w:abstractNum>
@@ -3209,7 +3488,7 @@
         <w:ind w:hanging="360" w:left="360"/>
       </w:pPr>
       <w:rPr>
-        <w:rFonts w:ascii="Symbol" w:hAnsi="Symbol" w:hint="default"/>
+        <w:rFonts w:ascii="Symbol" w:hAnsi="Symbol" w:hint="default" w:eastAsia="黑体"/>
       </w:rPr>
     </w:lvl>
   </w:abstractNum>
@@ -3300,7 +3579,7 @@
         <w:ind w:left="720" w:hanging="360"/>
       </w:pPr>
       <w:rPr>
-        <w:rFonts w:ascii="Symbol" w:hAnsi="Symbol" w:cs="Symbol" w:hint="default"/>
+        <w:rFonts w:ascii="Symbol" w:hAnsi="Symbol" w:cs="Symbol" w:hint="default" w:eastAsia="黑体"/>
       </w:rPr>
     </w:lvl>
     <w:lvl w:ilvl="1">
@@ -3311,7 +3590,7 @@
         <w:ind w:left="1440" w:hanging="360"/>
       </w:pPr>
       <w:rPr>
-        <w:rFonts w:ascii="Courier New" w:hAnsi="Courier New" w:cs="Courier New" w:hint="default"/>
+        <w:rFonts w:ascii="Courier New" w:hAnsi="Courier New" w:cs="Courier New" w:hint="default" w:eastAsia="黑体"/>
       </w:rPr>
     </w:lvl>
     <w:lvl w:ilvl="2">
@@ -3322,7 +3601,7 @@
         <w:ind w:left="2160" w:hanging="360"/>
       </w:pPr>
       <w:rPr>
-        <w:rFonts w:ascii="Wingdings" w:hAnsi="Wingdings" w:cs="Wingdings" w:hint="default"/>
+        <w:rFonts w:ascii="Wingdings" w:hAnsi="Wingdings" w:cs="Wingdings" w:hint="default" w:eastAsia="黑体"/>
       </w:rPr>
     </w:lvl>
     <w:lvl w:ilvl="3">
@@ -3333,7 +3612,7 @@
         <w:ind w:left="2880" w:hanging="360"/>
       </w:pPr>
       <w:rPr>
-        <w:rFonts w:ascii="Symbol" w:hAnsi="Symbol" w:cs="Symbol" w:hint="default"/>
+        <w:rFonts w:ascii="Symbol" w:hAnsi="Symbol" w:cs="Symbol" w:hint="default" w:eastAsia="黑体"/>
       </w:rPr>
     </w:lvl>
     <w:lvl w:ilvl="4">
@@ -3344,7 +3623,7 @@
         <w:ind w:left="3600" w:hanging="360"/>
       </w:pPr>
       <w:rPr>
-        <w:rFonts w:ascii="Courier New" w:hAnsi="Courier New" w:cs="Courier New" w:hint="default"/>
+        <w:rFonts w:ascii="Courier New" w:hAnsi="Courier New" w:cs="Courier New" w:hint="default" w:eastAsia="黑体"/>
       </w:rPr>
     </w:lvl>
     <w:lvl w:ilvl="5">
@@ -3355,7 +3634,7 @@
         <w:ind w:left="4320" w:hanging="360"/>
       </w:pPr>
       <w:rPr>
-        <w:rFonts w:ascii="Wingdings" w:hAnsi="Wingdings" w:cs="Wingdings" w:hint="default"/>
+        <w:rFonts w:ascii="Wingdings" w:hAnsi="Wingdings" w:cs="Wingdings" w:hint="default" w:eastAsia="黑体"/>
       </w:rPr>
     </w:lvl>
     <w:lvl w:ilvl="6">
@@ -3366,7 +3645,7 @@
         <w:ind w:left="5040" w:hanging="360"/>
       </w:pPr>
       <w:rPr>
-        <w:rFonts w:ascii="Symbol" w:hAnsi="Symbol" w:cs="Symbol" w:hint="default"/>
+        <w:rFonts w:ascii="Symbol" w:hAnsi="Symbol" w:cs="Symbol" w:hint="default" w:eastAsia="黑体"/>
       </w:rPr>
     </w:lvl>
     <w:lvl w:ilvl="7">
@@ -3377,7 +3656,7 @@
         <w:ind w:left="5760" w:hanging="360"/>
       </w:pPr>
       <w:rPr>
-        <w:rFonts w:ascii="Courier New" w:hAnsi="Courier New" w:cs="Courier New" w:hint="default"/>
+        <w:rFonts w:ascii="Courier New" w:hAnsi="Courier New" w:cs="Courier New" w:hint="default" w:eastAsia="黑体"/>
       </w:rPr>
     </w:lvl>
     <w:lvl w:ilvl="8">
@@ -3388,7 +3667,7 @@
         <w:ind w:left="6480" w:hanging="360"/>
       </w:pPr>
       <w:rPr>
-        <w:rFonts w:ascii="Wingdings" w:hAnsi="Wingdings" w:cs="Wingdings" w:hint="default"/>
+        <w:rFonts w:ascii="Wingdings" w:hAnsi="Wingdings" w:cs="Wingdings" w:hint="default" w:eastAsia="黑体"/>
       </w:rPr>
     </w:lvl>
   </w:abstractNum>
@@ -3444,11 +3723,11 @@
 </file>
 
 <file path=word/styles.xml><?xml version="1.0" encoding="utf-8"?>
-<w:styles xmlns:mc="http://schemas.openxmlformats.org/markup-compatibility/2006" xmlns:r="http://schemas.openxmlformats.org/officeDocument/2006/relationships" xmlns:w="http://schemas.openxmlformats.org/wordprocessingml/2006/main" xmlns:w14="http://schemas.microsoft.com/office/word/2010/wordml" mc:Ignorable="w14">
+<w:styles xmlns:mc="http://schemas.openxmlformats.org/markup-compatibility/2006" xmlns:w="http://schemas.openxmlformats.org/wordprocessingml/2006/main" xmlns:r="http://schemas.openxmlformats.org/officeDocument/2006/relationships" xmlns:w14="http://schemas.microsoft.com/office/word/2010/wordml" mc:Ignorable="w14">
   <w:docDefaults>
     <w:rPrDefault>
       <w:rPr>
-        <w:rFonts w:asciiTheme="minorHAnsi" w:cstheme="minorBidi" w:eastAsiaTheme="minorEastAsia" w:hAnsiTheme="minorHAnsi"/>
+        <w:rFonts w:asciiTheme="minorHAnsi" w:cstheme="minorBidi" w:hAnsiTheme="minorHAnsi" w:eastAsia="黑体"/>
         <w:sz w:val="22"/>
         <w:szCs w:val="22"/>
         <w:lang w:bidi="ar-SA" w:eastAsia="en-US" w:val="en-US"/>
@@ -3670,7 +3949,7 @@
       <w:outlineLvl w:val="0"/>
     </w:pPr>
     <w:rPr>
-      <w:rFonts w:ascii="Times New Roman" w:asciiTheme="majorHAnsi" w:cstheme="majorBidi" w:eastAsia="黑体" w:eastAsiaTheme="majorEastAsia" w:hAnsi="Times New Roman" w:hAnsiTheme="majorHAnsi"/>
+      <w:rFonts w:ascii="Times New Roman" w:asciiTheme="majorHAnsi" w:cstheme="majorBidi" w:eastAsia="黑体" w:hAnsi="Times New Roman" w:hAnsiTheme="majorHAnsi"/>
       <w:b/>
       <w:bCs/>
       <w:color w:val="1F3864"/>
@@ -3694,7 +3973,7 @@
       <w:outlineLvl w:val="1"/>
     </w:pPr>
     <w:rPr>
-      <w:rFonts w:ascii="Times New Roman" w:asciiTheme="majorHAnsi" w:cstheme="majorBidi" w:eastAsia="黑体" w:eastAsiaTheme="majorEastAsia" w:hAnsi="Times New Roman" w:hAnsiTheme="majorHAnsi"/>
+      <w:rFonts w:ascii="Times New Roman" w:asciiTheme="majorHAnsi" w:cstheme="majorBidi" w:eastAsia="黑体" w:hAnsi="Times New Roman" w:hAnsiTheme="majorHAnsi"/>
       <w:b/>
       <w:bCs/>
       <w:color w:val="2E4E7E"/>
@@ -3718,7 +3997,7 @@
       <w:outlineLvl w:val="2"/>
     </w:pPr>
     <w:rPr>
-      <w:rFonts w:ascii="Times New Roman" w:asciiTheme="majorHAnsi" w:cstheme="majorBidi" w:eastAsia="黑体" w:eastAsiaTheme="majorEastAsia" w:hAnsi="Times New Roman" w:hAnsiTheme="majorHAnsi"/>
+      <w:rFonts w:ascii="Times New Roman" w:asciiTheme="majorHAnsi" w:cstheme="majorBidi" w:eastAsia="黑体" w:hAnsi="Times New Roman" w:hAnsiTheme="majorHAnsi"/>
       <w:b/>
       <w:bCs/>
       <w:color w:val="2E4E7E"/>
@@ -3742,7 +4021,7 @@
       <w:outlineLvl w:val="3"/>
     </w:pPr>
     <w:rPr>
-      <w:rFonts w:ascii="Times New Roman" w:asciiTheme="majorHAnsi" w:cstheme="majorBidi" w:eastAsia="黑体" w:eastAsiaTheme="majorEastAsia" w:hAnsi="Times New Roman" w:hAnsiTheme="majorHAnsi"/>
+      <w:rFonts w:ascii="Times New Roman" w:asciiTheme="majorHAnsi" w:cstheme="majorBidi" w:eastAsia="黑体" w:hAnsi="Times New Roman" w:hAnsiTheme="majorHAnsi"/>
       <w:b/>
       <w:bCs/>
       <w:i/>
@@ -3768,7 +4047,7 @@
       <w:outlineLvl w:val="4"/>
     </w:pPr>
     <w:rPr>
-      <w:rFonts w:ascii="Times New Roman" w:asciiTheme="majorHAnsi" w:cstheme="majorBidi" w:eastAsia="黑体" w:eastAsiaTheme="majorEastAsia" w:hAnsi="Times New Roman" w:hAnsiTheme="majorHAnsi"/>
+      <w:rFonts w:ascii="Times New Roman" w:asciiTheme="majorHAnsi" w:cstheme="majorBidi" w:eastAsia="黑体" w:hAnsi="Times New Roman" w:hAnsiTheme="majorHAnsi"/>
       <w:b/>
       <w:color w:val="333333"/>
       <w:sz w:val="22"/>
@@ -3791,7 +4070,7 @@
       <w:outlineLvl w:val="5"/>
     </w:pPr>
     <w:rPr>
-      <w:rFonts w:asciiTheme="majorHAnsi" w:cstheme="majorBidi" w:eastAsiaTheme="majorEastAsia" w:hAnsiTheme="majorHAnsi"/>
+      <w:rFonts w:asciiTheme="majorHAnsi" w:cstheme="majorBidi" w:hAnsiTheme="majorHAnsi" w:eastAsia="黑体"/>
       <w:i/>
       <w:iCs/>
       <w:color w:themeColor="accent1" w:themeShade="7F" w:val="243F60"/>
@@ -3814,7 +4093,7 @@
       <w:outlineLvl w:val="6"/>
     </w:pPr>
     <w:rPr>
-      <w:rFonts w:asciiTheme="majorHAnsi" w:cstheme="majorBidi" w:eastAsiaTheme="majorEastAsia" w:hAnsiTheme="majorHAnsi"/>
+      <w:rFonts w:asciiTheme="majorHAnsi" w:cstheme="majorBidi" w:hAnsiTheme="majorHAnsi" w:eastAsia="黑体"/>
       <w:i/>
       <w:iCs/>
       <w:color w:themeColor="text1" w:themeTint="BF" w:val="404040"/>
@@ -3837,7 +4116,7 @@
       <w:outlineLvl w:val="7"/>
     </w:pPr>
     <w:rPr>
-      <w:rFonts w:asciiTheme="majorHAnsi" w:cstheme="majorBidi" w:eastAsiaTheme="majorEastAsia" w:hAnsiTheme="majorHAnsi"/>
+      <w:rFonts w:asciiTheme="majorHAnsi" w:cstheme="majorBidi" w:hAnsiTheme="majorHAnsi" w:eastAsia="黑体"/>
       <w:color w:themeColor="accent1" w:val="4F81BD"/>
       <w:sz w:val="20"/>
       <w:szCs w:val="20"/>
@@ -3860,7 +4139,7 @@
       <w:outlineLvl w:val="8"/>
     </w:pPr>
     <w:rPr>
-      <w:rFonts w:asciiTheme="majorHAnsi" w:cstheme="majorBidi" w:eastAsiaTheme="majorEastAsia" w:hAnsiTheme="majorHAnsi"/>
+      <w:rFonts w:asciiTheme="majorHAnsi" w:cstheme="majorBidi" w:hAnsiTheme="majorHAnsi" w:eastAsia="黑体"/>
       <w:i/>
       <w:iCs/>
       <w:color w:themeColor="text1" w:themeTint="BF" w:val="404040"/>
@@ -3911,7 +4190,7 @@
     <w:uiPriority w:val="9"/>
     <w:rsid w:val="00FC693F"/>
     <w:rPr>
-      <w:rFonts w:asciiTheme="majorHAnsi" w:cstheme="majorBidi" w:eastAsiaTheme="majorEastAsia" w:hAnsiTheme="majorHAnsi"/>
+      <w:rFonts w:asciiTheme="majorHAnsi" w:cstheme="majorBidi" w:hAnsiTheme="majorHAnsi" w:eastAsia="黑体"/>
       <w:b/>
       <w:bCs/>
       <w:color w:themeColor="accent1" w:themeShade="BF" w:val="365F91"/>
@@ -3926,7 +4205,7 @@
     <w:uiPriority w:val="9"/>
     <w:rsid w:val="00FC693F"/>
     <w:rPr>
-      <w:rFonts w:asciiTheme="majorHAnsi" w:cstheme="majorBidi" w:eastAsiaTheme="majorEastAsia" w:hAnsiTheme="majorHAnsi"/>
+      <w:rFonts w:asciiTheme="majorHAnsi" w:cstheme="majorBidi" w:hAnsiTheme="majorHAnsi" w:eastAsia="黑体"/>
       <w:b/>
       <w:bCs/>
       <w:color w:themeColor="accent1" w:val="4F81BD"/>
@@ -3941,7 +4220,7 @@
     <w:uiPriority w:val="9"/>
     <w:rsid w:val="00FC693F"/>
     <w:rPr>
-      <w:rFonts w:asciiTheme="majorHAnsi" w:cstheme="majorBidi" w:eastAsiaTheme="majorEastAsia" w:hAnsiTheme="majorHAnsi"/>
+      <w:rFonts w:asciiTheme="majorHAnsi" w:cstheme="majorBidi" w:hAnsiTheme="majorHAnsi" w:eastAsia="黑体"/>
       <w:b/>
       <w:bCs/>
       <w:color w:themeColor="accent1" w:val="4F81BD"/>
@@ -3964,7 +4243,7 @@
       <w:contextualSpacing/>
     </w:pPr>
     <w:rPr>
-      <w:rFonts w:ascii="Times New Roman" w:asciiTheme="majorHAnsi" w:cstheme="majorBidi" w:eastAsia="黑体" w:eastAsiaTheme="majorEastAsia" w:hAnsi="Times New Roman" w:hAnsiTheme="majorHAnsi"/>
+      <w:rFonts w:ascii="Times New Roman" w:asciiTheme="majorHAnsi" w:cstheme="majorBidi" w:eastAsia="黑体" w:hAnsi="Times New Roman" w:hAnsiTheme="majorHAnsi"/>
       <w:b/>
       <w:color w:val="1F3864"/>
       <w:spacing w:val="5"/>
@@ -3980,7 +4259,7 @@
     <w:uiPriority w:val="10"/>
     <w:rsid w:val="00FC693F"/>
     <w:rPr>
-      <w:rFonts w:asciiTheme="majorHAnsi" w:cstheme="majorBidi" w:eastAsiaTheme="majorEastAsia" w:hAnsiTheme="majorHAnsi"/>
+      <w:rFonts w:asciiTheme="majorHAnsi" w:cstheme="majorBidi" w:hAnsiTheme="majorHAnsi" w:eastAsia="黑体"/>
       <w:color w:themeColor="text2" w:themeShade="BF" w:val="17365D"/>
       <w:spacing w:val="5"/>
       <w:kern w:val="28"/>
@@ -4002,7 +4281,7 @@
       </w:numPr>
     </w:pPr>
     <w:rPr>
-      <w:rFonts w:asciiTheme="majorHAnsi" w:cstheme="majorBidi" w:eastAsiaTheme="majorEastAsia" w:hAnsiTheme="majorHAnsi"/>
+      <w:rFonts w:asciiTheme="majorHAnsi" w:cstheme="majorBidi" w:hAnsiTheme="majorHAnsi" w:eastAsia="黑体"/>
       <w:i/>
       <w:iCs/>
       <w:color w:themeColor="accent1" w:val="4F81BD"/>
@@ -4018,7 +4297,7 @@
     <w:uiPriority w:val="11"/>
     <w:rsid w:val="00FC693F"/>
     <w:rPr>
-      <w:rFonts w:asciiTheme="majorHAnsi" w:cstheme="majorBidi" w:eastAsiaTheme="majorEastAsia" w:hAnsiTheme="majorHAnsi"/>
+      <w:rFonts w:asciiTheme="majorHAnsi" w:cstheme="majorBidi" w:hAnsiTheme="majorHAnsi" w:eastAsia="黑体"/>
       <w:i/>
       <w:iCs/>
       <w:color w:themeColor="accent1" w:val="4F81BD"/>
@@ -4085,6 +4364,7 @@
       <w:spacing w:after="120"/>
     </w:pPr>
     <w:rPr>
+      <w:rFonts w:eastAsia="黑体"/>
       <w:sz w:val="16"/>
       <w:szCs w:val="16"/>
     </w:rPr>
@@ -4096,6 +4376,7 @@
     <w:uiPriority w:val="99"/>
     <w:rsid w:val="00AA1D8D"/>
     <w:rPr>
+      <w:rFonts w:eastAsia="黑体"/>
       <w:sz w:val="16"/>
       <w:szCs w:val="16"/>
     </w:rPr>
@@ -4265,7 +4546,7 @@
       </w:tabs>
     </w:pPr>
     <w:rPr>
-      <w:rFonts w:ascii="Courier" w:hAnsi="Courier"/>
+      <w:rFonts w:ascii="Courier" w:hAnsi="Courier" w:eastAsia="黑体"/>
       <w:sz w:val="20"/>
       <w:szCs w:val="20"/>
     </w:rPr>
@@ -4277,7 +4558,7 @@
     <w:uiPriority w:val="99"/>
     <w:rsid w:val="0029639D"/>
     <w:rPr>
-      <w:rFonts w:ascii="Courier" w:hAnsi="Courier"/>
+      <w:rFonts w:ascii="Courier" w:hAnsi="Courier" w:eastAsia="黑体"/>
       <w:sz w:val="20"/>
       <w:szCs w:val="20"/>
     </w:rPr>
@@ -4313,6 +4594,7 @@
     <w:uiPriority w:val="29"/>
     <w:rsid w:val="00FC693F"/>
     <w:rPr>
+      <w:rFonts w:eastAsia="黑体"/>
       <w:i/>
       <w:iCs/>
       <w:color w:themeColor="text1" w:val="000000"/>
@@ -4326,7 +4608,7 @@
     <w:semiHidden/>
     <w:rsid w:val="00FC693F"/>
     <w:rPr>
-      <w:rFonts w:asciiTheme="majorHAnsi" w:cstheme="majorBidi" w:eastAsiaTheme="majorEastAsia" w:hAnsiTheme="majorHAnsi"/>
+      <w:rFonts w:asciiTheme="majorHAnsi" w:cstheme="majorBidi" w:hAnsiTheme="majorHAnsi" w:eastAsia="黑体"/>
       <w:b/>
       <w:bCs/>
       <w:i/>
@@ -4342,7 +4624,7 @@
     <w:semiHidden/>
     <w:rsid w:val="00FC693F"/>
     <w:rPr>
-      <w:rFonts w:asciiTheme="majorHAnsi" w:cstheme="majorBidi" w:eastAsiaTheme="majorEastAsia" w:hAnsiTheme="majorHAnsi"/>
+      <w:rFonts w:asciiTheme="majorHAnsi" w:cstheme="majorBidi" w:hAnsiTheme="majorHAnsi" w:eastAsia="黑体"/>
       <w:color w:themeColor="accent1" w:themeShade="7F" w:val="243F60"/>
     </w:rPr>
   </w:style>
@@ -4354,7 +4636,7 @@
     <w:semiHidden/>
     <w:rsid w:val="00FC693F"/>
     <w:rPr>
-      <w:rFonts w:asciiTheme="majorHAnsi" w:cstheme="majorBidi" w:eastAsiaTheme="majorEastAsia" w:hAnsiTheme="majorHAnsi"/>
+      <w:rFonts w:asciiTheme="majorHAnsi" w:cstheme="majorBidi" w:hAnsiTheme="majorHAnsi" w:eastAsia="黑体"/>
       <w:i/>
       <w:iCs/>
       <w:color w:themeColor="accent1" w:themeShade="7F" w:val="243F60"/>
@@ -4368,7 +4650,7 @@
     <w:semiHidden/>
     <w:rsid w:val="00FC693F"/>
     <w:rPr>
-      <w:rFonts w:asciiTheme="majorHAnsi" w:cstheme="majorBidi" w:eastAsiaTheme="majorEastAsia" w:hAnsiTheme="majorHAnsi"/>
+      <w:rFonts w:asciiTheme="majorHAnsi" w:cstheme="majorBidi" w:hAnsiTheme="majorHAnsi" w:eastAsia="黑体"/>
       <w:i/>
       <w:iCs/>
       <w:color w:themeColor="text1" w:themeTint="BF" w:val="404040"/>
@@ -4382,7 +4664,7 @@
     <w:semiHidden/>
     <w:rsid w:val="00FC693F"/>
     <w:rPr>
-      <w:rFonts w:asciiTheme="majorHAnsi" w:cstheme="majorBidi" w:eastAsiaTheme="majorEastAsia" w:hAnsiTheme="majorHAnsi"/>
+      <w:rFonts w:asciiTheme="majorHAnsi" w:cstheme="majorBidi" w:hAnsiTheme="majorHAnsi" w:eastAsia="黑体"/>
       <w:color w:themeColor="accent1" w:val="4F81BD"/>
       <w:sz w:val="20"/>
       <w:szCs w:val="20"/>
@@ -4396,7 +4678,7 @@
     <w:semiHidden/>
     <w:rsid w:val="00FC693F"/>
     <w:rPr>
-      <w:rFonts w:asciiTheme="majorHAnsi" w:cstheme="majorBidi" w:eastAsiaTheme="majorEastAsia" w:hAnsiTheme="majorHAnsi"/>
+      <w:rFonts w:asciiTheme="majorHAnsi" w:cstheme="majorBidi" w:hAnsiTheme="majorHAnsi" w:eastAsia="黑体"/>
       <w:i/>
       <w:iCs/>
       <w:color w:themeColor="text1" w:themeTint="BF" w:val="404040"/>
@@ -4417,6 +4699,7 @@
       <w:spacing w:line="240" w:lineRule="auto"/>
     </w:pPr>
     <w:rPr>
+      <w:rFonts w:eastAsia="黑体"/>
       <w:b/>
       <w:bCs/>
       <w:color w:themeColor="accent1" w:val="4F81BD"/>
@@ -4431,6 +4714,7 @@
     <w:qFormat/>
     <w:rsid w:val="00FC693F"/>
     <w:rPr>
+      <w:rFonts w:eastAsia="黑体"/>
       <w:b/>
       <w:bCs/>
     </w:rPr>
@@ -4442,6 +4726,7 @@
     <w:qFormat/>
     <w:rsid w:val="00FC693F"/>
     <w:rPr>
+      <w:rFonts w:eastAsia="黑体"/>
       <w:i/>
       <w:iCs/>
     </w:rPr>
@@ -4462,6 +4747,7 @@
       <w:ind w:left="936" w:right="936"/>
     </w:pPr>
     <w:rPr>
+      <w:rFonts w:eastAsia="黑体"/>
       <w:b/>
       <w:bCs/>
       <w:i/>
@@ -4476,6 +4762,7 @@
     <w:uiPriority w:val="30"/>
     <w:rsid w:val="00FC693F"/>
     <w:rPr>
+      <w:rFonts w:eastAsia="黑体"/>
       <w:b/>
       <w:bCs/>
       <w:i/>
@@ -4490,6 +4777,7 @@
     <w:qFormat/>
     <w:rsid w:val="00FC693F"/>
     <w:rPr>
+      <w:rFonts w:eastAsia="黑体"/>
       <w:i/>
       <w:iCs/>
       <w:color w:themeColor="text1" w:themeTint="7F" w:val="808080"/>
@@ -4502,6 +4790,7 @@
     <w:qFormat/>
     <w:rsid w:val="00FC693F"/>
     <w:rPr>
+      <w:rFonts w:eastAsia="黑体"/>
       <w:b/>
       <w:bCs/>
       <w:i/>
@@ -4516,6 +4805,7 @@
     <w:qFormat/>
     <w:rsid w:val="00FC693F"/>
     <w:rPr>
+      <w:rFonts w:eastAsia="黑体"/>
       <w:smallCaps/>
       <w:color w:themeColor="accent2" w:val="C0504D"/>
       <w:u w:val="single"/>
@@ -4528,6 +4818,7 @@
     <w:qFormat/>
     <w:rsid w:val="00FC693F"/>
     <w:rPr>
+      <w:rFonts w:eastAsia="黑体"/>
       <w:b/>
       <w:bCs/>
       <w:smallCaps/>
@@ -4543,6 +4834,7 @@
     <w:qFormat/>
     <w:rsid w:val="00FC693F"/>
     <w:rPr>
+      <w:rFonts w:eastAsia="黑体"/>
       <w:b/>
       <w:bCs/>
       <w:smallCaps/>
@@ -4597,6 +4889,7 @@
       <w:spacing w:after="0" w:line="240" w:lineRule="auto"/>
     </w:pPr>
     <w:rPr>
+      <w:rFonts w:eastAsia="黑体"/>
       <w:color w:themeColor="text1" w:themeShade="BF" w:val="000000"/>
     </w:rPr>
     <w:tblPr>
@@ -4619,6 +4912,7 @@
         <w:spacing w:after="0" w:before="0" w:line="240" w:lineRule="auto"/>
       </w:pPr>
       <w:rPr>
+        <w:rFonts w:eastAsia="黑体"/>
         <w:b/>
         <w:bCs/>
       </w:rPr>
@@ -4639,6 +4933,7 @@
         <w:spacing w:after="0" w:before="0" w:line="240" w:lineRule="auto"/>
       </w:pPr>
       <w:rPr>
+        <w:rFonts w:eastAsia="黑体"/>
         <w:b/>
         <w:bCs/>
       </w:rPr>
@@ -4656,12 +4951,14 @@
     </w:tblStylePr>
     <w:tblStylePr w:type="firstCol">
       <w:rPr>
+        <w:rFonts w:eastAsia="黑体"/>
         <w:b/>
         <w:bCs/>
       </w:rPr>
     </w:tblStylePr>
     <w:tblStylePr w:type="lastCol">
       <w:rPr>
+        <w:rFonts w:eastAsia="黑体"/>
         <w:b/>
         <w:bCs/>
       </w:rPr>
@@ -4700,6 +4997,7 @@
       <w:spacing w:after="0" w:line="240" w:lineRule="auto"/>
     </w:pPr>
     <w:rPr>
+      <w:rFonts w:eastAsia="黑体"/>
       <w:color w:themeColor="accent1" w:themeShade="BF" w:val="365F91"/>
     </w:rPr>
     <w:tblPr>
@@ -4722,6 +5020,7 @@
         <w:spacing w:after="0" w:before="0" w:line="240" w:lineRule="auto"/>
       </w:pPr>
       <w:rPr>
+        <w:rFonts w:eastAsia="黑体"/>
         <w:b/>
         <w:bCs/>
       </w:rPr>
@@ -4742,6 +5041,7 @@
         <w:spacing w:after="0" w:before="0" w:line="240" w:lineRule="auto"/>
       </w:pPr>
       <w:rPr>
+        <w:rFonts w:eastAsia="黑体"/>
         <w:b/>
         <w:bCs/>
       </w:rPr>
@@ -4759,12 +5059,14 @@
     </w:tblStylePr>
     <w:tblStylePr w:type="firstCol">
       <w:rPr>
+        <w:rFonts w:eastAsia="黑体"/>
         <w:b/>
         <w:bCs/>
       </w:rPr>
     </w:tblStylePr>
     <w:tblStylePr w:type="lastCol">
       <w:rPr>
+        <w:rFonts w:eastAsia="黑体"/>
         <w:b/>
         <w:bCs/>
       </w:rPr>
@@ -4803,6 +5105,7 @@
       <w:spacing w:after="0" w:line="240" w:lineRule="auto"/>
     </w:pPr>
     <w:rPr>
+      <w:rFonts w:eastAsia="黑体"/>
       <w:color w:themeColor="accent2" w:themeShade="BF" w:val="943634"/>
     </w:rPr>
     <w:tblPr>
@@ -4825,6 +5128,7 @@
         <w:spacing w:after="0" w:before="0" w:line="240" w:lineRule="auto"/>
       </w:pPr>
       <w:rPr>
+        <w:rFonts w:eastAsia="黑体"/>
         <w:b/>
         <w:bCs/>
       </w:rPr>
@@ -4845,6 +5149,7 @@
         <w:spacing w:after="0" w:before="0" w:line="240" w:lineRule="auto"/>
       </w:pPr>
       <w:rPr>
+        <w:rFonts w:eastAsia="黑体"/>
         <w:b/>
         <w:bCs/>
       </w:rPr>
@@ -4862,12 +5167,14 @@
     </w:tblStylePr>
     <w:tblStylePr w:type="firstCol">
       <w:rPr>
+        <w:rFonts w:eastAsia="黑体"/>
         <w:b/>
         <w:bCs/>
       </w:rPr>
     </w:tblStylePr>
     <w:tblStylePr w:type="lastCol">
       <w:rPr>
+        <w:rFonts w:eastAsia="黑体"/>
         <w:b/>
         <w:bCs/>
       </w:rPr>
@@ -4906,6 +5213,7 @@
       <w:spacing w:after="0" w:line="240" w:lineRule="auto"/>
     </w:pPr>
     <w:rPr>
+      <w:rFonts w:eastAsia="黑体"/>
       <w:color w:themeColor="accent3" w:themeShade="BF" w:val="76923C"/>
     </w:rPr>
     <w:tblPr>
@@ -4928,6 +5236,7 @@
         <w:spacing w:after="0" w:before="0" w:line="240" w:lineRule="auto"/>
       </w:pPr>
       <w:rPr>
+        <w:rFonts w:eastAsia="黑体"/>
         <w:b/>
         <w:bCs/>
       </w:rPr>
@@ -4948,6 +5257,7 @@
         <w:spacing w:after="0" w:before="0" w:line="240" w:lineRule="auto"/>
       </w:pPr>
       <w:rPr>
+        <w:rFonts w:eastAsia="黑体"/>
         <w:b/>
         <w:bCs/>
       </w:rPr>
@@ -4965,12 +5275,14 @@
     </w:tblStylePr>
     <w:tblStylePr w:type="firstCol">
       <w:rPr>
+        <w:rFonts w:eastAsia="黑体"/>
         <w:b/>
         <w:bCs/>
       </w:rPr>
     </w:tblStylePr>
     <w:tblStylePr w:type="lastCol">
       <w:rPr>
+        <w:rFonts w:eastAsia="黑体"/>
         <w:b/>
         <w:bCs/>
       </w:rPr>
@@ -5009,6 +5321,7 @@
       <w:spacing w:after="0" w:line="240" w:lineRule="auto"/>
     </w:pPr>
     <w:rPr>
+      <w:rFonts w:eastAsia="黑体"/>
       <w:color w:themeColor="accent4" w:themeShade="BF" w:val="5F497A"/>
     </w:rPr>
     <w:tblPr>
@@ -5031,6 +5344,7 @@
         <w:spacing w:after="0" w:before="0" w:line="240" w:lineRule="auto"/>
       </w:pPr>
       <w:rPr>
+        <w:rFonts w:eastAsia="黑体"/>
         <w:b/>
         <w:bCs/>
       </w:rPr>
@@ -5051,6 +5365,7 @@
         <w:spacing w:after="0" w:before="0" w:line="240" w:lineRule="auto"/>
       </w:pPr>
       <w:rPr>
+        <w:rFonts w:eastAsia="黑体"/>
         <w:b/>
         <w:bCs/>
       </w:rPr>
@@ -5068,12 +5383,14 @@
     </w:tblStylePr>
     <w:tblStylePr w:type="firstCol">
       <w:rPr>
+        <w:rFonts w:eastAsia="黑体"/>
         <w:b/>
         <w:bCs/>
       </w:rPr>
     </w:tblStylePr>
     <w:tblStylePr w:type="lastCol">
       <w:rPr>
+        <w:rFonts w:eastAsia="黑体"/>
         <w:b/>
         <w:bCs/>
       </w:rPr>
@@ -5112,6 +5429,7 @@
       <w:spacing w:after="0" w:line="240" w:lineRule="auto"/>
     </w:pPr>
     <w:rPr>
+      <w:rFonts w:eastAsia="黑体"/>
       <w:color w:themeColor="accent5" w:themeShade="BF" w:val="31849B"/>
     </w:rPr>
     <w:tblPr>
@@ -5134,6 +5452,7 @@
         <w:spacing w:after="0" w:before="0" w:line="240" w:lineRule="auto"/>
       </w:pPr>
       <w:rPr>
+        <w:rFonts w:eastAsia="黑体"/>
         <w:b/>
         <w:bCs/>
       </w:rPr>
@@ -5154,6 +5473,7 @@
         <w:spacing w:after="0" w:before="0" w:line="240" w:lineRule="auto"/>
       </w:pPr>
       <w:rPr>
+        <w:rFonts w:eastAsia="黑体"/>
         <w:b/>
         <w:bCs/>
       </w:rPr>
@@ -5171,12 +5491,14 @@
     </w:tblStylePr>
     <w:tblStylePr w:type="firstCol">
       <w:rPr>
+        <w:rFonts w:eastAsia="黑体"/>
         <w:b/>
         <w:bCs/>
       </w:rPr>
     </w:tblStylePr>
     <w:tblStylePr w:type="lastCol">
       <w:rPr>
+        <w:rFonts w:eastAsia="黑体"/>
         <w:b/>
         <w:bCs/>
       </w:rPr>
@@ -5215,6 +5537,7 @@
       <w:spacing w:after="0" w:line="240" w:lineRule="auto"/>
     </w:pPr>
     <w:rPr>
+      <w:rFonts w:eastAsia="黑体"/>
       <w:color w:themeColor="accent6" w:themeShade="BF" w:val="E36C0A"/>
     </w:rPr>
     <w:tblPr>
@@ -5237,6 +5560,7 @@
         <w:spacing w:after="0" w:before="0" w:line="240" w:lineRule="auto"/>
       </w:pPr>
       <w:rPr>
+        <w:rFonts w:eastAsia="黑体"/>
         <w:b/>
         <w:bCs/>
       </w:rPr>
@@ -5257,6 +5581,7 @@
         <w:spacing w:after="0" w:before="0" w:line="240" w:lineRule="auto"/>
       </w:pPr>
       <w:rPr>
+        <w:rFonts w:eastAsia="黑体"/>
         <w:b/>
         <w:bCs/>
       </w:rPr>
@@ -5274,12 +5599,14 @@
     </w:tblStylePr>
     <w:tblStylePr w:type="firstCol">
       <w:rPr>
+        <w:rFonts w:eastAsia="黑体"/>
         <w:b/>
         <w:bCs/>
       </w:rPr>
     </w:tblStylePr>
     <w:tblStylePr w:type="lastCol">
       <w:rPr>
+        <w:rFonts w:eastAsia="黑体"/>
         <w:b/>
         <w:bCs/>
       </w:rPr>
@@ -5339,6 +5666,7 @@
         <w:spacing w:after="0" w:before="0" w:line="240" w:lineRule="auto"/>
       </w:pPr>
       <w:rPr>
+        <w:rFonts w:eastAsia="黑体"/>
         <w:b/>
         <w:bCs/>
         <w:color w:themeColor="background1" w:val="FFFFFF"/>
@@ -5353,6 +5681,7 @@
         <w:spacing w:after="0" w:before="0" w:line="240" w:lineRule="auto"/>
       </w:pPr>
       <w:rPr>
+        <w:rFonts w:eastAsia="黑体"/>
         <w:b/>
         <w:bCs/>
       </w:rPr>
@@ -5368,12 +5697,14 @@
     </w:tblStylePr>
     <w:tblStylePr w:type="firstCol">
       <w:rPr>
+        <w:rFonts w:eastAsia="黑体"/>
         <w:b/>
         <w:bCs/>
       </w:rPr>
     </w:tblStylePr>
     <w:tblStylePr w:type="lastCol">
       <w:rPr>
+        <w:rFonts w:eastAsia="黑体"/>
         <w:b/>
         <w:bCs/>
       </w:rPr>
@@ -5431,6 +5762,7 @@
         <w:spacing w:after="0" w:before="0" w:line="240" w:lineRule="auto"/>
       </w:pPr>
       <w:rPr>
+        <w:rFonts w:eastAsia="黑体"/>
         <w:b/>
         <w:bCs/>
         <w:color w:themeColor="background1" w:val="FFFFFF"/>
@@ -5445,6 +5777,7 @@
         <w:spacing w:after="0" w:before="0" w:line="240" w:lineRule="auto"/>
       </w:pPr>
       <w:rPr>
+        <w:rFonts w:eastAsia="黑体"/>
         <w:b/>
         <w:bCs/>
       </w:rPr>
@@ -5460,12 +5793,14 @@
     </w:tblStylePr>
     <w:tblStylePr w:type="firstCol">
       <w:rPr>
+        <w:rFonts w:eastAsia="黑体"/>
         <w:b/>
         <w:bCs/>
       </w:rPr>
     </w:tblStylePr>
     <w:tblStylePr w:type="lastCol">
       <w:rPr>
+        <w:rFonts w:eastAsia="黑体"/>
         <w:b/>
         <w:bCs/>
       </w:rPr>
@@ -5523,6 +5858,7 @@
         <w:spacing w:after="0" w:before="0" w:line="240" w:lineRule="auto"/>
       </w:pPr>
       <w:rPr>
+        <w:rFonts w:eastAsia="黑体"/>
         <w:b/>
         <w:bCs/>
         <w:color w:themeColor="background1" w:val="FFFFFF"/>
@@ -5537,6 +5873,7 @@
         <w:spacing w:after="0" w:before="0" w:line="240" w:lineRule="auto"/>
       </w:pPr>
       <w:rPr>
+        <w:rFonts w:eastAsia="黑体"/>
         <w:b/>
         <w:bCs/>
       </w:rPr>
@@ -5552,12 +5889,14 @@
     </w:tblStylePr>
     <w:tblStylePr w:type="firstCol">
       <w:rPr>
+        <w:rFonts w:eastAsia="黑体"/>
         <w:b/>
         <w:bCs/>
       </w:rPr>
     </w:tblStylePr>
     <w:tblStylePr w:type="lastCol">
       <w:rPr>
+        <w:rFonts w:eastAsia="黑体"/>
         <w:b/>
         <w:bCs/>
       </w:rPr>
@@ -5615,6 +5954,7 @@
         <w:spacing w:after="0" w:before="0" w:line="240" w:lineRule="auto"/>
       </w:pPr>
       <w:rPr>
+        <w:rFonts w:eastAsia="黑体"/>
         <w:b/>
         <w:bCs/>
         <w:color w:themeColor="background1" w:val="FFFFFF"/>
@@ -5629,6 +5969,7 @@
         <w:spacing w:after="0" w:before="0" w:line="240" w:lineRule="auto"/>
       </w:pPr>
       <w:rPr>
+        <w:rFonts w:eastAsia="黑体"/>
         <w:b/>
         <w:bCs/>
       </w:rPr>
@@ -5644,12 +5985,14 @@
     </w:tblStylePr>
     <w:tblStylePr w:type="firstCol">
       <w:rPr>
+        <w:rFonts w:eastAsia="黑体"/>
         <w:b/>
         <w:bCs/>
       </w:rPr>
     </w:tblStylePr>
     <w:tblStylePr w:type="lastCol">
       <w:rPr>
+        <w:rFonts w:eastAsia="黑体"/>
         <w:b/>
         <w:bCs/>
       </w:rPr>
@@ -5707,6 +6050,7 @@
         <w:spacing w:after="0" w:before="0" w:line="240" w:lineRule="auto"/>
       </w:pPr>
       <w:rPr>
+        <w:rFonts w:eastAsia="黑体"/>
         <w:b/>
         <w:bCs/>
         <w:color w:themeColor="background1" w:val="FFFFFF"/>
@@ -5721,6 +6065,7 @@
         <w:spacing w:after="0" w:before="0" w:line="240" w:lineRule="auto"/>
       </w:pPr>
       <w:rPr>
+        <w:rFonts w:eastAsia="黑体"/>
         <w:b/>
         <w:bCs/>
       </w:rPr>
@@ -5736,12 +6081,14 @@
     </w:tblStylePr>
     <w:tblStylePr w:type="firstCol">
       <w:rPr>
+        <w:rFonts w:eastAsia="黑体"/>
         <w:b/>
         <w:bCs/>
       </w:rPr>
     </w:tblStylePr>
     <w:tblStylePr w:type="lastCol">
       <w:rPr>
+        <w:rFonts w:eastAsia="黑体"/>
         <w:b/>
         <w:bCs/>
       </w:rPr>
@@ -5799,6 +6146,7 @@
         <w:spacing w:after="0" w:before="0" w:line="240" w:lineRule="auto"/>
       </w:pPr>
       <w:rPr>
+        <w:rFonts w:eastAsia="黑体"/>
         <w:b/>
         <w:bCs/>
         <w:color w:themeColor="background1" w:val="FFFFFF"/>
@@ -5813,6 +6161,7 @@
         <w:spacing w:after="0" w:before="0" w:line="240" w:lineRule="auto"/>
       </w:pPr>
       <w:rPr>
+        <w:rFonts w:eastAsia="黑体"/>
         <w:b/>
         <w:bCs/>
       </w:rPr>
@@ -5828,12 +6177,14 @@
     </w:tblStylePr>
     <w:tblStylePr w:type="firstCol">
       <w:rPr>
+        <w:rFonts w:eastAsia="黑体"/>
         <w:b/>
         <w:bCs/>
       </w:rPr>
     </w:tblStylePr>
     <w:tblStylePr w:type="lastCol">
       <w:rPr>
+        <w:rFonts w:eastAsia="黑体"/>
         <w:b/>
         <w:bCs/>
       </w:rPr>
@@ -5891,6 +6242,7 @@
         <w:spacing w:after="0" w:before="0" w:line="240" w:lineRule="auto"/>
       </w:pPr>
       <w:rPr>
+        <w:rFonts w:eastAsia="黑体"/>
         <w:b/>
         <w:bCs/>
         <w:color w:themeColor="background1" w:val="FFFFFF"/>
@@ -5905,6 +6257,7 @@
         <w:spacing w:after="0" w:before="0" w:line="240" w:lineRule="auto"/>
       </w:pPr>
       <w:rPr>
+        <w:rFonts w:eastAsia="黑体"/>
         <w:b/>
         <w:bCs/>
       </w:rPr>
@@ -5920,12 +6273,14 @@
     </w:tblStylePr>
     <w:tblStylePr w:type="firstCol">
       <w:rPr>
+        <w:rFonts w:eastAsia="黑体"/>
         <w:b/>
         <w:bCs/>
       </w:rPr>
     </w:tblStylePr>
     <w:tblStylePr w:type="lastCol">
       <w:rPr>
+        <w:rFonts w:eastAsia="黑体"/>
         <w:b/>
         <w:bCs/>
       </w:rPr>
@@ -5985,7 +6340,7 @@
         <w:spacing w:after="0" w:before="0" w:line="240" w:lineRule="auto"/>
       </w:pPr>
       <w:rPr>
-        <w:rFonts w:asciiTheme="majorHAnsi" w:cstheme="majorBidi" w:eastAsiaTheme="majorEastAsia" w:hAnsiTheme="majorHAnsi"/>
+        <w:rFonts w:asciiTheme="majorHAnsi" w:cstheme="majorBidi" w:hAnsiTheme="majorHAnsi" w:eastAsia="黑体"/>
         <w:b/>
         <w:bCs/>
       </w:rPr>
@@ -6006,7 +6361,7 @@
         <w:spacing w:after="0" w:before="0" w:line="240" w:lineRule="auto"/>
       </w:pPr>
       <w:rPr>
-        <w:rFonts w:asciiTheme="majorHAnsi" w:cstheme="majorBidi" w:eastAsiaTheme="majorEastAsia" w:hAnsiTheme="majorHAnsi"/>
+        <w:rFonts w:asciiTheme="majorHAnsi" w:cstheme="majorBidi" w:hAnsiTheme="majorHAnsi" w:eastAsia="黑体"/>
         <w:b/>
         <w:bCs/>
       </w:rPr>
@@ -6024,14 +6379,14 @@
     </w:tblStylePr>
     <w:tblStylePr w:type="firstCol">
       <w:rPr>
-        <w:rFonts w:asciiTheme="majorHAnsi" w:cstheme="majorBidi" w:eastAsiaTheme="majorEastAsia" w:hAnsiTheme="majorHAnsi"/>
+        <w:rFonts w:asciiTheme="majorHAnsi" w:cstheme="majorBidi" w:hAnsiTheme="majorHAnsi" w:eastAsia="黑体"/>
         <w:b/>
         <w:bCs/>
       </w:rPr>
     </w:tblStylePr>
     <w:tblStylePr w:type="lastCol">
       <w:rPr>
-        <w:rFonts w:asciiTheme="majorHAnsi" w:cstheme="majorBidi" w:eastAsiaTheme="majorEastAsia" w:hAnsiTheme="majorHAnsi"/>
+        <w:rFonts w:asciiTheme="majorHAnsi" w:cstheme="majorBidi" w:hAnsiTheme="majorHAnsi" w:eastAsia="黑体"/>
         <w:b/>
         <w:bCs/>
       </w:rPr>
@@ -6115,7 +6470,7 @@
         <w:spacing w:after="0" w:before="0" w:line="240" w:lineRule="auto"/>
       </w:pPr>
       <w:rPr>
-        <w:rFonts w:asciiTheme="majorHAnsi" w:cstheme="majorBidi" w:eastAsiaTheme="majorEastAsia" w:hAnsiTheme="majorHAnsi"/>
+        <w:rFonts w:asciiTheme="majorHAnsi" w:cstheme="majorBidi" w:hAnsiTheme="majorHAnsi" w:eastAsia="黑体"/>
         <w:b/>
         <w:bCs/>
       </w:rPr>
@@ -6136,7 +6491,7 @@
         <w:spacing w:after="0" w:before="0" w:line="240" w:lineRule="auto"/>
       </w:pPr>
       <w:rPr>
-        <w:rFonts w:asciiTheme="majorHAnsi" w:cstheme="majorBidi" w:eastAsiaTheme="majorEastAsia" w:hAnsiTheme="majorHAnsi"/>
+        <w:rFonts w:asciiTheme="majorHAnsi" w:cstheme="majorBidi" w:hAnsiTheme="majorHAnsi" w:eastAsia="黑体"/>
         <w:b/>
         <w:bCs/>
       </w:rPr>
@@ -6154,14 +6509,14 @@
     </w:tblStylePr>
     <w:tblStylePr w:type="firstCol">
       <w:rPr>
-        <w:rFonts w:asciiTheme="majorHAnsi" w:cstheme="majorBidi" w:eastAsiaTheme="majorEastAsia" w:hAnsiTheme="majorHAnsi"/>
+        <w:rFonts w:asciiTheme="majorHAnsi" w:cstheme="majorBidi" w:hAnsiTheme="majorHAnsi" w:eastAsia="黑体"/>
         <w:b/>
         <w:bCs/>
       </w:rPr>
     </w:tblStylePr>
     <w:tblStylePr w:type="lastCol">
       <w:rPr>
-        <w:rFonts w:asciiTheme="majorHAnsi" w:cstheme="majorBidi" w:eastAsiaTheme="majorEastAsia" w:hAnsiTheme="majorHAnsi"/>
+        <w:rFonts w:asciiTheme="majorHAnsi" w:cstheme="majorBidi" w:hAnsiTheme="majorHAnsi" w:eastAsia="黑体"/>
         <w:b/>
         <w:bCs/>
       </w:rPr>
@@ -6245,7 +6600,7 @@
         <w:spacing w:after="0" w:before="0" w:line="240" w:lineRule="auto"/>
       </w:pPr>
       <w:rPr>
-        <w:rFonts w:asciiTheme="majorHAnsi" w:cstheme="majorBidi" w:eastAsiaTheme="majorEastAsia" w:hAnsiTheme="majorHAnsi"/>
+        <w:rFonts w:asciiTheme="majorHAnsi" w:cstheme="majorBidi" w:hAnsiTheme="majorHAnsi" w:eastAsia="黑体"/>
         <w:b/>
         <w:bCs/>
       </w:rPr>
@@ -6266,7 +6621,7 @@
         <w:spacing w:after="0" w:before="0" w:line="240" w:lineRule="auto"/>
       </w:pPr>
       <w:rPr>
-        <w:rFonts w:asciiTheme="majorHAnsi" w:cstheme="majorBidi" w:eastAsiaTheme="majorEastAsia" w:hAnsiTheme="majorHAnsi"/>
+        <w:rFonts w:asciiTheme="majorHAnsi" w:cstheme="majorBidi" w:hAnsiTheme="majorHAnsi" w:eastAsia="黑体"/>
         <w:b/>
         <w:bCs/>
       </w:rPr>
@@ -6284,14 +6639,14 @@
     </w:tblStylePr>
     <w:tblStylePr w:type="firstCol">
       <w:rPr>
-        <w:rFonts w:asciiTheme="majorHAnsi" w:cstheme="majorBidi" w:eastAsiaTheme="majorEastAsia" w:hAnsiTheme="majorHAnsi"/>
+        <w:rFonts w:asciiTheme="majorHAnsi" w:cstheme="majorBidi" w:hAnsiTheme="majorHAnsi" w:eastAsia="黑体"/>
         <w:b/>
         <w:bCs/>
       </w:rPr>
     </w:tblStylePr>
     <w:tblStylePr w:type="lastCol">
       <w:rPr>
-        <w:rFonts w:asciiTheme="majorHAnsi" w:cstheme="majorBidi" w:eastAsiaTheme="majorEastAsia" w:hAnsiTheme="majorHAnsi"/>
+        <w:rFonts w:asciiTheme="majorHAnsi" w:cstheme="majorBidi" w:hAnsiTheme="majorHAnsi" w:eastAsia="黑体"/>
         <w:b/>
         <w:bCs/>
       </w:rPr>
@@ -6375,7 +6730,7 @@
         <w:spacing w:after="0" w:before="0" w:line="240" w:lineRule="auto"/>
       </w:pPr>
       <w:rPr>
-        <w:rFonts w:asciiTheme="majorHAnsi" w:cstheme="majorBidi" w:eastAsiaTheme="majorEastAsia" w:hAnsiTheme="majorHAnsi"/>
+        <w:rFonts w:asciiTheme="majorHAnsi" w:cstheme="majorBidi" w:hAnsiTheme="majorHAnsi" w:eastAsia="黑体"/>
         <w:b/>
         <w:bCs/>
       </w:rPr>
@@ -6396,7 +6751,7 @@
         <w:spacing w:after="0" w:before="0" w:line="240" w:lineRule="auto"/>
       </w:pPr>
       <w:rPr>
-        <w:rFonts w:asciiTheme="majorHAnsi" w:cstheme="majorBidi" w:eastAsiaTheme="majorEastAsia" w:hAnsiTheme="majorHAnsi"/>
+        <w:rFonts w:asciiTheme="majorHAnsi" w:cstheme="majorBidi" w:hAnsiTheme="majorHAnsi" w:eastAsia="黑体"/>
         <w:b/>
         <w:bCs/>
       </w:rPr>
@@ -6414,14 +6769,14 @@
     </w:tblStylePr>
     <w:tblStylePr w:type="firstCol">
       <w:rPr>
-        <w:rFonts w:asciiTheme="majorHAnsi" w:cstheme="majorBidi" w:eastAsiaTheme="majorEastAsia" w:hAnsiTheme="majorHAnsi"/>
+        <w:rFonts w:asciiTheme="majorHAnsi" w:cstheme="majorBidi" w:hAnsiTheme="majorHAnsi" w:eastAsia="黑体"/>
         <w:b/>
         <w:bCs/>
       </w:rPr>
     </w:tblStylePr>
     <w:tblStylePr w:type="lastCol">
       <w:rPr>
-        <w:rFonts w:asciiTheme="majorHAnsi" w:cstheme="majorBidi" w:eastAsiaTheme="majorEastAsia" w:hAnsiTheme="majorHAnsi"/>
+        <w:rFonts w:asciiTheme="majorHAnsi" w:cstheme="majorBidi" w:hAnsiTheme="majorHAnsi" w:eastAsia="黑体"/>
         <w:b/>
         <w:bCs/>
       </w:rPr>
@@ -6505,7 +6860,7 @@
         <w:spacing w:after="0" w:before="0" w:line="240" w:lineRule="auto"/>
       </w:pPr>
       <w:rPr>
-        <w:rFonts w:asciiTheme="majorHAnsi" w:cstheme="majorBidi" w:eastAsiaTheme="majorEastAsia" w:hAnsiTheme="majorHAnsi"/>
+        <w:rFonts w:asciiTheme="majorHAnsi" w:cstheme="majorBidi" w:hAnsiTheme="majorHAnsi" w:eastAsia="黑体"/>
         <w:b/>
         <w:bCs/>
       </w:rPr>
@@ -6526,7 +6881,7 @@
         <w:spacing w:after="0" w:before="0" w:line="240" w:lineRule="auto"/>
       </w:pPr>
       <w:rPr>
-        <w:rFonts w:asciiTheme="majorHAnsi" w:cstheme="majorBidi" w:eastAsiaTheme="majorEastAsia" w:hAnsiTheme="majorHAnsi"/>
+        <w:rFonts w:asciiTheme="majorHAnsi" w:cstheme="majorBidi" w:hAnsiTheme="majorHAnsi" w:eastAsia="黑体"/>
         <w:b/>
         <w:bCs/>
       </w:rPr>
@@ -6544,14 +6899,14 @@
     </w:tblStylePr>
     <w:tblStylePr w:type="firstCol">
       <w:rPr>
-        <w:rFonts w:asciiTheme="majorHAnsi" w:cstheme="majorBidi" w:eastAsiaTheme="majorEastAsia" w:hAnsiTheme="majorHAnsi"/>
+        <w:rFonts w:asciiTheme="majorHAnsi" w:cstheme="majorBidi" w:hAnsiTheme="majorHAnsi" w:eastAsia="黑体"/>
         <w:b/>
         <w:bCs/>
       </w:rPr>
     </w:tblStylePr>
     <w:tblStylePr w:type="lastCol">
       <w:rPr>
-        <w:rFonts w:asciiTheme="majorHAnsi" w:cstheme="majorBidi" w:eastAsiaTheme="majorEastAsia" w:hAnsiTheme="majorHAnsi"/>
+        <w:rFonts w:asciiTheme="majorHAnsi" w:cstheme="majorBidi" w:hAnsiTheme="majorHAnsi" w:eastAsia="黑体"/>
         <w:b/>
         <w:bCs/>
       </w:rPr>
@@ -6635,7 +6990,7 @@
         <w:spacing w:after="0" w:before="0" w:line="240" w:lineRule="auto"/>
       </w:pPr>
       <w:rPr>
-        <w:rFonts w:asciiTheme="majorHAnsi" w:cstheme="majorBidi" w:eastAsiaTheme="majorEastAsia" w:hAnsiTheme="majorHAnsi"/>
+        <w:rFonts w:asciiTheme="majorHAnsi" w:cstheme="majorBidi" w:hAnsiTheme="majorHAnsi" w:eastAsia="黑体"/>
         <w:b/>
         <w:bCs/>
       </w:rPr>
@@ -6656,7 +7011,7 @@
         <w:spacing w:after="0" w:before="0" w:line="240" w:lineRule="auto"/>
       </w:pPr>
       <w:rPr>
-        <w:rFonts w:asciiTheme="majorHAnsi" w:cstheme="majorBidi" w:eastAsiaTheme="majorEastAsia" w:hAnsiTheme="majorHAnsi"/>
+        <w:rFonts w:asciiTheme="majorHAnsi" w:cstheme="majorBidi" w:hAnsiTheme="majorHAnsi" w:eastAsia="黑体"/>
         <w:b/>
         <w:bCs/>
       </w:rPr>
@@ -6674,14 +7029,14 @@
     </w:tblStylePr>
     <w:tblStylePr w:type="firstCol">
       <w:rPr>
-        <w:rFonts w:asciiTheme="majorHAnsi" w:cstheme="majorBidi" w:eastAsiaTheme="majorEastAsia" w:hAnsiTheme="majorHAnsi"/>
+        <w:rFonts w:asciiTheme="majorHAnsi" w:cstheme="majorBidi" w:hAnsiTheme="majorHAnsi" w:eastAsia="黑体"/>
         <w:b/>
         <w:bCs/>
       </w:rPr>
     </w:tblStylePr>
     <w:tblStylePr w:type="lastCol">
       <w:rPr>
-        <w:rFonts w:asciiTheme="majorHAnsi" w:cstheme="majorBidi" w:eastAsiaTheme="majorEastAsia" w:hAnsiTheme="majorHAnsi"/>
+        <w:rFonts w:asciiTheme="majorHAnsi" w:cstheme="majorBidi" w:hAnsiTheme="majorHAnsi" w:eastAsia="黑体"/>
         <w:b/>
         <w:bCs/>
       </w:rPr>
@@ -6765,7 +7120,7 @@
         <w:spacing w:after="0" w:before="0" w:line="240" w:lineRule="auto"/>
       </w:pPr>
       <w:rPr>
-        <w:rFonts w:asciiTheme="majorHAnsi" w:cstheme="majorBidi" w:eastAsiaTheme="majorEastAsia" w:hAnsiTheme="majorHAnsi"/>
+        <w:rFonts w:asciiTheme="majorHAnsi" w:cstheme="majorBidi" w:hAnsiTheme="majorHAnsi" w:eastAsia="黑体"/>
         <w:b/>
         <w:bCs/>
       </w:rPr>
@@ -6786,7 +7141,7 @@
         <w:spacing w:after="0" w:before="0" w:line="240" w:lineRule="auto"/>
       </w:pPr>
       <w:rPr>
-        <w:rFonts w:asciiTheme="majorHAnsi" w:cstheme="majorBidi" w:eastAsiaTheme="majorEastAsia" w:hAnsiTheme="majorHAnsi"/>
+        <w:rFonts w:asciiTheme="majorHAnsi" w:cstheme="majorBidi" w:hAnsiTheme="majorHAnsi" w:eastAsia="黑体"/>
         <w:b/>
         <w:bCs/>
       </w:rPr>
@@ -6804,14 +7159,14 @@
     </w:tblStylePr>
     <w:tblStylePr w:type="firstCol">
       <w:rPr>
-        <w:rFonts w:asciiTheme="majorHAnsi" w:cstheme="majorBidi" w:eastAsiaTheme="majorEastAsia" w:hAnsiTheme="majorHAnsi"/>
+        <w:rFonts w:asciiTheme="majorHAnsi" w:cstheme="majorBidi" w:hAnsiTheme="majorHAnsi" w:eastAsia="黑体"/>
         <w:b/>
         <w:bCs/>
       </w:rPr>
     </w:tblStylePr>
     <w:tblStylePr w:type="lastCol">
       <w:rPr>
-        <w:rFonts w:asciiTheme="majorHAnsi" w:cstheme="majorBidi" w:eastAsiaTheme="majorEastAsia" w:hAnsiTheme="majorHAnsi"/>
+        <w:rFonts w:asciiTheme="majorHAnsi" w:cstheme="majorBidi" w:hAnsiTheme="majorHAnsi" w:eastAsia="黑体"/>
         <w:b/>
         <w:bCs/>
       </w:rPr>
@@ -6894,6 +7249,7 @@
         <w:spacing w:after="0" w:before="0" w:line="240" w:lineRule="auto"/>
       </w:pPr>
       <w:rPr>
+        <w:rFonts w:eastAsia="黑体"/>
         <w:b/>
         <w:bCs/>
         <w:color w:themeColor="background1" w:val="FFFFFF"/>
@@ -6916,6 +7272,7 @@
         <w:spacing w:after="0" w:before="0" w:line="240" w:lineRule="auto"/>
       </w:pPr>
       <w:rPr>
+        <w:rFonts w:eastAsia="黑体"/>
         <w:b/>
         <w:bCs/>
       </w:rPr>
@@ -6933,12 +7290,14 @@
     </w:tblStylePr>
     <w:tblStylePr w:type="firstCol">
       <w:rPr>
+        <w:rFonts w:eastAsia="黑体"/>
         <w:b/>
         <w:bCs/>
       </w:rPr>
     </w:tblStylePr>
     <w:tblStylePr w:type="lastCol">
       <w:rPr>
+        <w:rFonts w:eastAsia="黑体"/>
         <w:b/>
         <w:bCs/>
       </w:rPr>
@@ -7000,6 +7359,7 @@
         <w:spacing w:after="0" w:before="0" w:line="240" w:lineRule="auto"/>
       </w:pPr>
       <w:rPr>
+        <w:rFonts w:eastAsia="黑体"/>
         <w:b/>
         <w:bCs/>
         <w:color w:themeColor="background1" w:val="FFFFFF"/>
@@ -7022,6 +7382,7 @@
         <w:spacing w:after="0" w:before="0" w:line="240" w:lineRule="auto"/>
       </w:pPr>
       <w:rPr>
+        <w:rFonts w:eastAsia="黑体"/>
         <w:b/>
         <w:bCs/>
       </w:rPr>
@@ -7039,12 +7400,14 @@
     </w:tblStylePr>
     <w:tblStylePr w:type="firstCol">
       <w:rPr>
+        <w:rFonts w:eastAsia="黑体"/>
         <w:b/>
         <w:bCs/>
       </w:rPr>
     </w:tblStylePr>
     <w:tblStylePr w:type="lastCol">
       <w:rPr>
+        <w:rFonts w:eastAsia="黑体"/>
         <w:b/>
         <w:bCs/>
       </w:rPr>
@@ -7106,6 +7469,7 @@
         <w:spacing w:after="0" w:before="0" w:line="240" w:lineRule="auto"/>
       </w:pPr>
       <w:rPr>
+        <w:rFonts w:eastAsia="黑体"/>
         <w:b/>
         <w:bCs/>
         <w:color w:themeColor="background1" w:val="FFFFFF"/>
@@ -7128,6 +7492,7 @@
         <w:spacing w:after="0" w:before="0" w:line="240" w:lineRule="auto"/>
       </w:pPr>
       <w:rPr>
+        <w:rFonts w:eastAsia="黑体"/>
         <w:b/>
         <w:bCs/>
       </w:rPr>
@@ -7145,12 +7510,14 @@
     </w:tblStylePr>
     <w:tblStylePr w:type="firstCol">
       <w:rPr>
+        <w:rFonts w:eastAsia="黑体"/>
         <w:b/>
         <w:bCs/>
       </w:rPr>
     </w:tblStylePr>
     <w:tblStylePr w:type="lastCol">
       <w:rPr>
+        <w:rFonts w:eastAsia="黑体"/>
         <w:b/>
         <w:bCs/>
       </w:rPr>
@@ -7212,6 +7579,7 @@
         <w:spacing w:after="0" w:before="0" w:line="240" w:lineRule="auto"/>
       </w:pPr>
       <w:rPr>
+        <w:rFonts w:eastAsia="黑体"/>
         <w:b/>
         <w:bCs/>
         <w:color w:themeColor="background1" w:val="FFFFFF"/>
@@ -7234,6 +7602,7 @@
         <w:spacing w:after="0" w:before="0" w:line="240" w:lineRule="auto"/>
       </w:pPr>
       <w:rPr>
+        <w:rFonts w:eastAsia="黑体"/>
         <w:b/>
         <w:bCs/>
       </w:rPr>
@@ -7251,12 +7620,14 @@
     </w:tblStylePr>
     <w:tblStylePr w:type="firstCol">
       <w:rPr>
+        <w:rFonts w:eastAsia="黑体"/>
         <w:b/>
         <w:bCs/>
       </w:rPr>
     </w:tblStylePr>
     <w:tblStylePr w:type="lastCol">
       <w:rPr>
+        <w:rFonts w:eastAsia="黑体"/>
         <w:b/>
         <w:bCs/>
       </w:rPr>
@@ -7318,6 +7689,7 @@
         <w:spacing w:after="0" w:before="0" w:line="240" w:lineRule="auto"/>
       </w:pPr>
       <w:rPr>
+        <w:rFonts w:eastAsia="黑体"/>
         <w:b/>
         <w:bCs/>
         <w:color w:themeColor="background1" w:val="FFFFFF"/>
@@ -7340,6 +7712,7 @@
         <w:spacing w:after="0" w:before="0" w:line="240" w:lineRule="auto"/>
       </w:pPr>
       <w:rPr>
+        <w:rFonts w:eastAsia="黑体"/>
         <w:b/>
         <w:bCs/>
       </w:rPr>
@@ -7357,12 +7730,14 @@
     </w:tblStylePr>
     <w:tblStylePr w:type="firstCol">
       <w:rPr>
+        <w:rFonts w:eastAsia="黑体"/>
         <w:b/>
         <w:bCs/>
       </w:rPr>
     </w:tblStylePr>
     <w:tblStylePr w:type="lastCol">
       <w:rPr>
+        <w:rFonts w:eastAsia="黑体"/>
         <w:b/>
         <w:bCs/>
       </w:rPr>
@@ -7424,6 +7799,7 @@
         <w:spacing w:after="0" w:before="0" w:line="240" w:lineRule="auto"/>
       </w:pPr>
       <w:rPr>
+        <w:rFonts w:eastAsia="黑体"/>
         <w:b/>
         <w:bCs/>
         <w:color w:themeColor="background1" w:val="FFFFFF"/>
@@ -7446,6 +7822,7 @@
         <w:spacing w:after="0" w:before="0" w:line="240" w:lineRule="auto"/>
       </w:pPr>
       <w:rPr>
+        <w:rFonts w:eastAsia="黑体"/>
         <w:b/>
         <w:bCs/>
       </w:rPr>
@@ -7463,12 +7840,14 @@
     </w:tblStylePr>
     <w:tblStylePr w:type="firstCol">
       <w:rPr>
+        <w:rFonts w:eastAsia="黑体"/>
         <w:b/>
         <w:bCs/>
       </w:rPr>
     </w:tblStylePr>
     <w:tblStylePr w:type="lastCol">
       <w:rPr>
+        <w:rFonts w:eastAsia="黑体"/>
         <w:b/>
         <w:bCs/>
       </w:rPr>
@@ -7530,6 +7909,7 @@
         <w:spacing w:after="0" w:before="0" w:line="240" w:lineRule="auto"/>
       </w:pPr>
       <w:rPr>
+        <w:rFonts w:eastAsia="黑体"/>
         <w:b/>
         <w:bCs/>
         <w:color w:themeColor="background1" w:val="FFFFFF"/>
@@ -7552,6 +7932,7 @@
         <w:spacing w:after="0" w:before="0" w:line="240" w:lineRule="auto"/>
       </w:pPr>
       <w:rPr>
+        <w:rFonts w:eastAsia="黑体"/>
         <w:b/>
         <w:bCs/>
       </w:rPr>
@@ -7569,12 +7950,14 @@
     </w:tblStylePr>
     <w:tblStylePr w:type="firstCol">
       <w:rPr>
+        <w:rFonts w:eastAsia="黑体"/>
         <w:b/>
         <w:bCs/>
       </w:rPr>
     </w:tblStylePr>
     <w:tblStylePr w:type="lastCol">
       <w:rPr>
+        <w:rFonts w:eastAsia="黑体"/>
         <w:b/>
         <w:bCs/>
       </w:rPr>
@@ -7633,6 +8016,7 @@
         <w:spacing w:after="0" w:before="0" w:line="240" w:lineRule="auto"/>
       </w:pPr>
       <w:rPr>
+        <w:rFonts w:eastAsia="黑体"/>
         <w:b/>
         <w:bCs/>
         <w:color w:themeColor="background1" w:val="FFFFFF"/>
@@ -7655,6 +8039,7 @@
         <w:spacing w:after="0" w:before="0" w:line="240" w:lineRule="auto"/>
       </w:pPr>
       <w:rPr>
+        <w:rFonts w:eastAsia="黑体"/>
         <w:color w:val="auto"/>
       </w:rPr>
       <w:tblPr/>
@@ -7672,6 +8057,7 @@
     </w:tblStylePr>
     <w:tblStylePr w:type="firstCol">
       <w:rPr>
+        <w:rFonts w:eastAsia="黑体"/>
         <w:b/>
         <w:bCs/>
         <w:color w:themeColor="background1" w:val="FFFFFF"/>
@@ -7691,6 +8077,7 @@
     </w:tblStylePr>
     <w:tblStylePr w:type="lastCol">
       <w:rPr>
+        <w:rFonts w:eastAsia="黑体"/>
         <w:b/>
         <w:bCs/>
         <w:color w:themeColor="background1" w:val="FFFFFF"/>
@@ -7739,6 +8126,7 @@
     </w:tblStylePr>
     <w:tblStylePr w:type="nwCell">
       <w:rPr>
+        <w:rFonts w:eastAsia="黑体"/>
         <w:color w:themeColor="background1" w:val="FFFFFF"/>
       </w:rPr>
       <w:tblPr/>
@@ -7782,6 +8170,7 @@
         <w:spacing w:after="0" w:before="0" w:line="240" w:lineRule="auto"/>
       </w:pPr>
       <w:rPr>
+        <w:rFonts w:eastAsia="黑体"/>
         <w:b/>
         <w:bCs/>
         <w:color w:themeColor="background1" w:val="FFFFFF"/>
@@ -7804,6 +8193,7 @@
         <w:spacing w:after="0" w:before="0" w:line="240" w:lineRule="auto"/>
       </w:pPr>
       <w:rPr>
+        <w:rFonts w:eastAsia="黑体"/>
         <w:color w:val="auto"/>
       </w:rPr>
       <w:tblPr/>
@@ -7821,6 +8211,7 @@
     </w:tblStylePr>
     <w:tblStylePr w:type="firstCol">
       <w:rPr>
+        <w:rFonts w:eastAsia="黑体"/>
         <w:b/>
         <w:bCs/>
         <w:color w:themeColor="background1" w:val="FFFFFF"/>
@@ -7840,6 +8231,7 @@
     </w:tblStylePr>
     <w:tblStylePr w:type="lastCol">
       <w:rPr>
+        <w:rFonts w:eastAsia="黑体"/>
         <w:b/>
         <w:bCs/>
         <w:color w:themeColor="background1" w:val="FFFFFF"/>
@@ -7888,6 +8280,7 @@
     </w:tblStylePr>
     <w:tblStylePr w:type="nwCell">
       <w:rPr>
+        <w:rFonts w:eastAsia="黑体"/>
         <w:color w:themeColor="background1" w:val="FFFFFF"/>
       </w:rPr>
       <w:tblPr/>
@@ -7931,6 +8324,7 @@
         <w:spacing w:after="0" w:before="0" w:line="240" w:lineRule="auto"/>
       </w:pPr>
       <w:rPr>
+        <w:rFonts w:eastAsia="黑体"/>
         <w:b/>
         <w:bCs/>
         <w:color w:themeColor="background1" w:val="FFFFFF"/>
@@ -7953,6 +8347,7 @@
         <w:spacing w:after="0" w:before="0" w:line="240" w:lineRule="auto"/>
       </w:pPr>
       <w:rPr>
+        <w:rFonts w:eastAsia="黑体"/>
         <w:color w:val="auto"/>
       </w:rPr>
       <w:tblPr/>
@@ -7970,6 +8365,7 @@
     </w:tblStylePr>
     <w:tblStylePr w:type="firstCol">
       <w:rPr>
+        <w:rFonts w:eastAsia="黑体"/>
         <w:b/>
         <w:bCs/>
         <w:color w:themeColor="background1" w:val="FFFFFF"/>
@@ -7989,6 +8385,7 @@
     </w:tblStylePr>
     <w:tblStylePr w:type="lastCol">
       <w:rPr>
+        <w:rFonts w:eastAsia="黑体"/>
         <w:b/>
         <w:bCs/>
         <w:color w:themeColor="background1" w:val="FFFFFF"/>
@@ -8037,6 +8434,7 @@
     </w:tblStylePr>
     <w:tblStylePr w:type="nwCell">
       <w:rPr>
+        <w:rFonts w:eastAsia="黑体"/>
         <w:color w:themeColor="background1" w:val="FFFFFF"/>
       </w:rPr>
       <w:tblPr/>
@@ -8080,6 +8478,7 @@
         <w:spacing w:after="0" w:before="0" w:line="240" w:lineRule="auto"/>
       </w:pPr>
       <w:rPr>
+        <w:rFonts w:eastAsia="黑体"/>
         <w:b/>
         <w:bCs/>
         <w:color w:themeColor="background1" w:val="FFFFFF"/>
@@ -8102,6 +8501,7 @@
         <w:spacing w:after="0" w:before="0" w:line="240" w:lineRule="auto"/>
       </w:pPr>
       <w:rPr>
+        <w:rFonts w:eastAsia="黑体"/>
         <w:color w:val="auto"/>
       </w:rPr>
       <w:tblPr/>
@@ -8119,6 +8519,7 @@
     </w:tblStylePr>
     <w:tblStylePr w:type="firstCol">
       <w:rPr>
+        <w:rFonts w:eastAsia="黑体"/>
         <w:b/>
         <w:bCs/>
         <w:color w:themeColor="background1" w:val="FFFFFF"/>
@@ -8138,6 +8539,7 @@
     </w:tblStylePr>
     <w:tblStylePr w:type="lastCol">
       <w:rPr>
+        <w:rFonts w:eastAsia="黑体"/>
         <w:b/>
         <w:bCs/>
         <w:color w:themeColor="background1" w:val="FFFFFF"/>
@@ -8186,6 +8588,7 @@
     </w:tblStylePr>
     <w:tblStylePr w:type="nwCell">
       <w:rPr>
+        <w:rFonts w:eastAsia="黑体"/>
         <w:color w:themeColor="background1" w:val="FFFFFF"/>
       </w:rPr>
       <w:tblPr/>
@@ -8229,6 +8632,7 @@
         <w:spacing w:after="0" w:before="0" w:line="240" w:lineRule="auto"/>
       </w:pPr>
       <w:rPr>
+        <w:rFonts w:eastAsia="黑体"/>
         <w:b/>
         <w:bCs/>
         <w:color w:themeColor="background1" w:val="FFFFFF"/>
@@ -8251,6 +8655,7 @@
         <w:spacing w:after="0" w:before="0" w:line="240" w:lineRule="auto"/>
       </w:pPr>
       <w:rPr>
+        <w:rFonts w:eastAsia="黑体"/>
         <w:color w:val="auto"/>
       </w:rPr>
       <w:tblPr/>
@@ -8268,6 +8673,7 @@
     </w:tblStylePr>
     <w:tblStylePr w:type="firstCol">
       <w:rPr>
+        <w:rFonts w:eastAsia="黑体"/>
         <w:b/>
         <w:bCs/>
         <w:color w:themeColor="background1" w:val="FFFFFF"/>
@@ -8287,6 +8693,7 @@
     </w:tblStylePr>
     <w:tblStylePr w:type="lastCol">
       <w:rPr>
+        <w:rFonts w:eastAsia="黑体"/>
         <w:b/>
         <w:bCs/>
         <w:color w:themeColor="background1" w:val="FFFFFF"/>
@@ -8335,6 +8742,7 @@
     </w:tblStylePr>
     <w:tblStylePr w:type="nwCell">
       <w:rPr>
+        <w:rFonts w:eastAsia="黑体"/>
         <w:color w:themeColor="background1" w:val="FFFFFF"/>
       </w:rPr>
       <w:tblPr/>
@@ -8378,6 +8786,7 @@
         <w:spacing w:after="0" w:before="0" w:line="240" w:lineRule="auto"/>
       </w:pPr>
       <w:rPr>
+        <w:rFonts w:eastAsia="黑体"/>
         <w:b/>
         <w:bCs/>
         <w:color w:themeColor="background1" w:val="FFFFFF"/>
@@ -8400,6 +8809,7 @@
         <w:spacing w:after="0" w:before="0" w:line="240" w:lineRule="auto"/>
       </w:pPr>
       <w:rPr>
+        <w:rFonts w:eastAsia="黑体"/>
         <w:color w:val="auto"/>
       </w:rPr>
       <w:tblPr/>
@@ -8417,6 +8827,7 @@
     </w:tblStylePr>
     <w:tblStylePr w:type="firstCol">
       <w:rPr>
+        <w:rFonts w:eastAsia="黑体"/>
         <w:b/>
         <w:bCs/>
         <w:color w:themeColor="background1" w:val="FFFFFF"/>
@@ -8436,6 +8847,7 @@
     </w:tblStylePr>
     <w:tblStylePr w:type="lastCol">
       <w:rPr>
+        <w:rFonts w:eastAsia="黑体"/>
         <w:b/>
         <w:bCs/>
         <w:color w:themeColor="background1" w:val="FFFFFF"/>
@@ -8484,6 +8896,7 @@
     </w:tblStylePr>
     <w:tblStylePr w:type="nwCell">
       <w:rPr>
+        <w:rFonts w:eastAsia="黑体"/>
         <w:color w:themeColor="background1" w:val="FFFFFF"/>
       </w:rPr>
       <w:tblPr/>
@@ -8527,6 +8940,7 @@
         <w:spacing w:after="0" w:before="0" w:line="240" w:lineRule="auto"/>
       </w:pPr>
       <w:rPr>
+        <w:rFonts w:eastAsia="黑体"/>
         <w:b/>
         <w:bCs/>
         <w:color w:themeColor="background1" w:val="FFFFFF"/>
@@ -8549,6 +8963,7 @@
         <w:spacing w:after="0" w:before="0" w:line="240" w:lineRule="auto"/>
       </w:pPr>
       <w:rPr>
+        <w:rFonts w:eastAsia="黑体"/>
         <w:color w:val="auto"/>
       </w:rPr>
       <w:tblPr/>
@@ -8566,6 +8981,7 @@
     </w:tblStylePr>
     <w:tblStylePr w:type="firstCol">
       <w:rPr>
+        <w:rFonts w:eastAsia="黑体"/>
         <w:b/>
         <w:bCs/>
         <w:color w:themeColor="background1" w:val="FFFFFF"/>
@@ -8585,6 +9001,7 @@
     </w:tblStylePr>
     <w:tblStylePr w:type="lastCol">
       <w:rPr>
+        <w:rFonts w:eastAsia="黑体"/>
         <w:b/>
         <w:bCs/>
         <w:color w:themeColor="background1" w:val="FFFFFF"/>
@@ -8633,6 +9050,7 @@
     </w:tblStylePr>
     <w:tblStylePr w:type="nwCell">
       <w:rPr>
+        <w:rFonts w:eastAsia="黑体"/>
         <w:color w:themeColor="background1" w:val="FFFFFF"/>
       </w:rPr>
       <w:tblPr/>
@@ -8657,6 +9075,7 @@
       <w:spacing w:after="0" w:line="240" w:lineRule="auto"/>
     </w:pPr>
     <w:rPr>
+      <w:rFonts w:eastAsia="黑体"/>
       <w:color w:themeColor="text1" w:val="000000"/>
     </w:rPr>
     <w:tblPr>
@@ -8676,7 +9095,7 @@
     </w:tblPr>
     <w:tblStylePr w:type="firstRow">
       <w:rPr>
-        <w:rFonts w:asciiTheme="majorHAnsi" w:cstheme="majorBidi" w:eastAsiaTheme="majorEastAsia" w:hAnsiTheme="majorHAnsi"/>
+        <w:rFonts w:asciiTheme="majorHAnsi" w:cstheme="majorBidi" w:hAnsiTheme="majorHAnsi" w:eastAsia="黑体"/>
       </w:rPr>
       <w:tblPr/>
       <w:tcPr>
@@ -8688,6 +9107,7 @@
     </w:tblStylePr>
     <w:tblStylePr w:type="lastRow">
       <w:rPr>
+        <w:rFonts w:eastAsia="黑体"/>
         <w:b/>
         <w:bCs/>
         <w:color w:themeColor="text2" w:val="1F497D"/>
@@ -8702,12 +9122,14 @@
     </w:tblStylePr>
     <w:tblStylePr w:type="firstCol">
       <w:rPr>
+        <w:rFonts w:eastAsia="黑体"/>
         <w:b/>
         <w:bCs/>
       </w:rPr>
     </w:tblStylePr>
     <w:tblStylePr w:type="lastCol">
       <w:rPr>
+        <w:rFonts w:eastAsia="黑体"/>
         <w:b/>
         <w:bCs/>
       </w:rPr>
@@ -8741,6 +9163,7 @@
       <w:spacing w:after="0" w:line="240" w:lineRule="auto"/>
     </w:pPr>
     <w:rPr>
+      <w:rFonts w:eastAsia="黑体"/>
       <w:color w:themeColor="text1" w:val="000000"/>
     </w:rPr>
     <w:tblPr>
@@ -8760,7 +9183,7 @@
     </w:tblPr>
     <w:tblStylePr w:type="firstRow">
       <w:rPr>
-        <w:rFonts w:asciiTheme="majorHAnsi" w:cstheme="majorBidi" w:eastAsiaTheme="majorEastAsia" w:hAnsiTheme="majorHAnsi"/>
+        <w:rFonts w:asciiTheme="majorHAnsi" w:cstheme="majorBidi" w:hAnsiTheme="majorHAnsi" w:eastAsia="黑体"/>
       </w:rPr>
       <w:tblPr/>
       <w:tcPr>
@@ -8772,6 +9195,7 @@
     </w:tblStylePr>
     <w:tblStylePr w:type="lastRow">
       <w:rPr>
+        <w:rFonts w:eastAsia="黑体"/>
         <w:b/>
         <w:bCs/>
         <w:color w:themeColor="text2" w:val="1F497D"/>
@@ -8786,12 +9210,14 @@
     </w:tblStylePr>
     <w:tblStylePr w:type="firstCol">
       <w:rPr>
+        <w:rFonts w:eastAsia="黑体"/>
         <w:b/>
         <w:bCs/>
       </w:rPr>
     </w:tblStylePr>
     <w:tblStylePr w:type="lastCol">
       <w:rPr>
+        <w:rFonts w:eastAsia="黑体"/>
         <w:b/>
         <w:bCs/>
       </w:rPr>
@@ -8825,6 +9251,7 @@
       <w:spacing w:after="0" w:line="240" w:lineRule="auto"/>
     </w:pPr>
     <w:rPr>
+      <w:rFonts w:eastAsia="黑体"/>
       <w:color w:themeColor="text1" w:val="000000"/>
     </w:rPr>
     <w:tblPr>
@@ -8844,7 +9271,7 @@
     </w:tblPr>
     <w:tblStylePr w:type="firstRow">
       <w:rPr>
-        <w:rFonts w:asciiTheme="majorHAnsi" w:cstheme="majorBidi" w:eastAsiaTheme="majorEastAsia" w:hAnsiTheme="majorHAnsi"/>
+        <w:rFonts w:asciiTheme="majorHAnsi" w:cstheme="majorBidi" w:hAnsiTheme="majorHAnsi" w:eastAsia="黑体"/>
       </w:rPr>
       <w:tblPr/>
       <w:tcPr>
@@ -8856,6 +9283,7 @@
     </w:tblStylePr>
     <w:tblStylePr w:type="lastRow">
       <w:rPr>
+        <w:rFonts w:eastAsia="黑体"/>
         <w:b/>
         <w:bCs/>
         <w:color w:themeColor="text2" w:val="1F497D"/>
@@ -8870,12 +9298,14 @@
     </w:tblStylePr>
     <w:tblStylePr w:type="firstCol">
       <w:rPr>
+        <w:rFonts w:eastAsia="黑体"/>
         <w:b/>
         <w:bCs/>
       </w:rPr>
     </w:tblStylePr>
     <w:tblStylePr w:type="lastCol">
       <w:rPr>
+        <w:rFonts w:eastAsia="黑体"/>
         <w:b/>
         <w:bCs/>
       </w:rPr>
@@ -8909,6 +9339,7 @@
       <w:spacing w:after="0" w:line="240" w:lineRule="auto"/>
     </w:pPr>
     <w:rPr>
+      <w:rFonts w:eastAsia="黑体"/>
       <w:color w:themeColor="text1" w:val="000000"/>
     </w:rPr>
     <w:tblPr>
@@ -8928,7 +9359,7 @@
     </w:tblPr>
     <w:tblStylePr w:type="firstRow">
       <w:rPr>
-        <w:rFonts w:asciiTheme="majorHAnsi" w:cstheme="majorBidi" w:eastAsiaTheme="majorEastAsia" w:hAnsiTheme="majorHAnsi"/>
+        <w:rFonts w:asciiTheme="majorHAnsi" w:cstheme="majorBidi" w:hAnsiTheme="majorHAnsi" w:eastAsia="黑体"/>
       </w:rPr>
       <w:tblPr/>
       <w:tcPr>
@@ -8940,6 +9371,7 @@
     </w:tblStylePr>
     <w:tblStylePr w:type="lastRow">
       <w:rPr>
+        <w:rFonts w:eastAsia="黑体"/>
         <w:b/>
         <w:bCs/>
         <w:color w:themeColor="text2" w:val="1F497D"/>
@@ -8954,12 +9386,14 @@
     </w:tblStylePr>
     <w:tblStylePr w:type="firstCol">
       <w:rPr>
+        <w:rFonts w:eastAsia="黑体"/>
         <w:b/>
         <w:bCs/>
       </w:rPr>
     </w:tblStylePr>
     <w:tblStylePr w:type="lastCol">
       <w:rPr>
+        <w:rFonts w:eastAsia="黑体"/>
         <w:b/>
         <w:bCs/>
       </w:rPr>
@@ -8993,6 +9427,7 @@
       <w:spacing w:after="0" w:line="240" w:lineRule="auto"/>
     </w:pPr>
     <w:rPr>
+      <w:rFonts w:eastAsia="黑体"/>
       <w:color w:themeColor="text1" w:val="000000"/>
     </w:rPr>
     <w:tblPr>
@@ -9012,7 +9447,7 @@
     </w:tblPr>
     <w:tblStylePr w:type="firstRow">
       <w:rPr>
-        <w:rFonts w:asciiTheme="majorHAnsi" w:cstheme="majorBidi" w:eastAsiaTheme="majorEastAsia" w:hAnsiTheme="majorHAnsi"/>
+        <w:rFonts w:asciiTheme="majorHAnsi" w:cstheme="majorBidi" w:hAnsiTheme="majorHAnsi" w:eastAsia="黑体"/>
       </w:rPr>
       <w:tblPr/>
       <w:tcPr>
@@ -9024,6 +9459,7 @@
     </w:tblStylePr>
     <w:tblStylePr w:type="lastRow">
       <w:rPr>
+        <w:rFonts w:eastAsia="黑体"/>
         <w:b/>
         <w:bCs/>
         <w:color w:themeColor="text2" w:val="1F497D"/>
@@ -9038,12 +9474,14 @@
     </w:tblStylePr>
     <w:tblStylePr w:type="firstCol">
       <w:rPr>
+        <w:rFonts w:eastAsia="黑体"/>
         <w:b/>
         <w:bCs/>
       </w:rPr>
     </w:tblStylePr>
     <w:tblStylePr w:type="lastCol">
       <w:rPr>
+        <w:rFonts w:eastAsia="黑体"/>
         <w:b/>
         <w:bCs/>
       </w:rPr>
@@ -9077,6 +9515,7 @@
       <w:spacing w:after="0" w:line="240" w:lineRule="auto"/>
     </w:pPr>
     <w:rPr>
+      <w:rFonts w:eastAsia="黑体"/>
       <w:color w:themeColor="text1" w:val="000000"/>
     </w:rPr>
     <w:tblPr>
@@ -9096,7 +9535,7 @@
     </w:tblPr>
     <w:tblStylePr w:type="firstRow">
       <w:rPr>
-        <w:rFonts w:asciiTheme="majorHAnsi" w:cstheme="majorBidi" w:eastAsiaTheme="majorEastAsia" w:hAnsiTheme="majorHAnsi"/>
+        <w:rFonts w:asciiTheme="majorHAnsi" w:cstheme="majorBidi" w:hAnsiTheme="majorHAnsi" w:eastAsia="黑体"/>
       </w:rPr>
       <w:tblPr/>
       <w:tcPr>
@@ -9108,6 +9547,7 @@
     </w:tblStylePr>
     <w:tblStylePr w:type="lastRow">
       <w:rPr>
+        <w:rFonts w:eastAsia="黑体"/>
         <w:b/>
         <w:bCs/>
         <w:color w:themeColor="text2" w:val="1F497D"/>
@@ -9122,12 +9562,14 @@
     </w:tblStylePr>
     <w:tblStylePr w:type="firstCol">
       <w:rPr>
+        <w:rFonts w:eastAsia="黑体"/>
         <w:b/>
         <w:bCs/>
       </w:rPr>
     </w:tblStylePr>
     <w:tblStylePr w:type="lastCol">
       <w:rPr>
+        <w:rFonts w:eastAsia="黑体"/>
         <w:b/>
         <w:bCs/>
       </w:rPr>
@@ -9161,6 +9603,7 @@
       <w:spacing w:after="0" w:line="240" w:lineRule="auto"/>
     </w:pPr>
     <w:rPr>
+      <w:rFonts w:eastAsia="黑体"/>
       <w:color w:themeColor="text1" w:val="000000"/>
     </w:rPr>
     <w:tblPr>
@@ -9180,7 +9623,7 @@
     </w:tblPr>
     <w:tblStylePr w:type="firstRow">
       <w:rPr>
-        <w:rFonts w:asciiTheme="majorHAnsi" w:cstheme="majorBidi" w:eastAsiaTheme="majorEastAsia" w:hAnsiTheme="majorHAnsi"/>
+        <w:rFonts w:asciiTheme="majorHAnsi" w:cstheme="majorBidi" w:hAnsiTheme="majorHAnsi" w:eastAsia="黑体"/>
       </w:rPr>
       <w:tblPr/>
       <w:tcPr>
@@ -9192,6 +9635,7 @@
     </w:tblStylePr>
     <w:tblStylePr w:type="lastRow">
       <w:rPr>
+        <w:rFonts w:eastAsia="黑体"/>
         <w:b/>
         <w:bCs/>
         <w:color w:themeColor="text2" w:val="1F497D"/>
@@ -9206,12 +9650,14 @@
     </w:tblStylePr>
     <w:tblStylePr w:type="firstCol">
       <w:rPr>
+        <w:rFonts w:eastAsia="黑体"/>
         <w:b/>
         <w:bCs/>
       </w:rPr>
     </w:tblStylePr>
     <w:tblStylePr w:type="lastCol">
       <w:rPr>
+        <w:rFonts w:eastAsia="黑体"/>
         <w:b/>
         <w:bCs/>
       </w:rPr>
@@ -9245,7 +9691,7 @@
       <w:spacing w:after="0" w:line="240" w:lineRule="auto"/>
     </w:pPr>
     <w:rPr>
-      <w:rFonts w:asciiTheme="majorHAnsi" w:cstheme="majorBidi" w:eastAsiaTheme="majorEastAsia" w:hAnsiTheme="majorHAnsi"/>
+      <w:rFonts w:asciiTheme="majorHAnsi" w:cstheme="majorBidi" w:hAnsiTheme="majorHAnsi" w:eastAsia="黑体"/>
       <w:color w:themeColor="text1" w:val="000000"/>
     </w:rPr>
     <w:tblPr>
@@ -9267,6 +9713,7 @@
     </w:tblPr>
     <w:tblStylePr w:type="firstRow">
       <w:rPr>
+        <w:rFonts w:eastAsia="黑体"/>
         <w:sz w:val="24"/>
         <w:szCs w:val="24"/>
       </w:rPr>
@@ -9373,7 +9820,7 @@
       <w:spacing w:after="0" w:line="240" w:lineRule="auto"/>
     </w:pPr>
     <w:rPr>
-      <w:rFonts w:asciiTheme="majorHAnsi" w:cstheme="majorBidi" w:eastAsiaTheme="majorEastAsia" w:hAnsiTheme="majorHAnsi"/>
+      <w:rFonts w:asciiTheme="majorHAnsi" w:cstheme="majorBidi" w:hAnsiTheme="majorHAnsi" w:eastAsia="黑体"/>
       <w:color w:themeColor="text1" w:val="000000"/>
     </w:rPr>
     <w:tblPr>
@@ -9395,6 +9842,7 @@
     </w:tblPr>
     <w:tblStylePr w:type="firstRow">
       <w:rPr>
+        <w:rFonts w:eastAsia="黑体"/>
         <w:sz w:val="24"/>
         <w:szCs w:val="24"/>
       </w:rPr>
@@ -9501,7 +9949,7 @@
       <w:spacing w:after="0" w:line="240" w:lineRule="auto"/>
     </w:pPr>
     <w:rPr>
-      <w:rFonts w:asciiTheme="majorHAnsi" w:cstheme="majorBidi" w:eastAsiaTheme="majorEastAsia" w:hAnsiTheme="majorHAnsi"/>
+      <w:rFonts w:asciiTheme="majorHAnsi" w:cstheme="majorBidi" w:hAnsiTheme="majorHAnsi" w:eastAsia="黑体"/>
       <w:color w:themeColor="text1" w:val="000000"/>
     </w:rPr>
     <w:tblPr>
@@ -9523,6 +9971,7 @@
     </w:tblPr>
     <w:tblStylePr w:type="firstRow">
       <w:rPr>
+        <w:rFonts w:eastAsia="黑体"/>
         <w:sz w:val="24"/>
         <w:szCs w:val="24"/>
       </w:rPr>
@@ -9629,7 +10078,7 @@
       <w:spacing w:after="0" w:line="240" w:lineRule="auto"/>
     </w:pPr>
     <w:rPr>
-      <w:rFonts w:asciiTheme="majorHAnsi" w:cstheme="majorBidi" w:eastAsiaTheme="majorEastAsia" w:hAnsiTheme="majorHAnsi"/>
+      <w:rFonts w:asciiTheme="majorHAnsi" w:cstheme="majorBidi" w:hAnsiTheme="majorHAnsi" w:eastAsia="黑体"/>
       <w:color w:themeColor="text1" w:val="000000"/>
     </w:rPr>
     <w:tblPr>
@@ -9651,6 +10100,7 @@
     </w:tblPr>
     <w:tblStylePr w:type="firstRow">
       <w:rPr>
+        <w:rFonts w:eastAsia="黑体"/>
         <w:sz w:val="24"/>
         <w:szCs w:val="24"/>
       </w:rPr>
@@ -9757,7 +10207,7 @@
       <w:spacing w:after="0" w:line="240" w:lineRule="auto"/>
     </w:pPr>
     <w:rPr>
-      <w:rFonts w:asciiTheme="majorHAnsi" w:cstheme="majorBidi" w:eastAsiaTheme="majorEastAsia" w:hAnsiTheme="majorHAnsi"/>
+      <w:rFonts w:asciiTheme="majorHAnsi" w:cstheme="majorBidi" w:hAnsiTheme="majorHAnsi" w:eastAsia="黑体"/>
       <w:color w:themeColor="text1" w:val="000000"/>
     </w:rPr>
     <w:tblPr>
@@ -9779,6 +10229,7 @@
     </w:tblPr>
     <w:tblStylePr w:type="firstRow">
       <w:rPr>
+        <w:rFonts w:eastAsia="黑体"/>
         <w:sz w:val="24"/>
         <w:szCs w:val="24"/>
       </w:rPr>
@@ -9885,7 +10336,7 @@
       <w:spacing w:after="0" w:line="240" w:lineRule="auto"/>
     </w:pPr>
     <w:rPr>
-      <w:rFonts w:asciiTheme="majorHAnsi" w:cstheme="majorBidi" w:eastAsiaTheme="majorEastAsia" w:hAnsiTheme="majorHAnsi"/>
+      <w:rFonts w:asciiTheme="majorHAnsi" w:cstheme="majorBidi" w:hAnsiTheme="majorHAnsi" w:eastAsia="黑体"/>
       <w:color w:themeColor="text1" w:val="000000"/>
     </w:rPr>
     <w:tblPr>
@@ -9907,6 +10358,7 @@
     </w:tblPr>
     <w:tblStylePr w:type="firstRow">
       <w:rPr>
+        <w:rFonts w:eastAsia="黑体"/>
         <w:sz w:val="24"/>
         <w:szCs w:val="24"/>
       </w:rPr>
@@ -10013,7 +10465,7 @@
       <w:spacing w:after="0" w:line="240" w:lineRule="auto"/>
     </w:pPr>
     <w:rPr>
-      <w:rFonts w:asciiTheme="majorHAnsi" w:cstheme="majorBidi" w:eastAsiaTheme="majorEastAsia" w:hAnsiTheme="majorHAnsi"/>
+      <w:rFonts w:asciiTheme="majorHAnsi" w:cstheme="majorBidi" w:hAnsiTheme="majorHAnsi" w:eastAsia="黑体"/>
       <w:color w:themeColor="text1" w:val="000000"/>
     </w:rPr>
     <w:tblPr>
@@ -10035,6 +10487,7 @@
     </w:tblPr>
     <w:tblStylePr w:type="firstRow">
       <w:rPr>
+        <w:rFonts w:eastAsia="黑体"/>
         <w:sz w:val="24"/>
         <w:szCs w:val="24"/>
       </w:rPr>
@@ -10164,12 +10617,14 @@
     </w:tcPr>
     <w:tblStylePr w:type="firstRow">
       <w:rPr>
+        <w:rFonts w:eastAsia="黑体"/>
         <w:b/>
         <w:bCs/>
       </w:rPr>
     </w:tblStylePr>
     <w:tblStylePr w:type="lastRow">
       <w:rPr>
+        <w:rFonts w:eastAsia="黑体"/>
         <w:b/>
         <w:bCs/>
       </w:rPr>
@@ -10182,12 +10637,14 @@
     </w:tblStylePr>
     <w:tblStylePr w:type="firstCol">
       <w:rPr>
+        <w:rFonts w:eastAsia="黑体"/>
         <w:b/>
         <w:bCs/>
       </w:rPr>
     </w:tblStylePr>
     <w:tblStylePr w:type="lastCol">
       <w:rPr>
+        <w:rFonts w:eastAsia="黑体"/>
         <w:b/>
         <w:bCs/>
       </w:rPr>
@@ -10237,12 +10694,14 @@
     </w:tcPr>
     <w:tblStylePr w:type="firstRow">
       <w:rPr>
+        <w:rFonts w:eastAsia="黑体"/>
         <w:b/>
         <w:bCs/>
       </w:rPr>
     </w:tblStylePr>
     <w:tblStylePr w:type="lastRow">
       <w:rPr>
+        <w:rFonts w:eastAsia="黑体"/>
         <w:b/>
         <w:bCs/>
       </w:rPr>
@@ -10255,12 +10714,14 @@
     </w:tblStylePr>
     <w:tblStylePr w:type="firstCol">
       <w:rPr>
+        <w:rFonts w:eastAsia="黑体"/>
         <w:b/>
         <w:bCs/>
       </w:rPr>
     </w:tblStylePr>
     <w:tblStylePr w:type="lastCol">
       <w:rPr>
+        <w:rFonts w:eastAsia="黑体"/>
         <w:b/>
         <w:bCs/>
       </w:rPr>
@@ -10310,12 +10771,14 @@
     </w:tcPr>
     <w:tblStylePr w:type="firstRow">
       <w:rPr>
+        <w:rFonts w:eastAsia="黑体"/>
         <w:b/>
         <w:bCs/>
       </w:rPr>
     </w:tblStylePr>
     <w:tblStylePr w:type="lastRow">
       <w:rPr>
+        <w:rFonts w:eastAsia="黑体"/>
         <w:b/>
         <w:bCs/>
       </w:rPr>
@@ -10328,12 +10791,14 @@
     </w:tblStylePr>
     <w:tblStylePr w:type="firstCol">
       <w:rPr>
+        <w:rFonts w:eastAsia="黑体"/>
         <w:b/>
         <w:bCs/>
       </w:rPr>
     </w:tblStylePr>
     <w:tblStylePr w:type="lastCol">
       <w:rPr>
+        <w:rFonts w:eastAsia="黑体"/>
         <w:b/>
         <w:bCs/>
       </w:rPr>
@@ -10383,12 +10848,14 @@
     </w:tcPr>
     <w:tblStylePr w:type="firstRow">
       <w:rPr>
+        <w:rFonts w:eastAsia="黑体"/>
         <w:b/>
         <w:bCs/>
       </w:rPr>
     </w:tblStylePr>
     <w:tblStylePr w:type="lastRow">
       <w:rPr>
+        <w:rFonts w:eastAsia="黑体"/>
         <w:b/>
         <w:bCs/>
       </w:rPr>
@@ -10401,12 +10868,14 @@
     </w:tblStylePr>
     <w:tblStylePr w:type="firstCol">
       <w:rPr>
+        <w:rFonts w:eastAsia="黑体"/>
         <w:b/>
         <w:bCs/>
       </w:rPr>
     </w:tblStylePr>
     <w:tblStylePr w:type="lastCol">
       <w:rPr>
+        <w:rFonts w:eastAsia="黑体"/>
         <w:b/>
         <w:bCs/>
       </w:rPr>
@@ -10456,12 +10925,14 @@
     </w:tcPr>
     <w:tblStylePr w:type="firstRow">
       <w:rPr>
+        <w:rFonts w:eastAsia="黑体"/>
         <w:b/>
         <w:bCs/>
       </w:rPr>
     </w:tblStylePr>
     <w:tblStylePr w:type="lastRow">
       <w:rPr>
+        <w:rFonts w:eastAsia="黑体"/>
         <w:b/>
         <w:bCs/>
       </w:rPr>
@@ -10474,12 +10945,14 @@
     </w:tblStylePr>
     <w:tblStylePr w:type="firstCol">
       <w:rPr>
+        <w:rFonts w:eastAsia="黑体"/>
         <w:b/>
         <w:bCs/>
       </w:rPr>
     </w:tblStylePr>
     <w:tblStylePr w:type="lastCol">
       <w:rPr>
+        <w:rFonts w:eastAsia="黑体"/>
         <w:b/>
         <w:bCs/>
       </w:rPr>
@@ -10529,12 +11002,14 @@
     </w:tcPr>
     <w:tblStylePr w:type="firstRow">
       <w:rPr>
+        <w:rFonts w:eastAsia="黑体"/>
         <w:b/>
         <w:bCs/>
       </w:rPr>
     </w:tblStylePr>
     <w:tblStylePr w:type="lastRow">
       <w:rPr>
+        <w:rFonts w:eastAsia="黑体"/>
         <w:b/>
         <w:bCs/>
       </w:rPr>
@@ -10547,12 +11022,14 @@
     </w:tblStylePr>
     <w:tblStylePr w:type="firstCol">
       <w:rPr>
+        <w:rFonts w:eastAsia="黑体"/>
         <w:b/>
         <w:bCs/>
       </w:rPr>
     </w:tblStylePr>
     <w:tblStylePr w:type="lastCol">
       <w:rPr>
+        <w:rFonts w:eastAsia="黑体"/>
         <w:b/>
         <w:bCs/>
       </w:rPr>
@@ -10602,12 +11079,14 @@
     </w:tcPr>
     <w:tblStylePr w:type="firstRow">
       <w:rPr>
+        <w:rFonts w:eastAsia="黑体"/>
         <w:b/>
         <w:bCs/>
       </w:rPr>
     </w:tblStylePr>
     <w:tblStylePr w:type="lastRow">
       <w:rPr>
+        <w:rFonts w:eastAsia="黑体"/>
         <w:b/>
         <w:bCs/>
       </w:rPr>
@@ -10620,12 +11099,14 @@
     </w:tblStylePr>
     <w:tblStylePr w:type="firstCol">
       <w:rPr>
+        <w:rFonts w:eastAsia="黑体"/>
         <w:b/>
         <w:bCs/>
       </w:rPr>
     </w:tblStylePr>
     <w:tblStylePr w:type="lastCol">
       <w:rPr>
+        <w:rFonts w:eastAsia="黑体"/>
         <w:b/>
         <w:bCs/>
       </w:rPr>
@@ -10652,7 +11133,7 @@
       <w:spacing w:after="0" w:line="240" w:lineRule="auto"/>
     </w:pPr>
     <w:rPr>
-      <w:rFonts w:asciiTheme="majorHAnsi" w:cstheme="majorBidi" w:eastAsiaTheme="majorEastAsia" w:hAnsiTheme="majorHAnsi"/>
+      <w:rFonts w:asciiTheme="majorHAnsi" w:cstheme="majorBidi" w:hAnsiTheme="majorHAnsi" w:eastAsia="黑体"/>
       <w:color w:themeColor="text1" w:val="000000"/>
     </w:rPr>
     <w:tblPr>
@@ -10679,6 +11160,7 @@
     </w:tcPr>
     <w:tblStylePr w:type="firstRow">
       <w:rPr>
+        <w:rFonts w:eastAsia="黑体"/>
         <w:b/>
         <w:bCs/>
         <w:color w:themeColor="text1" w:val="000000"/>
@@ -10690,6 +11172,7 @@
     </w:tblStylePr>
     <w:tblStylePr w:type="lastRow">
       <w:rPr>
+        <w:rFonts w:eastAsia="黑体"/>
         <w:b/>
         <w:bCs/>
         <w:color w:themeColor="text1" w:val="000000"/>
@@ -10709,6 +11192,7 @@
     </w:tblStylePr>
     <w:tblStylePr w:type="firstCol">
       <w:rPr>
+        <w:rFonts w:eastAsia="黑体"/>
         <w:b/>
         <w:bCs/>
         <w:color w:themeColor="text1" w:val="000000"/>
@@ -10728,6 +11212,7 @@
     </w:tblStylePr>
     <w:tblStylePr w:type="lastCol">
       <w:rPr>
+        <w:rFonts w:eastAsia="黑体"/>
         <w:b w:val="0"/>
         <w:bCs w:val="0"/>
         <w:color w:themeColor="text1" w:val="000000"/>
@@ -10777,7 +11262,7 @@
       <w:spacing w:after="0" w:line="240" w:lineRule="auto"/>
     </w:pPr>
     <w:rPr>
-      <w:rFonts w:asciiTheme="majorHAnsi" w:cstheme="majorBidi" w:eastAsiaTheme="majorEastAsia" w:hAnsiTheme="majorHAnsi"/>
+      <w:rFonts w:asciiTheme="majorHAnsi" w:cstheme="majorBidi" w:hAnsiTheme="majorHAnsi" w:eastAsia="黑体"/>
       <w:color w:themeColor="text1" w:val="000000"/>
     </w:rPr>
     <w:tblPr>
@@ -10804,6 +11289,7 @@
     </w:tcPr>
     <w:tblStylePr w:type="firstRow">
       <w:rPr>
+        <w:rFonts w:eastAsia="黑体"/>
         <w:b/>
         <w:bCs/>
         <w:color w:themeColor="text1" w:val="000000"/>
@@ -10815,6 +11301,7 @@
     </w:tblStylePr>
     <w:tblStylePr w:type="lastRow">
       <w:rPr>
+        <w:rFonts w:eastAsia="黑体"/>
         <w:b/>
         <w:bCs/>
         <w:color w:themeColor="text1" w:val="000000"/>
@@ -10834,6 +11321,7 @@
     </w:tblStylePr>
     <w:tblStylePr w:type="firstCol">
       <w:rPr>
+        <w:rFonts w:eastAsia="黑体"/>
         <w:b/>
         <w:bCs/>
         <w:color w:themeColor="text1" w:val="000000"/>
@@ -10853,6 +11341,7 @@
     </w:tblStylePr>
     <w:tblStylePr w:type="lastCol">
       <w:rPr>
+        <w:rFonts w:eastAsia="黑体"/>
         <w:b w:val="0"/>
         <w:bCs w:val="0"/>
         <w:color w:themeColor="text1" w:val="000000"/>
@@ -10902,7 +11391,7 @@
       <w:spacing w:after="0" w:line="240" w:lineRule="auto"/>
     </w:pPr>
     <w:rPr>
-      <w:rFonts w:asciiTheme="majorHAnsi" w:cstheme="majorBidi" w:eastAsiaTheme="majorEastAsia" w:hAnsiTheme="majorHAnsi"/>
+      <w:rFonts w:asciiTheme="majorHAnsi" w:cstheme="majorBidi" w:hAnsiTheme="majorHAnsi" w:eastAsia="黑体"/>
       <w:color w:themeColor="text1" w:val="000000"/>
     </w:rPr>
     <w:tblPr>
@@ -10929,6 +11418,7 @@
     </w:tcPr>
     <w:tblStylePr w:type="firstRow">
       <w:rPr>
+        <w:rFonts w:eastAsia="黑体"/>
         <w:b/>
         <w:bCs/>
         <w:color w:themeColor="text1" w:val="000000"/>
@@ -10940,6 +11430,7 @@
     </w:tblStylePr>
     <w:tblStylePr w:type="lastRow">
       <w:rPr>
+        <w:rFonts w:eastAsia="黑体"/>
         <w:b/>
         <w:bCs/>
         <w:color w:themeColor="text1" w:val="000000"/>
@@ -10959,6 +11450,7 @@
     </w:tblStylePr>
     <w:tblStylePr w:type="firstCol">
       <w:rPr>
+        <w:rFonts w:eastAsia="黑体"/>
         <w:b/>
         <w:bCs/>
         <w:color w:themeColor="text1" w:val="000000"/>
@@ -10978,6 +11470,7 @@
     </w:tblStylePr>
     <w:tblStylePr w:type="lastCol">
       <w:rPr>
+        <w:rFonts w:eastAsia="黑体"/>
         <w:b w:val="0"/>
         <w:bCs w:val="0"/>
         <w:color w:themeColor="text1" w:val="000000"/>
@@ -11027,7 +11520,7 @@
       <w:spacing w:after="0" w:line="240" w:lineRule="auto"/>
     </w:pPr>
     <w:rPr>
-      <w:rFonts w:asciiTheme="majorHAnsi" w:cstheme="majorBidi" w:eastAsiaTheme="majorEastAsia" w:hAnsiTheme="majorHAnsi"/>
+      <w:rFonts w:asciiTheme="majorHAnsi" w:cstheme="majorBidi" w:hAnsiTheme="majorHAnsi" w:eastAsia="黑体"/>
       <w:color w:themeColor="text1" w:val="000000"/>
     </w:rPr>
     <w:tblPr>
@@ -11054,6 +11547,7 @@
     </w:tcPr>
     <w:tblStylePr w:type="firstRow">
       <w:rPr>
+        <w:rFonts w:eastAsia="黑体"/>
         <w:b/>
         <w:bCs/>
         <w:color w:themeColor="text1" w:val="000000"/>
@@ -11065,6 +11559,7 @@
     </w:tblStylePr>
     <w:tblStylePr w:type="lastRow">
       <w:rPr>
+        <w:rFonts w:eastAsia="黑体"/>
         <w:b/>
         <w:bCs/>
         <w:color w:themeColor="text1" w:val="000000"/>
@@ -11084,6 +11579,7 @@
     </w:tblStylePr>
     <w:tblStylePr w:type="firstCol">
       <w:rPr>
+        <w:rFonts w:eastAsia="黑体"/>
         <w:b/>
         <w:bCs/>
         <w:color w:themeColor="text1" w:val="000000"/>
@@ -11103,6 +11599,7 @@
     </w:tblStylePr>
     <w:tblStylePr w:type="lastCol">
       <w:rPr>
+        <w:rFonts w:eastAsia="黑体"/>
         <w:b w:val="0"/>
         <w:bCs w:val="0"/>
         <w:color w:themeColor="text1" w:val="000000"/>
@@ -11152,7 +11649,7 @@
       <w:spacing w:after="0" w:line="240" w:lineRule="auto"/>
     </w:pPr>
     <w:rPr>
-      <w:rFonts w:asciiTheme="majorHAnsi" w:cstheme="majorBidi" w:eastAsiaTheme="majorEastAsia" w:hAnsiTheme="majorHAnsi"/>
+      <w:rFonts w:asciiTheme="majorHAnsi" w:cstheme="majorBidi" w:hAnsiTheme="majorHAnsi" w:eastAsia="黑体"/>
       <w:color w:themeColor="text1" w:val="000000"/>
     </w:rPr>
     <w:tblPr>
@@ -11179,6 +11676,7 @@
     </w:tcPr>
     <w:tblStylePr w:type="firstRow">
       <w:rPr>
+        <w:rFonts w:eastAsia="黑体"/>
         <w:b/>
         <w:bCs/>
         <w:color w:themeColor="text1" w:val="000000"/>
@@ -11190,6 +11688,7 @@
     </w:tblStylePr>
     <w:tblStylePr w:type="lastRow">
       <w:rPr>
+        <w:rFonts w:eastAsia="黑体"/>
         <w:b/>
         <w:bCs/>
         <w:color w:themeColor="text1" w:val="000000"/>
@@ -11209,6 +11708,7 @@
     </w:tblStylePr>
     <w:tblStylePr w:type="firstCol">
       <w:rPr>
+        <w:rFonts w:eastAsia="黑体"/>
         <w:b/>
         <w:bCs/>
         <w:color w:themeColor="text1" w:val="000000"/>
@@ -11228,6 +11728,7 @@
     </w:tblStylePr>
     <w:tblStylePr w:type="lastCol">
       <w:rPr>
+        <w:rFonts w:eastAsia="黑体"/>
         <w:b w:val="0"/>
         <w:bCs w:val="0"/>
         <w:color w:themeColor="text1" w:val="000000"/>
@@ -11277,7 +11778,7 @@
       <w:spacing w:after="0" w:line="240" w:lineRule="auto"/>
     </w:pPr>
     <w:rPr>
-      <w:rFonts w:asciiTheme="majorHAnsi" w:cstheme="majorBidi" w:eastAsiaTheme="majorEastAsia" w:hAnsiTheme="majorHAnsi"/>
+      <w:rFonts w:asciiTheme="majorHAnsi" w:cstheme="majorBidi" w:hAnsiTheme="majorHAnsi" w:eastAsia="黑体"/>
       <w:color w:themeColor="text1" w:val="000000"/>
     </w:rPr>
     <w:tblPr>
@@ -11304,6 +11805,7 @@
     </w:tcPr>
     <w:tblStylePr w:type="firstRow">
       <w:rPr>
+        <w:rFonts w:eastAsia="黑体"/>
         <w:b/>
         <w:bCs/>
         <w:color w:themeColor="text1" w:val="000000"/>
@@ -11315,6 +11817,7 @@
     </w:tblStylePr>
     <w:tblStylePr w:type="lastRow">
       <w:rPr>
+        <w:rFonts w:eastAsia="黑体"/>
         <w:b/>
         <w:bCs/>
         <w:color w:themeColor="text1" w:val="000000"/>
@@ -11334,6 +11837,7 @@
     </w:tblStylePr>
     <w:tblStylePr w:type="firstCol">
       <w:rPr>
+        <w:rFonts w:eastAsia="黑体"/>
         <w:b/>
         <w:bCs/>
         <w:color w:themeColor="text1" w:val="000000"/>
@@ -11353,6 +11857,7 @@
     </w:tblStylePr>
     <w:tblStylePr w:type="lastCol">
       <w:rPr>
+        <w:rFonts w:eastAsia="黑体"/>
         <w:b w:val="0"/>
         <w:bCs w:val="0"/>
         <w:color w:themeColor="text1" w:val="000000"/>
@@ -11402,7 +11907,7 @@
       <w:spacing w:after="0" w:line="240" w:lineRule="auto"/>
     </w:pPr>
     <w:rPr>
-      <w:rFonts w:asciiTheme="majorHAnsi" w:cstheme="majorBidi" w:eastAsiaTheme="majorEastAsia" w:hAnsiTheme="majorHAnsi"/>
+      <w:rFonts w:asciiTheme="majorHAnsi" w:cstheme="majorBidi" w:hAnsiTheme="majorHAnsi" w:eastAsia="黑体"/>
       <w:color w:themeColor="text1" w:val="000000"/>
     </w:rPr>
     <w:tblPr>
@@ -11429,6 +11934,7 @@
     </w:tcPr>
     <w:tblStylePr w:type="firstRow">
       <w:rPr>
+        <w:rFonts w:eastAsia="黑体"/>
         <w:b/>
         <w:bCs/>
         <w:color w:themeColor="text1" w:val="000000"/>
@@ -11440,6 +11946,7 @@
     </w:tblStylePr>
     <w:tblStylePr w:type="lastRow">
       <w:rPr>
+        <w:rFonts w:eastAsia="黑体"/>
         <w:b/>
         <w:bCs/>
         <w:color w:themeColor="text1" w:val="000000"/>
@@ -11459,6 +11966,7 @@
     </w:tblStylePr>
     <w:tblStylePr w:type="firstCol">
       <w:rPr>
+        <w:rFonts w:eastAsia="黑体"/>
         <w:b/>
         <w:bCs/>
         <w:color w:themeColor="text1" w:val="000000"/>
@@ -11478,6 +11986,7 @@
     </w:tblStylePr>
     <w:tblStylePr w:type="lastCol">
       <w:rPr>
+        <w:rFonts w:eastAsia="黑体"/>
         <w:b w:val="0"/>
         <w:bCs w:val="0"/>
         <w:color w:themeColor="text1" w:val="000000"/>
@@ -11550,6 +12059,7 @@
     </w:tcPr>
     <w:tblStylePr w:type="firstRow">
       <w:rPr>
+        <w:rFonts w:eastAsia="黑体"/>
         <w:b/>
         <w:bCs/>
         <w:i w:val="0"/>
@@ -11571,6 +12081,7 @@
     </w:tblStylePr>
     <w:tblStylePr w:type="lastRow">
       <w:rPr>
+        <w:rFonts w:eastAsia="黑体"/>
         <w:b/>
         <w:bCs/>
         <w:i w:val="0"/>
@@ -11592,6 +12103,7 @@
     </w:tblStylePr>
     <w:tblStylePr w:type="firstCol">
       <w:rPr>
+        <w:rFonts w:eastAsia="黑体"/>
         <w:b/>
         <w:bCs/>
         <w:i w:val="0"/>
@@ -11611,6 +12123,7 @@
     </w:tblStylePr>
     <w:tblStylePr w:type="lastCol">
       <w:rPr>
+        <w:rFonts w:eastAsia="黑体"/>
         <w:b/>
         <w:bCs/>
         <w:i w:val="0"/>
@@ -11691,6 +12204,7 @@
     </w:tcPr>
     <w:tblStylePr w:type="firstRow">
       <w:rPr>
+        <w:rFonts w:eastAsia="黑体"/>
         <w:b/>
         <w:bCs/>
         <w:i w:val="0"/>
@@ -11712,6 +12226,7 @@
     </w:tblStylePr>
     <w:tblStylePr w:type="lastRow">
       <w:rPr>
+        <w:rFonts w:eastAsia="黑体"/>
         <w:b/>
         <w:bCs/>
         <w:i w:val="0"/>
@@ -11733,6 +12248,7 @@
     </w:tblStylePr>
     <w:tblStylePr w:type="firstCol">
       <w:rPr>
+        <w:rFonts w:eastAsia="黑体"/>
         <w:b/>
         <w:bCs/>
         <w:i w:val="0"/>
@@ -11752,6 +12268,7 @@
     </w:tblStylePr>
     <w:tblStylePr w:type="lastCol">
       <w:rPr>
+        <w:rFonts w:eastAsia="黑体"/>
         <w:b/>
         <w:bCs/>
         <w:i w:val="0"/>
@@ -11832,6 +12349,7 @@
     </w:tcPr>
     <w:tblStylePr w:type="firstRow">
       <w:rPr>
+        <w:rFonts w:eastAsia="黑体"/>
         <w:b/>
         <w:bCs/>
         <w:i w:val="0"/>
@@ -11853,6 +12371,7 @@
     </w:tblStylePr>
     <w:tblStylePr w:type="lastRow">
       <w:rPr>
+        <w:rFonts w:eastAsia="黑体"/>
         <w:b/>
         <w:bCs/>
         <w:i w:val="0"/>
@@ -11874,6 +12393,7 @@
     </w:tblStylePr>
     <w:tblStylePr w:type="firstCol">
       <w:rPr>
+        <w:rFonts w:eastAsia="黑体"/>
         <w:b/>
         <w:bCs/>
         <w:i w:val="0"/>
@@ -11893,6 +12413,7 @@
     </w:tblStylePr>
     <w:tblStylePr w:type="lastCol">
       <w:rPr>
+        <w:rFonts w:eastAsia="黑体"/>
         <w:b/>
         <w:bCs/>
         <w:i w:val="0"/>
@@ -11973,6 +12494,7 @@
     </w:tcPr>
     <w:tblStylePr w:type="firstRow">
       <w:rPr>
+        <w:rFonts w:eastAsia="黑体"/>
         <w:b/>
         <w:bCs/>
         <w:i w:val="0"/>
@@ -11994,6 +12516,7 @@
     </w:tblStylePr>
     <w:tblStylePr w:type="lastRow">
       <w:rPr>
+        <w:rFonts w:eastAsia="黑体"/>
         <w:b/>
         <w:bCs/>
         <w:i w:val="0"/>
@@ -12015,6 +12538,7 @@
     </w:tblStylePr>
     <w:tblStylePr w:type="firstCol">
       <w:rPr>
+        <w:rFonts w:eastAsia="黑体"/>
         <w:b/>
         <w:bCs/>
         <w:i w:val="0"/>
@@ -12034,6 +12558,7 @@
     </w:tblStylePr>
     <w:tblStylePr w:type="lastCol">
       <w:rPr>
+        <w:rFonts w:eastAsia="黑体"/>
         <w:b/>
         <w:bCs/>
         <w:i w:val="0"/>
@@ -12114,6 +12639,7 @@
     </w:tcPr>
     <w:tblStylePr w:type="firstRow">
       <w:rPr>
+        <w:rFonts w:eastAsia="黑体"/>
         <w:b/>
         <w:bCs/>
         <w:i w:val="0"/>
@@ -12135,6 +12661,7 @@
     </w:tblStylePr>
     <w:tblStylePr w:type="lastRow">
       <w:rPr>
+        <w:rFonts w:eastAsia="黑体"/>
         <w:b/>
         <w:bCs/>
         <w:i w:val="0"/>
@@ -12156,6 +12683,7 @@
     </w:tblStylePr>
     <w:tblStylePr w:type="firstCol">
       <w:rPr>
+        <w:rFonts w:eastAsia="黑体"/>
         <w:b/>
         <w:bCs/>
         <w:i w:val="0"/>
@@ -12175,6 +12703,7 @@
     </w:tblStylePr>
     <w:tblStylePr w:type="lastCol">
       <w:rPr>
+        <w:rFonts w:eastAsia="黑体"/>
         <w:b/>
         <w:bCs/>
         <w:i w:val="0"/>
@@ -12255,6 +12784,7 @@
     </w:tcPr>
     <w:tblStylePr w:type="firstRow">
       <w:rPr>
+        <w:rFonts w:eastAsia="黑体"/>
         <w:b/>
         <w:bCs/>
         <w:i w:val="0"/>
@@ -12276,6 +12806,7 @@
     </w:tblStylePr>
     <w:tblStylePr w:type="lastRow">
       <w:rPr>
+        <w:rFonts w:eastAsia="黑体"/>
         <w:b/>
         <w:bCs/>
         <w:i w:val="0"/>
@@ -12297,6 +12828,7 @@
     </w:tblStylePr>
     <w:tblStylePr w:type="firstCol">
       <w:rPr>
+        <w:rFonts w:eastAsia="黑体"/>
         <w:b/>
         <w:bCs/>
         <w:i w:val="0"/>
@@ -12316,6 +12848,7 @@
     </w:tblStylePr>
     <w:tblStylePr w:type="lastCol">
       <w:rPr>
+        <w:rFonts w:eastAsia="黑体"/>
         <w:b/>
         <w:bCs/>
         <w:i w:val="0"/>
@@ -12396,6 +12929,7 @@
     </w:tcPr>
     <w:tblStylePr w:type="firstRow">
       <w:rPr>
+        <w:rFonts w:eastAsia="黑体"/>
         <w:b/>
         <w:bCs/>
         <w:i w:val="0"/>
@@ -12417,6 +12951,7 @@
     </w:tblStylePr>
     <w:tblStylePr w:type="lastRow">
       <w:rPr>
+        <w:rFonts w:eastAsia="黑体"/>
         <w:b/>
         <w:bCs/>
         <w:i w:val="0"/>
@@ -12438,6 +12973,7 @@
     </w:tblStylePr>
     <w:tblStylePr w:type="firstCol">
       <w:rPr>
+        <w:rFonts w:eastAsia="黑体"/>
         <w:b/>
         <w:bCs/>
         <w:i w:val="0"/>
@@ -12457,6 +12993,7 @@
     </w:tblStylePr>
     <w:tblStylePr w:type="lastCol">
       <w:rPr>
+        <w:rFonts w:eastAsia="黑体"/>
         <w:b/>
         <w:bCs/>
         <w:i w:val="0"/>
@@ -12514,6 +13051,7 @@
       <w:spacing w:after="0" w:line="240" w:lineRule="auto"/>
     </w:pPr>
     <w:rPr>
+      <w:rFonts w:eastAsia="黑体"/>
       <w:color w:themeColor="background1" w:val="FFFFFF"/>
     </w:rPr>
     <w:tblPr>
@@ -12532,6 +13070,7 @@
     </w:tcPr>
     <w:tblStylePr w:type="firstRow">
       <w:rPr>
+        <w:rFonts w:eastAsia="黑体"/>
         <w:b/>
         <w:bCs/>
       </w:rPr>
@@ -12628,6 +13167,7 @@
       <w:spacing w:after="0" w:line="240" w:lineRule="auto"/>
     </w:pPr>
     <w:rPr>
+      <w:rFonts w:eastAsia="黑体"/>
       <w:color w:themeColor="background1" w:val="FFFFFF"/>
     </w:rPr>
     <w:tblPr>
@@ -12646,6 +13186,7 @@
     </w:tcPr>
     <w:tblStylePr w:type="firstRow">
       <w:rPr>
+        <w:rFonts w:eastAsia="黑体"/>
         <w:b/>
         <w:bCs/>
       </w:rPr>
@@ -12742,6 +13283,7 @@
       <w:spacing w:after="0" w:line="240" w:lineRule="auto"/>
     </w:pPr>
     <w:rPr>
+      <w:rFonts w:eastAsia="黑体"/>
       <w:color w:themeColor="background1" w:val="FFFFFF"/>
     </w:rPr>
     <w:tblPr>
@@ -12760,6 +13302,7 @@
     </w:tcPr>
     <w:tblStylePr w:type="firstRow">
       <w:rPr>
+        <w:rFonts w:eastAsia="黑体"/>
         <w:b/>
         <w:bCs/>
       </w:rPr>
@@ -12856,6 +13399,7 @@
       <w:spacing w:after="0" w:line="240" w:lineRule="auto"/>
     </w:pPr>
     <w:rPr>
+      <w:rFonts w:eastAsia="黑体"/>
       <w:color w:themeColor="background1" w:val="FFFFFF"/>
     </w:rPr>
     <w:tblPr>
@@ -12874,6 +13418,7 @@
     </w:tcPr>
     <w:tblStylePr w:type="firstRow">
       <w:rPr>
+        <w:rFonts w:eastAsia="黑体"/>
         <w:b/>
         <w:bCs/>
       </w:rPr>
@@ -12970,6 +13515,7 @@
       <w:spacing w:after="0" w:line="240" w:lineRule="auto"/>
     </w:pPr>
     <w:rPr>
+      <w:rFonts w:eastAsia="黑体"/>
       <w:color w:themeColor="background1" w:val="FFFFFF"/>
     </w:rPr>
     <w:tblPr>
@@ -12988,6 +13534,7 @@
     </w:tcPr>
     <w:tblStylePr w:type="firstRow">
       <w:rPr>
+        <w:rFonts w:eastAsia="黑体"/>
         <w:b/>
         <w:bCs/>
       </w:rPr>
@@ -13084,6 +13631,7 @@
       <w:spacing w:after="0" w:line="240" w:lineRule="auto"/>
     </w:pPr>
     <w:rPr>
+      <w:rFonts w:eastAsia="黑体"/>
       <w:color w:themeColor="background1" w:val="FFFFFF"/>
     </w:rPr>
     <w:tblPr>
@@ -13102,6 +13650,7 @@
     </w:tcPr>
     <w:tblStylePr w:type="firstRow">
       <w:rPr>
+        <w:rFonts w:eastAsia="黑体"/>
         <w:b/>
         <w:bCs/>
       </w:rPr>
@@ -13198,6 +13747,7 @@
       <w:spacing w:after="0" w:line="240" w:lineRule="auto"/>
     </w:pPr>
     <w:rPr>
+      <w:rFonts w:eastAsia="黑体"/>
       <w:color w:themeColor="background1" w:val="FFFFFF"/>
     </w:rPr>
     <w:tblPr>
@@ -13216,6 +13766,7 @@
     </w:tcPr>
     <w:tblStylePr w:type="firstRow">
       <w:rPr>
+        <w:rFonts w:eastAsia="黑体"/>
         <w:b/>
         <w:bCs/>
       </w:rPr>
@@ -13312,6 +13863,7 @@
       <w:spacing w:after="0" w:line="240" w:lineRule="auto"/>
     </w:pPr>
     <w:rPr>
+      <w:rFonts w:eastAsia="黑体"/>
       <w:color w:themeColor="text1" w:val="000000"/>
     </w:rPr>
     <w:tblPr>
@@ -13338,6 +13890,7 @@
     </w:tcPr>
     <w:tblStylePr w:type="firstRow">
       <w:rPr>
+        <w:rFonts w:eastAsia="黑体"/>
         <w:b/>
         <w:bCs/>
       </w:rPr>
@@ -13356,6 +13909,7 @@
     </w:tblStylePr>
     <w:tblStylePr w:type="lastRow">
       <w:rPr>
+        <w:rFonts w:eastAsia="黑体"/>
         <w:b/>
         <w:bCs/>
         <w:color w:themeColor="background1" w:val="FFFFFF"/>
@@ -13370,6 +13924,7 @@
     </w:tblStylePr>
     <w:tblStylePr w:type="firstCol">
       <w:rPr>
+        <w:rFonts w:eastAsia="黑体"/>
         <w:color w:themeColor="background1" w:val="FFFFFF"/>
       </w:rPr>
       <w:tblPr/>
@@ -13387,6 +13942,7 @@
     </w:tblStylePr>
     <w:tblStylePr w:type="lastCol">
       <w:rPr>
+        <w:rFonts w:eastAsia="黑体"/>
         <w:color w:themeColor="background1" w:val="FFFFFF"/>
       </w:rPr>
       <w:tblPr/>
@@ -13416,11 +13972,13 @@
     </w:tblStylePr>
     <w:tblStylePr w:type="neCell">
       <w:rPr>
+        <w:rFonts w:eastAsia="黑体"/>
         <w:color w:themeColor="text1" w:val="000000"/>
       </w:rPr>
     </w:tblStylePr>
     <w:tblStylePr w:type="nwCell">
       <w:rPr>
+        <w:rFonts w:eastAsia="黑体"/>
         <w:color w:themeColor="text1" w:val="000000"/>
       </w:rPr>
     </w:tblStylePr>
@@ -13434,6 +13992,7 @@
       <w:spacing w:after="0" w:line="240" w:lineRule="auto"/>
     </w:pPr>
     <w:rPr>
+      <w:rFonts w:eastAsia="黑体"/>
       <w:color w:themeColor="text1" w:val="000000"/>
     </w:rPr>
     <w:tblPr>
@@ -13460,6 +14019,7 @@
     </w:tcPr>
     <w:tblStylePr w:type="firstRow">
       <w:rPr>
+        <w:rFonts w:eastAsia="黑体"/>
         <w:b/>
         <w:bCs/>
       </w:rPr>
@@ -13478,6 +14038,7 @@
     </w:tblStylePr>
     <w:tblStylePr w:type="lastRow">
       <w:rPr>
+        <w:rFonts w:eastAsia="黑体"/>
         <w:b/>
         <w:bCs/>
         <w:color w:themeColor="background1" w:val="FFFFFF"/>
@@ -13492,6 +14053,7 @@
     </w:tblStylePr>
     <w:tblStylePr w:type="firstCol">
       <w:rPr>
+        <w:rFonts w:eastAsia="黑体"/>
         <w:color w:themeColor="background1" w:val="FFFFFF"/>
       </w:rPr>
       <w:tblPr/>
@@ -13509,6 +14071,7 @@
     </w:tblStylePr>
     <w:tblStylePr w:type="lastCol">
       <w:rPr>
+        <w:rFonts w:eastAsia="黑体"/>
         <w:color w:themeColor="background1" w:val="FFFFFF"/>
       </w:rPr>
       <w:tblPr/>
@@ -13538,11 +14101,13 @@
     </w:tblStylePr>
     <w:tblStylePr w:type="neCell">
       <w:rPr>
+        <w:rFonts w:eastAsia="黑体"/>
         <w:color w:themeColor="text1" w:val="000000"/>
       </w:rPr>
     </w:tblStylePr>
     <w:tblStylePr w:type="nwCell">
       <w:rPr>
+        <w:rFonts w:eastAsia="黑体"/>
         <w:color w:themeColor="text1" w:val="000000"/>
       </w:rPr>
     </w:tblStylePr>
@@ -13556,6 +14121,7 @@
       <w:spacing w:after="0" w:line="240" w:lineRule="auto"/>
     </w:pPr>
     <w:rPr>
+      <w:rFonts w:eastAsia="黑体"/>
       <w:color w:themeColor="text1" w:val="000000"/>
     </w:rPr>
     <w:tblPr>
@@ -13582,6 +14148,7 @@
     </w:tcPr>
     <w:tblStylePr w:type="firstRow">
       <w:rPr>
+        <w:rFonts w:eastAsia="黑体"/>
         <w:b/>
         <w:bCs/>
       </w:rPr>
@@ -13600,6 +14167,7 @@
     </w:tblStylePr>
     <w:tblStylePr w:type="lastRow">
       <w:rPr>
+        <w:rFonts w:eastAsia="黑体"/>
         <w:b/>
         <w:bCs/>
         <w:color w:themeColor="background1" w:val="FFFFFF"/>
@@ -13614,6 +14182,7 @@
     </w:tblStylePr>
     <w:tblStylePr w:type="firstCol">
       <w:rPr>
+        <w:rFonts w:eastAsia="黑体"/>
         <w:color w:themeColor="background1" w:val="FFFFFF"/>
       </w:rPr>
       <w:tblPr/>
@@ -13631,6 +14200,7 @@
     </w:tblStylePr>
     <w:tblStylePr w:type="lastCol">
       <w:rPr>
+        <w:rFonts w:eastAsia="黑体"/>
         <w:color w:themeColor="background1" w:val="FFFFFF"/>
       </w:rPr>
       <w:tblPr/>
@@ -13660,11 +14230,13 @@
     </w:tblStylePr>
     <w:tblStylePr w:type="neCell">
       <w:rPr>
+        <w:rFonts w:eastAsia="黑体"/>
         <w:color w:themeColor="text1" w:val="000000"/>
       </w:rPr>
     </w:tblStylePr>
     <w:tblStylePr w:type="nwCell">
       <w:rPr>
+        <w:rFonts w:eastAsia="黑体"/>
         <w:color w:themeColor="text1" w:val="000000"/>
       </w:rPr>
     </w:tblStylePr>
@@ -13678,6 +14250,7 @@
       <w:spacing w:after="0" w:line="240" w:lineRule="auto"/>
     </w:pPr>
     <w:rPr>
+      <w:rFonts w:eastAsia="黑体"/>
       <w:color w:themeColor="text1" w:val="000000"/>
     </w:rPr>
     <w:tblPr>
@@ -13704,6 +14277,7 @@
     </w:tcPr>
     <w:tblStylePr w:type="firstRow">
       <w:rPr>
+        <w:rFonts w:eastAsia="黑体"/>
         <w:b/>
         <w:bCs/>
       </w:rPr>
@@ -13722,6 +14296,7 @@
     </w:tblStylePr>
     <w:tblStylePr w:type="lastRow">
       <w:rPr>
+        <w:rFonts w:eastAsia="黑体"/>
         <w:b/>
         <w:bCs/>
         <w:color w:themeColor="background1" w:val="FFFFFF"/>
@@ -13736,6 +14311,7 @@
     </w:tblStylePr>
     <w:tblStylePr w:type="firstCol">
       <w:rPr>
+        <w:rFonts w:eastAsia="黑体"/>
         <w:color w:themeColor="background1" w:val="FFFFFF"/>
       </w:rPr>
       <w:tblPr/>
@@ -13753,6 +14329,7 @@
     </w:tblStylePr>
     <w:tblStylePr w:type="lastCol">
       <w:rPr>
+        <w:rFonts w:eastAsia="黑体"/>
         <w:color w:themeColor="background1" w:val="FFFFFF"/>
       </w:rPr>
       <w:tblPr/>
@@ -13790,6 +14367,7 @@
       <w:spacing w:after="0" w:line="240" w:lineRule="auto"/>
     </w:pPr>
     <w:rPr>
+      <w:rFonts w:eastAsia="黑体"/>
       <w:color w:themeColor="text1" w:val="000000"/>
     </w:rPr>
     <w:tblPr>
@@ -13816,6 +14394,7 @@
     </w:tcPr>
     <w:tblStylePr w:type="firstRow">
       <w:rPr>
+        <w:rFonts w:eastAsia="黑体"/>
         <w:b/>
         <w:bCs/>
       </w:rPr>
@@ -13834,6 +14413,7 @@
     </w:tblStylePr>
     <w:tblStylePr w:type="lastRow">
       <w:rPr>
+        <w:rFonts w:eastAsia="黑体"/>
         <w:b/>
         <w:bCs/>
         <w:color w:themeColor="background1" w:val="FFFFFF"/>
@@ -13848,6 +14428,7 @@
     </w:tblStylePr>
     <w:tblStylePr w:type="firstCol">
       <w:rPr>
+        <w:rFonts w:eastAsia="黑体"/>
         <w:color w:themeColor="background1" w:val="FFFFFF"/>
       </w:rPr>
       <w:tblPr/>
@@ -13865,6 +14446,7 @@
     </w:tblStylePr>
     <w:tblStylePr w:type="lastCol">
       <w:rPr>
+        <w:rFonts w:eastAsia="黑体"/>
         <w:color w:themeColor="background1" w:val="FFFFFF"/>
       </w:rPr>
       <w:tblPr/>
@@ -13894,11 +14476,13 @@
     </w:tblStylePr>
     <w:tblStylePr w:type="neCell">
       <w:rPr>
+        <w:rFonts w:eastAsia="黑体"/>
         <w:color w:themeColor="text1" w:val="000000"/>
       </w:rPr>
     </w:tblStylePr>
     <w:tblStylePr w:type="nwCell">
       <w:rPr>
+        <w:rFonts w:eastAsia="黑体"/>
         <w:color w:themeColor="text1" w:val="000000"/>
       </w:rPr>
     </w:tblStylePr>
@@ -13912,6 +14496,7 @@
       <w:spacing w:after="0" w:line="240" w:lineRule="auto"/>
     </w:pPr>
     <w:rPr>
+      <w:rFonts w:eastAsia="黑体"/>
       <w:color w:themeColor="text1" w:val="000000"/>
     </w:rPr>
     <w:tblPr>
@@ -13938,6 +14523,7 @@
     </w:tcPr>
     <w:tblStylePr w:type="firstRow">
       <w:rPr>
+        <w:rFonts w:eastAsia="黑体"/>
         <w:b/>
         <w:bCs/>
       </w:rPr>
@@ -13956,6 +14542,7 @@
     </w:tblStylePr>
     <w:tblStylePr w:type="lastRow">
       <w:rPr>
+        <w:rFonts w:eastAsia="黑体"/>
         <w:b/>
         <w:bCs/>
         <w:color w:themeColor="background1" w:val="FFFFFF"/>
@@ -13970,6 +14557,7 @@
     </w:tblStylePr>
     <w:tblStylePr w:type="firstCol">
       <w:rPr>
+        <w:rFonts w:eastAsia="黑体"/>
         <w:color w:themeColor="background1" w:val="FFFFFF"/>
       </w:rPr>
       <w:tblPr/>
@@ -13987,6 +14575,7 @@
     </w:tblStylePr>
     <w:tblStylePr w:type="lastCol">
       <w:rPr>
+        <w:rFonts w:eastAsia="黑体"/>
         <w:color w:themeColor="background1" w:val="FFFFFF"/>
       </w:rPr>
       <w:tblPr/>
@@ -14016,11 +14605,13 @@
     </w:tblStylePr>
     <w:tblStylePr w:type="neCell">
       <w:rPr>
+        <w:rFonts w:eastAsia="黑体"/>
         <w:color w:themeColor="text1" w:val="000000"/>
       </w:rPr>
     </w:tblStylePr>
     <w:tblStylePr w:type="nwCell">
       <w:rPr>
+        <w:rFonts w:eastAsia="黑体"/>
         <w:color w:themeColor="text1" w:val="000000"/>
       </w:rPr>
     </w:tblStylePr>
@@ -14034,6 +14625,7 @@
       <w:spacing w:after="0" w:line="240" w:lineRule="auto"/>
     </w:pPr>
     <w:rPr>
+      <w:rFonts w:eastAsia="黑体"/>
       <w:color w:themeColor="text1" w:val="000000"/>
     </w:rPr>
     <w:tblPr>
@@ -14060,6 +14652,7 @@
     </w:tcPr>
     <w:tblStylePr w:type="firstRow">
       <w:rPr>
+        <w:rFonts w:eastAsia="黑体"/>
         <w:b/>
         <w:bCs/>
       </w:rPr>
@@ -14078,6 +14671,7 @@
     </w:tblStylePr>
     <w:tblStylePr w:type="lastRow">
       <w:rPr>
+        <w:rFonts w:eastAsia="黑体"/>
         <w:b/>
         <w:bCs/>
         <w:color w:themeColor="background1" w:val="FFFFFF"/>
@@ -14092,6 +14686,7 @@
     </w:tblStylePr>
     <w:tblStylePr w:type="firstCol">
       <w:rPr>
+        <w:rFonts w:eastAsia="黑体"/>
         <w:color w:themeColor="background1" w:val="FFFFFF"/>
       </w:rPr>
       <w:tblPr/>
@@ -14109,6 +14704,7 @@
     </w:tblStylePr>
     <w:tblStylePr w:type="lastCol">
       <w:rPr>
+        <w:rFonts w:eastAsia="黑体"/>
         <w:color w:themeColor="background1" w:val="FFFFFF"/>
       </w:rPr>
       <w:tblPr/>
@@ -14138,11 +14734,13 @@
     </w:tblStylePr>
     <w:tblStylePr w:type="neCell">
       <w:rPr>
+        <w:rFonts w:eastAsia="黑体"/>
         <w:color w:themeColor="text1" w:val="000000"/>
       </w:rPr>
     </w:tblStylePr>
     <w:tblStylePr w:type="nwCell">
       <w:rPr>
+        <w:rFonts w:eastAsia="黑体"/>
         <w:color w:themeColor="text1" w:val="000000"/>
       </w:rPr>
     </w:tblStylePr>
@@ -14156,6 +14754,7 @@
       <w:spacing w:after="0" w:line="240" w:lineRule="auto"/>
     </w:pPr>
     <w:rPr>
+      <w:rFonts w:eastAsia="黑体"/>
       <w:color w:themeColor="text1" w:val="000000"/>
     </w:rPr>
     <w:tblPr>
@@ -14174,6 +14773,7 @@
     </w:tcPr>
     <w:tblStylePr w:type="firstRow">
       <w:rPr>
+        <w:rFonts w:eastAsia="黑体"/>
         <w:b/>
         <w:bCs/>
         <w:color w:themeColor="background1" w:val="FFFFFF"/>
@@ -14188,6 +14788,7 @@
     </w:tblStylePr>
     <w:tblStylePr w:type="lastRow">
       <w:rPr>
+        <w:rFonts w:eastAsia="黑体"/>
         <w:b/>
         <w:bCs/>
         <w:color w:themeColor="accent2" w:themeShade="CC" w:val="9E3A38"/>
@@ -14202,12 +14803,14 @@
     </w:tblStylePr>
     <w:tblStylePr w:type="firstCol">
       <w:rPr>
+        <w:rFonts w:eastAsia="黑体"/>
         <w:b/>
         <w:bCs/>
       </w:rPr>
     </w:tblStylePr>
     <w:tblStylePr w:type="lastCol">
       <w:rPr>
+        <w:rFonts w:eastAsia="黑体"/>
         <w:b/>
         <w:bCs/>
       </w:rPr>
@@ -14242,6 +14845,7 @@
       <w:spacing w:after="0" w:line="240" w:lineRule="auto"/>
     </w:pPr>
     <w:rPr>
+      <w:rFonts w:eastAsia="黑体"/>
       <w:color w:themeColor="text1" w:val="000000"/>
     </w:rPr>
     <w:tblPr>
@@ -14260,6 +14864,7 @@
     </w:tcPr>
     <w:tblStylePr w:type="firstRow">
       <w:rPr>
+        <w:rFonts w:eastAsia="黑体"/>
         <w:b/>
         <w:bCs/>
         <w:color w:themeColor="background1" w:val="FFFFFF"/>
@@ -14274,6 +14879,7 @@
     </w:tblStylePr>
     <w:tblStylePr w:type="lastRow">
       <w:rPr>
+        <w:rFonts w:eastAsia="黑体"/>
         <w:b/>
         <w:bCs/>
         <w:color w:themeColor="accent2" w:themeShade="CC" w:val="9E3A38"/>
@@ -14288,12 +14894,14 @@
     </w:tblStylePr>
     <w:tblStylePr w:type="firstCol">
       <w:rPr>
+        <w:rFonts w:eastAsia="黑体"/>
         <w:b/>
         <w:bCs/>
       </w:rPr>
     </w:tblStylePr>
     <w:tblStylePr w:type="lastCol">
       <w:rPr>
+        <w:rFonts w:eastAsia="黑体"/>
         <w:b/>
         <w:bCs/>
       </w:rPr>
@@ -14328,6 +14936,7 @@
       <w:spacing w:after="0" w:line="240" w:lineRule="auto"/>
     </w:pPr>
     <w:rPr>
+      <w:rFonts w:eastAsia="黑体"/>
       <w:color w:themeColor="text1" w:val="000000"/>
     </w:rPr>
     <w:tblPr>
@@ -14346,6 +14955,7 @@
     </w:tcPr>
     <w:tblStylePr w:type="firstRow">
       <w:rPr>
+        <w:rFonts w:eastAsia="黑体"/>
         <w:b/>
         <w:bCs/>
         <w:color w:themeColor="background1" w:val="FFFFFF"/>
@@ -14360,6 +14970,7 @@
     </w:tblStylePr>
     <w:tblStylePr w:type="lastRow">
       <w:rPr>
+        <w:rFonts w:eastAsia="黑体"/>
         <w:b/>
         <w:bCs/>
         <w:color w:themeColor="accent2" w:themeShade="CC" w:val="9E3A38"/>
@@ -14374,12 +14985,14 @@
     </w:tblStylePr>
     <w:tblStylePr w:type="firstCol">
       <w:rPr>
+        <w:rFonts w:eastAsia="黑体"/>
         <w:b/>
         <w:bCs/>
       </w:rPr>
     </w:tblStylePr>
     <w:tblStylePr w:type="lastCol">
       <w:rPr>
+        <w:rFonts w:eastAsia="黑体"/>
         <w:b/>
         <w:bCs/>
       </w:rPr>
@@ -14414,6 +15027,7 @@
       <w:spacing w:after="0" w:line="240" w:lineRule="auto"/>
     </w:pPr>
     <w:rPr>
+      <w:rFonts w:eastAsia="黑体"/>
       <w:color w:themeColor="text1" w:val="000000"/>
     </w:rPr>
     <w:tblPr>
@@ -14432,6 +15046,7 @@
     </w:tcPr>
     <w:tblStylePr w:type="firstRow">
       <w:rPr>
+        <w:rFonts w:eastAsia="黑体"/>
         <w:b/>
         <w:bCs/>
         <w:color w:themeColor="background1" w:val="FFFFFF"/>
@@ -14446,6 +15061,7 @@
     </w:tblStylePr>
     <w:tblStylePr w:type="lastRow">
       <w:rPr>
+        <w:rFonts w:eastAsia="黑体"/>
         <w:b/>
         <w:bCs/>
         <w:color w:themeColor="accent4" w:themeShade="CC" w:val="664E82"/>
@@ -14460,12 +15076,14 @@
     </w:tblStylePr>
     <w:tblStylePr w:type="firstCol">
       <w:rPr>
+        <w:rFonts w:eastAsia="黑体"/>
         <w:b/>
         <w:bCs/>
       </w:rPr>
     </w:tblStylePr>
     <w:tblStylePr w:type="lastCol">
       <w:rPr>
+        <w:rFonts w:eastAsia="黑体"/>
         <w:b/>
         <w:bCs/>
       </w:rPr>
@@ -14500,6 +15118,7 @@
       <w:spacing w:after="0" w:line="240" w:lineRule="auto"/>
     </w:pPr>
     <w:rPr>
+      <w:rFonts w:eastAsia="黑体"/>
       <w:color w:themeColor="text1" w:val="000000"/>
     </w:rPr>
     <w:tblPr>
@@ -14518,6 +15137,7 @@
     </w:tcPr>
     <w:tblStylePr w:type="firstRow">
       <w:rPr>
+        <w:rFonts w:eastAsia="黑体"/>
         <w:b/>
         <w:bCs/>
         <w:color w:themeColor="background1" w:val="FFFFFF"/>
@@ -14532,6 +15152,7 @@
     </w:tblStylePr>
     <w:tblStylePr w:type="lastRow">
       <w:rPr>
+        <w:rFonts w:eastAsia="黑体"/>
         <w:b/>
         <w:bCs/>
         <w:color w:themeColor="accent3" w:themeShade="CC" w:val="7E9C40"/>
@@ -14546,12 +15167,14 @@
     </w:tblStylePr>
     <w:tblStylePr w:type="firstCol">
       <w:rPr>
+        <w:rFonts w:eastAsia="黑体"/>
         <w:b/>
         <w:bCs/>
       </w:rPr>
     </w:tblStylePr>
     <w:tblStylePr w:type="lastCol">
       <w:rPr>
+        <w:rFonts w:eastAsia="黑体"/>
         <w:b/>
         <w:bCs/>
       </w:rPr>
@@ -14586,6 +15209,7 @@
       <w:spacing w:after="0" w:line="240" w:lineRule="auto"/>
     </w:pPr>
     <w:rPr>
+      <w:rFonts w:eastAsia="黑体"/>
       <w:color w:themeColor="text1" w:val="000000"/>
     </w:rPr>
     <w:tblPr>
@@ -14604,6 +15228,7 @@
     </w:tcPr>
     <w:tblStylePr w:type="firstRow">
       <w:rPr>
+        <w:rFonts w:eastAsia="黑体"/>
         <w:b/>
         <w:bCs/>
         <w:color w:themeColor="background1" w:val="FFFFFF"/>
@@ -14618,6 +15243,7 @@
     </w:tblStylePr>
     <w:tblStylePr w:type="lastRow">
       <w:rPr>
+        <w:rFonts w:eastAsia="黑体"/>
         <w:b/>
         <w:bCs/>
         <w:color w:themeColor="accent6" w:themeShade="CC" w:val="F2730A"/>
@@ -14632,12 +15258,14 @@
     </w:tblStylePr>
     <w:tblStylePr w:type="firstCol">
       <w:rPr>
+        <w:rFonts w:eastAsia="黑体"/>
         <w:b/>
         <w:bCs/>
       </w:rPr>
     </w:tblStylePr>
     <w:tblStylePr w:type="lastCol">
       <w:rPr>
+        <w:rFonts w:eastAsia="黑体"/>
         <w:b/>
         <w:bCs/>
       </w:rPr>
@@ -14672,6 +15300,7 @@
       <w:spacing w:after="0" w:line="240" w:lineRule="auto"/>
     </w:pPr>
     <w:rPr>
+      <w:rFonts w:eastAsia="黑体"/>
       <w:color w:themeColor="text1" w:val="000000"/>
     </w:rPr>
     <w:tblPr>
@@ -14690,6 +15319,7 @@
     </w:tcPr>
     <w:tblStylePr w:type="firstRow">
       <w:rPr>
+        <w:rFonts w:eastAsia="黑体"/>
         <w:b/>
         <w:bCs/>
         <w:color w:themeColor="background1" w:val="FFFFFF"/>
@@ -14704,6 +15334,7 @@
     </w:tblStylePr>
     <w:tblStylePr w:type="lastRow">
       <w:rPr>
+        <w:rFonts w:eastAsia="黑体"/>
         <w:b/>
         <w:bCs/>
         <w:color w:themeColor="accent5" w:themeShade="CC" w:val="348DA5"/>
@@ -14718,12 +15349,14 @@
     </w:tblStylePr>
     <w:tblStylePr w:type="firstCol">
       <w:rPr>
+        <w:rFonts w:eastAsia="黑体"/>
         <w:b/>
         <w:bCs/>
       </w:rPr>
     </w:tblStylePr>
     <w:tblStylePr w:type="lastCol">
       <w:rPr>
+        <w:rFonts w:eastAsia="黑体"/>
         <w:b/>
         <w:bCs/>
       </w:rPr>
@@ -14758,6 +15391,7 @@
       <w:spacing w:after="0" w:line="240" w:lineRule="auto"/>
     </w:pPr>
     <w:rPr>
+      <w:rFonts w:eastAsia="黑体"/>
       <w:color w:themeColor="text1" w:val="000000"/>
     </w:rPr>
     <w:tblPr>
@@ -14779,6 +15413,7 @@
     </w:tcPr>
     <w:tblStylePr w:type="firstRow">
       <w:rPr>
+        <w:rFonts w:eastAsia="黑体"/>
         <w:b/>
         <w:bCs/>
       </w:rPr>
@@ -14789,6 +15424,7 @@
     </w:tblStylePr>
     <w:tblStylePr w:type="lastRow">
       <w:rPr>
+        <w:rFonts w:eastAsia="黑体"/>
         <w:b/>
         <w:bCs/>
         <w:color w:themeColor="text1" w:val="000000"/>
@@ -14800,6 +15436,7 @@
     </w:tblStylePr>
     <w:tblStylePr w:type="firstCol">
       <w:rPr>
+        <w:rFonts w:eastAsia="黑体"/>
         <w:color w:themeColor="background1" w:val="FFFFFF"/>
       </w:rPr>
       <w:tblPr/>
@@ -14809,6 +15446,7 @@
     </w:tblStylePr>
     <w:tblStylePr w:type="lastCol">
       <w:rPr>
+        <w:rFonts w:eastAsia="黑体"/>
         <w:color w:themeColor="background1" w:val="FFFFFF"/>
       </w:rPr>
       <w:tblPr/>
@@ -14838,6 +15476,7 @@
       <w:spacing w:after="0" w:line="240" w:lineRule="auto"/>
     </w:pPr>
     <w:rPr>
+      <w:rFonts w:eastAsia="黑体"/>
       <w:color w:themeColor="text1" w:val="000000"/>
     </w:rPr>
     <w:tblPr>
@@ -14859,6 +15498,7 @@
     </w:tcPr>
     <w:tblStylePr w:type="firstRow">
       <w:rPr>
+        <w:rFonts w:eastAsia="黑体"/>
         <w:b/>
         <w:bCs/>
       </w:rPr>
@@ -14869,6 +15509,7 @@
     </w:tblStylePr>
     <w:tblStylePr w:type="lastRow">
       <w:rPr>
+        <w:rFonts w:eastAsia="黑体"/>
         <w:b/>
         <w:bCs/>
         <w:color w:themeColor="text1" w:val="000000"/>
@@ -14880,6 +15521,7 @@
     </w:tblStylePr>
     <w:tblStylePr w:type="firstCol">
       <w:rPr>
+        <w:rFonts w:eastAsia="黑体"/>
         <w:color w:themeColor="background1" w:val="FFFFFF"/>
       </w:rPr>
       <w:tblPr/>
@@ -14889,6 +15531,7 @@
     </w:tblStylePr>
     <w:tblStylePr w:type="lastCol">
       <w:rPr>
+        <w:rFonts w:eastAsia="黑体"/>
         <w:color w:themeColor="background1" w:val="FFFFFF"/>
       </w:rPr>
       <w:tblPr/>
@@ -14918,6 +15561,7 @@
       <w:spacing w:after="0" w:line="240" w:lineRule="auto"/>
     </w:pPr>
     <w:rPr>
+      <w:rFonts w:eastAsia="黑体"/>
       <w:color w:themeColor="text1" w:val="000000"/>
     </w:rPr>
     <w:tblPr>
@@ -14939,6 +15583,7 @@
     </w:tcPr>
     <w:tblStylePr w:type="firstRow">
       <w:rPr>
+        <w:rFonts w:eastAsia="黑体"/>
         <w:b/>
         <w:bCs/>
       </w:rPr>
@@ -14949,6 +15594,7 @@
     </w:tblStylePr>
     <w:tblStylePr w:type="lastRow">
       <w:rPr>
+        <w:rFonts w:eastAsia="黑体"/>
         <w:b/>
         <w:bCs/>
         <w:color w:themeColor="text1" w:val="000000"/>
@@ -14960,6 +15606,7 @@
     </w:tblStylePr>
     <w:tblStylePr w:type="firstCol">
       <w:rPr>
+        <w:rFonts w:eastAsia="黑体"/>
         <w:color w:themeColor="background1" w:val="FFFFFF"/>
       </w:rPr>
       <w:tblPr/>
@@ -14969,6 +15616,7 @@
     </w:tblStylePr>
     <w:tblStylePr w:type="lastCol">
       <w:rPr>
+        <w:rFonts w:eastAsia="黑体"/>
         <w:color w:themeColor="background1" w:val="FFFFFF"/>
       </w:rPr>
       <w:tblPr/>
@@ -14998,6 +15646,7 @@
       <w:spacing w:after="0" w:line="240" w:lineRule="auto"/>
     </w:pPr>
     <w:rPr>
+      <w:rFonts w:eastAsia="黑体"/>
       <w:color w:themeColor="text1" w:val="000000"/>
     </w:rPr>
     <w:tblPr>
@@ -15019,6 +15668,7 @@
     </w:tcPr>
     <w:tblStylePr w:type="firstRow">
       <w:rPr>
+        <w:rFonts w:eastAsia="黑体"/>
         <w:b/>
         <w:bCs/>
       </w:rPr>
@@ -15029,6 +15679,7 @@
     </w:tblStylePr>
     <w:tblStylePr w:type="lastRow">
       <w:rPr>
+        <w:rFonts w:eastAsia="黑体"/>
         <w:b/>
         <w:bCs/>
         <w:color w:themeColor="text1" w:val="000000"/>
@@ -15040,6 +15691,7 @@
     </w:tblStylePr>
     <w:tblStylePr w:type="firstCol">
       <w:rPr>
+        <w:rFonts w:eastAsia="黑体"/>
         <w:color w:themeColor="background1" w:val="FFFFFF"/>
       </w:rPr>
       <w:tblPr/>
@@ -15049,6 +15701,7 @@
     </w:tblStylePr>
     <w:tblStylePr w:type="lastCol">
       <w:rPr>
+        <w:rFonts w:eastAsia="黑体"/>
         <w:color w:themeColor="background1" w:val="FFFFFF"/>
       </w:rPr>
       <w:tblPr/>
@@ -15078,6 +15731,7 @@
       <w:spacing w:after="0" w:line="240" w:lineRule="auto"/>
     </w:pPr>
     <w:rPr>
+      <w:rFonts w:eastAsia="黑体"/>
       <w:color w:themeColor="text1" w:val="000000"/>
     </w:rPr>
     <w:tblPr>
@@ -15099,6 +15753,7 @@
     </w:tcPr>
     <w:tblStylePr w:type="firstRow">
       <w:rPr>
+        <w:rFonts w:eastAsia="黑体"/>
         <w:b/>
         <w:bCs/>
       </w:rPr>
@@ -15109,6 +15764,7 @@
     </w:tblStylePr>
     <w:tblStylePr w:type="lastRow">
       <w:rPr>
+        <w:rFonts w:eastAsia="黑体"/>
         <w:b/>
         <w:bCs/>
         <w:color w:themeColor="text1" w:val="000000"/>
@@ -15120,6 +15776,7 @@
     </w:tblStylePr>
     <w:tblStylePr w:type="firstCol">
       <w:rPr>
+        <w:rFonts w:eastAsia="黑体"/>
         <w:color w:themeColor="background1" w:val="FFFFFF"/>
       </w:rPr>
       <w:tblPr/>
@@ -15129,6 +15786,7 @@
     </w:tblStylePr>
     <w:tblStylePr w:type="lastCol">
       <w:rPr>
+        <w:rFonts w:eastAsia="黑体"/>
         <w:color w:themeColor="background1" w:val="FFFFFF"/>
       </w:rPr>
       <w:tblPr/>
@@ -15158,6 +15816,7 @@
       <w:spacing w:after="0" w:line="240" w:lineRule="auto"/>
     </w:pPr>
     <w:rPr>
+      <w:rFonts w:eastAsia="黑体"/>
       <w:color w:themeColor="text1" w:val="000000"/>
     </w:rPr>
     <w:tblPr>
@@ -15179,6 +15838,7 @@
     </w:tcPr>
     <w:tblStylePr w:type="firstRow">
       <w:rPr>
+        <w:rFonts w:eastAsia="黑体"/>
         <w:b/>
         <w:bCs/>
       </w:rPr>
@@ -15189,6 +15849,7 @@
     </w:tblStylePr>
     <w:tblStylePr w:type="lastRow">
       <w:rPr>
+        <w:rFonts w:eastAsia="黑体"/>
         <w:b/>
         <w:bCs/>
         <w:color w:themeColor="text1" w:val="000000"/>
@@ -15200,6 +15861,7 @@
     </w:tblStylePr>
     <w:tblStylePr w:type="firstCol">
       <w:rPr>
+        <w:rFonts w:eastAsia="黑体"/>
         <w:color w:themeColor="background1" w:val="FFFFFF"/>
       </w:rPr>
       <w:tblPr/>
@@ -15209,6 +15871,7 @@
     </w:tblStylePr>
     <w:tblStylePr w:type="lastCol">
       <w:rPr>
+        <w:rFonts w:eastAsia="黑体"/>
         <w:color w:themeColor="background1" w:val="FFFFFF"/>
       </w:rPr>
       <w:tblPr/>
@@ -15238,6 +15901,7 @@
       <w:spacing w:after="0" w:line="240" w:lineRule="auto"/>
     </w:pPr>
     <w:rPr>
+      <w:rFonts w:eastAsia="黑体"/>
       <w:color w:themeColor="text1" w:val="000000"/>
     </w:rPr>
     <w:tblPr>
@@ -15259,6 +15923,7 @@
     </w:tcPr>
     <w:tblStylePr w:type="firstRow">
       <w:rPr>
+        <w:rFonts w:eastAsia="黑体"/>
         <w:b/>
         <w:bCs/>
       </w:rPr>
@@ -15269,6 +15934,7 @@
     </w:tblStylePr>
     <w:tblStylePr w:type="lastRow">
       <w:rPr>
+        <w:rFonts w:eastAsia="黑体"/>
         <w:b/>
         <w:bCs/>
         <w:color w:themeColor="text1" w:val="000000"/>
@@ -15280,6 +15946,7 @@
     </w:tblStylePr>
     <w:tblStylePr w:type="firstCol">
       <w:rPr>
+        <w:rFonts w:eastAsia="黑体"/>
         <w:color w:themeColor="background1" w:val="FFFFFF"/>
       </w:rPr>
       <w:tblPr/>
@@ -15289,6 +15956,7 @@
     </w:tblStylePr>
     <w:tblStylePr w:type="lastCol">
       <w:rPr>
+        <w:rFonts w:eastAsia="黑体"/>
         <w:color w:themeColor="background1" w:val="FFFFFF"/>
       </w:rPr>
       <w:tblPr/>
@@ -15321,6 +15989,7 @@
     <w:name w:val="KeywordTok"/>
     <w:basedOn w:val="VerbatimChar"/>
     <w:rPr>
+      <w:rFonts w:eastAsia="黑体"/>
       <w:b/>
       <w:color w:val="007020"/>
     </w:rPr>
@@ -15329,6 +15998,7 @@
     <w:name w:val="DataTypeTok"/>
     <w:basedOn w:val="VerbatimChar"/>
     <w:rPr>
+      <w:rFonts w:eastAsia="黑体"/>
       <w:color w:val="902000"/>
     </w:rPr>
   </w:style>
@@ -15336,6 +16006,7 @@
     <w:name w:val="DecValTok"/>
     <w:basedOn w:val="VerbatimChar"/>
     <w:rPr>
+      <w:rFonts w:eastAsia="黑体"/>
       <w:color w:val="40a070"/>
     </w:rPr>
   </w:style>
@@ -15343,6 +16014,7 @@
     <w:name w:val="BaseNTok"/>
     <w:basedOn w:val="VerbatimChar"/>
     <w:rPr>
+      <w:rFonts w:eastAsia="黑体"/>
       <w:color w:val="40a070"/>
     </w:rPr>
   </w:style>
@@ -15350,6 +16022,7 @@
     <w:name w:val="FloatTok"/>
     <w:basedOn w:val="VerbatimChar"/>
     <w:rPr>
+      <w:rFonts w:eastAsia="黑体"/>
       <w:color w:val="40a070"/>
     </w:rPr>
   </w:style>
@@ -15357,6 +16030,7 @@
     <w:name w:val="ConstantTok"/>
     <w:basedOn w:val="VerbatimChar"/>
     <w:rPr>
+      <w:rFonts w:eastAsia="黑体"/>
       <w:color w:val="880000"/>
     </w:rPr>
   </w:style>
@@ -15364,6 +16038,7 @@
     <w:name w:val="CharTok"/>
     <w:basedOn w:val="VerbatimChar"/>
     <w:rPr>
+      <w:rFonts w:eastAsia="黑体"/>
       <w:color w:val="4070a0"/>
     </w:rPr>
   </w:style>
@@ -15371,6 +16046,7 @@
     <w:name w:val="SpecialCharTok"/>
     <w:basedOn w:val="VerbatimChar"/>
     <w:rPr>
+      <w:rFonts w:eastAsia="黑体"/>
       <w:color w:val="4070a0"/>
     </w:rPr>
   </w:style>
@@ -15378,6 +16054,7 @@
     <w:name w:val="StringTok"/>
     <w:basedOn w:val="VerbatimChar"/>
     <w:rPr>
+      <w:rFonts w:eastAsia="黑体"/>
       <w:color w:val="4070a0"/>
     </w:rPr>
   </w:style>
@@ -15385,6 +16062,7 @@
     <w:name w:val="VerbatimStringTok"/>
     <w:basedOn w:val="VerbatimChar"/>
     <w:rPr>
+      <w:rFonts w:eastAsia="黑体"/>
       <w:color w:val="4070a0"/>
     </w:rPr>
   </w:style>
@@ -15392,6 +16070,7 @@
     <w:name w:val="SpecialStringTok"/>
     <w:basedOn w:val="VerbatimChar"/>
     <w:rPr>
+      <w:rFonts w:eastAsia="黑体"/>
       <w:color w:val="bb6688"/>
     </w:rPr>
   </w:style>
@@ -15399,6 +16078,7 @@
     <w:name w:val="ImportTok"/>
     <w:basedOn w:val="VerbatimChar"/>
     <w:rPr>
+      <w:rFonts w:eastAsia="黑体"/>
       <w:b/>
       <w:color w:val="008000"/>
     </w:rPr>
@@ -15407,6 +16087,7 @@
     <w:name w:val="CommentTok"/>
     <w:basedOn w:val="VerbatimChar"/>
     <w:rPr>
+      <w:rFonts w:eastAsia="黑体"/>
       <w:i/>
       <w:color w:val="60a0b0"/>
     </w:rPr>
@@ -15415,6 +16096,7 @@
     <w:name w:val="DocumentationTok"/>
     <w:basedOn w:val="VerbatimChar"/>
     <w:rPr>
+      <w:rFonts w:eastAsia="黑体"/>
       <w:i/>
       <w:color w:val="ba2121"/>
     </w:rPr>
@@ -15423,6 +16105,7 @@
     <w:name w:val="AnnotationTok"/>
     <w:basedOn w:val="VerbatimChar"/>
     <w:rPr>
+      <w:rFonts w:eastAsia="黑体"/>
       <w:b/>
       <w:i/>
       <w:color w:val="60a0b0"/>
@@ -15432,6 +16115,7 @@
     <w:name w:val="CommentVarTok"/>
     <w:basedOn w:val="VerbatimChar"/>
     <w:rPr>
+      <w:rFonts w:eastAsia="黑体"/>
       <w:b/>
       <w:i/>
       <w:color w:val="60a0b0"/>
@@ -15441,6 +16125,7 @@
     <w:name w:val="OtherTok"/>
     <w:basedOn w:val="VerbatimChar"/>
     <w:rPr>
+      <w:rFonts w:eastAsia="黑体"/>
       <w:color w:val="007020"/>
     </w:rPr>
   </w:style>
@@ -15448,6 +16133,7 @@
     <w:name w:val="FunctionTok"/>
     <w:basedOn w:val="VerbatimChar"/>
     <w:rPr>
+      <w:rFonts w:eastAsia="黑体"/>
       <w:color w:val="06287e"/>
     </w:rPr>
   </w:style>
@@ -15455,6 +16141,7 @@
     <w:name w:val="VariableTok"/>
     <w:basedOn w:val="VerbatimChar"/>
     <w:rPr>
+      <w:rFonts w:eastAsia="黑体"/>
       <w:color w:val="19177c"/>
     </w:rPr>
   </w:style>
@@ -15462,6 +16149,7 @@
     <w:name w:val="ControlFlowTok"/>
     <w:basedOn w:val="VerbatimChar"/>
     <w:rPr>
+      <w:rFonts w:eastAsia="黑体"/>
       <w:b/>
       <w:color w:val="007020"/>
     </w:rPr>
@@ -15470,6 +16158,7 @@
     <w:name w:val="OperatorTok"/>
     <w:basedOn w:val="VerbatimChar"/>
     <w:rPr>
+      <w:rFonts w:eastAsia="黑体"/>
       <w:color w:val="666666"/>
     </w:rPr>
   </w:style>
@@ -15477,18 +16166,22 @@
     <w:name w:val="BuiltInTok"/>
     <w:basedOn w:val="VerbatimChar"/>
     <w:rPr>
+      <w:rFonts w:eastAsia="黑体"/>
       <w:color w:val="008000"/>
     </w:rPr>
   </w:style>
   <w:style w:type="character" w:customStyle="1" w:styleId="ExtensionTok">
     <w:name w:val="ExtensionTok"/>
     <w:basedOn w:val="VerbatimChar"/>
-    <w:rPr/>
+    <w:rPr>
+      <w:rFonts w:eastAsia="黑体"/>
+    </w:rPr>
   </w:style>
   <w:style w:type="character" w:customStyle="1" w:styleId="PreprocessorTok">
     <w:name w:val="PreprocessorTok"/>
     <w:basedOn w:val="VerbatimChar"/>
     <w:rPr>
+      <w:rFonts w:eastAsia="黑体"/>
       <w:color w:val="bc7a00"/>
     </w:rPr>
   </w:style>
@@ -15496,18 +16189,22 @@
     <w:name w:val="AttributeTok"/>
     <w:basedOn w:val="VerbatimChar"/>
     <w:rPr>
+      <w:rFonts w:eastAsia="黑体"/>
       <w:color w:val="7d9029"/>
     </w:rPr>
   </w:style>
   <w:style w:type="character" w:customStyle="1" w:styleId="RegionMarkerTok">
     <w:name w:val="RegionMarkerTok"/>
     <w:basedOn w:val="VerbatimChar"/>
-    <w:rPr/>
+    <w:rPr>
+      <w:rFonts w:eastAsia="黑体"/>
+    </w:rPr>
   </w:style>
   <w:style w:type="character" w:customStyle="1" w:styleId="InformationTok">
     <w:name w:val="InformationTok"/>
     <w:basedOn w:val="VerbatimChar"/>
     <w:rPr>
+      <w:rFonts w:eastAsia="黑体"/>
       <w:b/>
       <w:i/>
       <w:color w:val="60a0b0"/>
@@ -15517,6 +16214,7 @@
     <w:name w:val="WarningTok"/>
     <w:basedOn w:val="VerbatimChar"/>
     <w:rPr>
+      <w:rFonts w:eastAsia="黑体"/>
       <w:b/>
       <w:i/>
       <w:color w:val="60a0b0"/>
@@ -15526,6 +16224,7 @@
     <w:name w:val="AlertTok"/>
     <w:basedOn w:val="VerbatimChar"/>
     <w:rPr>
+      <w:rFonts w:eastAsia="黑体"/>
       <w:b/>
       <w:color w:val="ff0000"/>
     </w:rPr>
@@ -15534,6 +16233,7 @@
     <w:name w:val="ErrorTok"/>
     <w:basedOn w:val="VerbatimChar"/>
     <w:rPr>
+      <w:rFonts w:eastAsia="黑体"/>
       <w:b/>
       <w:color w:val="ff0000"/>
     </w:rPr>
@@ -15541,7 +16241,9 @@
   <w:style w:type="character" w:customStyle="1" w:styleId="NormalTok">
     <w:name w:val="NormalTok"/>
     <w:basedOn w:val="VerbatimChar"/>
-    <w:rPr/>
+    <w:rPr>
+      <w:rFonts w:eastAsia="黑体"/>
+    </w:rPr>
   </w:style>
 </w:styles>
 </file>
@@ -15590,12 +16292,12 @@
     <a:fontScheme name="Office">
       <a:majorFont>
         <a:latin typeface="Calibri"/>
-        <a:ea typeface=""/>
+        <a:ea typeface="黑体"/>
         <a:cs typeface=""/>
         <a:font script="Jpan" typeface="ＭＳ ゴシック"/>
         <a:font script="Hang" typeface="맑은 고딕"/>
-        <a:font script="Hans" typeface="宋体"/>
-        <a:font script="Hant" typeface="新細明體"/>
+        <a:font script="Hans" typeface="黑体"/>
+        <a:font script="Hant" typeface="黑体"/>
         <a:font script="Arab" typeface="Times New Roman"/>
         <a:font script="Hebr" typeface="Times New Roman"/>
         <a:font script="Thai" typeface="Angsana New"/>
@@ -15625,12 +16327,12 @@
       </a:majorFont>
       <a:minorFont>
         <a:latin typeface="Cambria"/>
-        <a:ea typeface=""/>
+        <a:ea typeface="黑体"/>
         <a:cs typeface=""/>
         <a:font script="Jpan" typeface="ＭＳ 明朝"/>
         <a:font script="Hang" typeface="맑은 고딕"/>
-        <a:font script="Hans" typeface="宋体"/>
-        <a:font script="Hant" typeface="新細明體"/>
+        <a:font script="Hans" typeface="黑体"/>
+        <a:font script="Hant" typeface="黑体"/>
         <a:font script="Arab" typeface="Arial"/>
         <a:font script="Hebr" typeface="Arial"/>
         <a:font script="Thai" typeface="Cordia New"/>

--- a/04-滤波电路/03-带通滤波/无源LC带通滤波电路/无源LC带通滤波电路.docx
+++ b/04-滤波电路/03-带通滤波/无源LC带通滤波电路/无源LC带通滤波电路.docx
@@ -3221,7 +3221,7 @@
           <w:color w:val="555555"/>
           <w:sz w:val="21"/>
         </w:rPr>
-        <w:t>材料收集者：杜文杰，WX手机：19519196569，QQ:3478827729</w:t>
+        <w:t>材料收集者：杜文杰，微信/手机：19519196569，QQ:3478827729</w:t>
       </w:r>
     </w:p>
     <w:sectPr>
